--- a/eng/docx/56.content.docx
+++ b/eng/docx/56.content.docx
@@ -7,6 +7,15 @@
       <w:r/>
     </w:p>
     <w:p>
+      <w:pPr>
+        <w:pStyle w:val="Heading2"/>
+      </w:pPr>
+      <w:r>
+        <w:t>Resource: Study Notes (Tyndale)</w:t>
+      </w:r>
+      <w:r/>
+    </w:p>
+    <w:p>
       <w:r/>
       <w:r>
         <w:rPr>
@@ -46,7 +55,7 @@
         <w:pStyle w:val="Heading1"/>
       </w:pPr>
       <w:r>
-        <w:t>Aquifer Open Study Notes</w:t>
+        <w:t>Study Notes (Tyndale)</w:t>
       </w:r>
     </w:p>
     <w:p>
@@ -55,6 +64,51 @@
           <w:headerReference w:type="even" r:id="rId8"/>
           <w:headerReference w:type="default" r:id="rId9"/>
           <w:footerReference w:type="default" r:id="rId10"/>
+          <w:footnotePr>
+            <w:numRestart w:val="eachSect"/>
+          </w:footnotePr>
+          <w:type w:val="continuous"/>
+          <w:pgSz w:w="12240" w:h="15840" w:code="1"/>
+          <w:pgMar w:top="1440" w:right="1440" w:bottom="1440" w:left="1440" w:header="504" w:footer="504" w:gutter="0"/>
+          <w:cols w:space="708"/>
+          <w:titlePg/>
+          <w:docGrid w:linePitch="360"/>
+        </w:sectPr>
+      </w:pPr>
+    </w:p>
+    <w:p>
+      <w:r/>
+    </w:p>
+    <w:p>
+      <w:pPr>
+        <w:pStyle w:val="Heading2"/>
+      </w:pPr>
+      <w:r>
+        <w:t>TIT</w:t>
+      </w:r>
+      <w:r/>
+    </w:p>
+    <w:p>
+      <w:r/>
+      <w:r>
+        <w:rPr>
+          <w:i/>
+        </w:rPr>
+        <w:t>Titus 1:1, Titus 1:1–4, Titus 1:2, Titus 1:3, Titus 1:4, Titus 1:5, Titus 1:5–9, Titus 1:5–16, Titus 1:6, Titus 1:7, Titus 1:9, Titus 1:10, Titus 1:10–16, Titus 1:11, Titus 1:12, Titus 1:13, Titus 1:14, Titus 1:15, Titus 1:15–16, Titus 1:16, Titus 2:1–15, Titus 2:9–10, Titus 2:11, Titus 2:11–15, Titus 2:12, Titus 2:13, Titus 2:14, Titus 3:1, Titus 3:1–11, Titus 3:3, Titus 3:4, Titus 3:4–7, Titus 3:5, Titus 3:7, Titus 3:8, Titus 3:10–11, Titus 3:12, Titus 3:12–15, Titus 3:13, Titus 3:14, Titus 3:15</w:t>
+      </w:r>
+      <w:r/>
+    </w:p>
+    <w:p>
+      <w:r/>
+      <w:r>
+        <w:t xml:space="preserve"> </w:t>
+      </w:r>
+      <w:r/>
+      <w:r/>
+    </w:p>
+    <w:p>
+      <w:pPr>
+        <w:sectPr>
           <w:footnotePr>
             <w:numRestart w:val="eachSect"/>
           </w:footnotePr>

--- a/eng/docx/56.content.docx
+++ b/eng/docx/56.content.docx
@@ -4,57 +4,114 @@
   <w:body>
     <w:p/>
     <w:p>
-      <w:r/>
+      <w:pPr/>
+      <w:r>
+        <w:rPr>
+          <w:lang w:val="en_US" w:bidi="en_US"/>
+        </w:rPr>
+      </w:r>
     </w:p>
     <w:p>
       <w:pPr>
         <w:pStyle w:val="Heading2"/>
       </w:pPr>
       <w:r>
+        <w:rPr>
+          <w:lang w:val="en_US" w:bidi="en_US"/>
+        </w:rPr>
         <w:t>Resource: Study Notes (Tyndale)</w:t>
       </w:r>
-      <w:r/>
-    </w:p>
-    <w:p>
-      <w:r/>
+      <w:r>
+        <w:rPr>
+          <w:lang w:val="en_US" w:bidi="en_US"/>
+        </w:rPr>
+      </w:r>
+    </w:p>
+    <w:p>
+      <w:pPr/>
+      <w:r>
+        <w:rPr>
+          <w:lang w:val="en_US" w:bidi="en_US"/>
+        </w:rPr>
+      </w:r>
       <w:r>
         <w:rPr>
           <w:b/>
+          <w:lang w:val="en_US" w:bidi="en_US"/>
         </w:rPr>
         <w:t>Aquifer Open Study Notes</w:t>
       </w:r>
     </w:p>
     <w:p>
-      <w:r/>
-      <w:r>
+      <w:pPr/>
+      <w:r>
+        <w:rPr>
+          <w:lang w:val="en_US" w:bidi="en_US"/>
+        </w:rPr>
+      </w:r>
+      <w:r>
+        <w:rPr>
+          <w:lang w:val="en_US" w:bidi="en_US"/>
+        </w:rPr>
         <w:t xml:space="preserve">This work is an adaptation of </w:t>
       </w:r>
       <w:r>
+        <w:rPr>
+          <w:lang w:val="en_US" w:bidi="en_US"/>
+        </w:rPr>
         <w:t>Tyndale Open Study Notes</w:t>
       </w:r>
       <w:r>
+        <w:rPr>
+          <w:lang w:val="en_US" w:bidi="en_US"/>
+        </w:rPr>
         <w:t xml:space="preserve"> © 2023 Tyndale House Publishers, licensed under the CC BY-SA 4.0 license. The adaptation, </w:t>
       </w:r>
       <w:r>
+        <w:rPr>
+          <w:lang w:val="en_US" w:bidi="en_US"/>
+        </w:rPr>
         <w:t>Aquifer Open Study Notes</w:t>
       </w:r>
       <w:r>
+        <w:rPr>
+          <w:lang w:val="en_US" w:bidi="en_US"/>
+        </w:rPr>
         <w:t>, was created by Mission Mutual and is also licensed under CC BY-SA 4.0.</w:t>
       </w:r>
     </w:p>
     <w:p>
-      <w:r/>
-      <w:r>
+      <w:pPr/>
+      <w:r>
+        <w:rPr>
+          <w:lang w:val="en_US" w:bidi="en_US"/>
+        </w:rPr>
+      </w:r>
+      <w:r>
+        <w:rPr>
+          <w:lang w:val="en_US" w:bidi="en_US"/>
+        </w:rPr>
         <w:t>This resource has been adapted into multiple languages, including English, Tok Pisin, Arabic (عربي), French (Français), Hindi (हिंदी), Indonesian (Bahasa Indonesia), Portuguese (Português), Russian (Русский), Spanish (Español), Swahili (Kiswahili), and Simplified Chinese (简体中文).</w:t>
       </w:r>
-      <w:r/>
-      <w:r/>
+      <w:r>
+        <w:rPr>
+          <w:lang w:val="en_US" w:bidi="en_US"/>
+        </w:rPr>
+      </w:r>
+      <w:r>
+        <w:rPr>
+          <w:lang w:val="en_US" w:bidi="en_US"/>
+        </w:rPr>
+      </w:r>
     </w:p>
     <w:p>
       <w:pPr>
         <w:pStyle w:val="Heading1"/>
       </w:pPr>
       <w:r>
+        <w:rPr>
+          <w:lang w:val="en_US" w:bidi="en_US"/>
+        </w:rPr>
         <w:t>Study Notes (Tyndale)</w:t>
       </w:r>
     </w:p>
@@ -77,34 +134,72 @@
       </w:pPr>
     </w:p>
     <w:p>
-      <w:r/>
+      <w:pPr/>
+      <w:r>
+        <w:rPr>
+          <w:lang w:val="en_US" w:bidi="en_US"/>
+        </w:rPr>
+      </w:r>
     </w:p>
     <w:p>
       <w:pPr>
         <w:pStyle w:val="Heading2"/>
       </w:pPr>
       <w:r>
+        <w:rPr>
+          <w:lang w:val="en_US" w:bidi="en_US"/>
+        </w:rPr>
         <w:t>TIT</w:t>
       </w:r>
-      <w:r/>
-    </w:p>
-    <w:p>
-      <w:r/>
+      <w:r>
+        <w:rPr>
+          <w:lang w:val="en_US" w:bidi="en_US"/>
+        </w:rPr>
+      </w:r>
+    </w:p>
+    <w:p>
+      <w:pPr/>
+      <w:r>
+        <w:rPr>
+          <w:lang w:val="en_US" w:bidi="en_US"/>
+        </w:rPr>
+      </w:r>
       <w:r>
         <w:rPr>
           <w:i/>
+          <w:lang w:val="en_US" w:bidi="en_US"/>
         </w:rPr>
         <w:t>Titus 1:1, Titus 1:1–4, Titus 1:2, Titus 1:3, Titus 1:4, Titus 1:5, Titus 1:5–9, Titus 1:5–16, Titus 1:6, Titus 1:7, Titus 1:9, Titus 1:10, Titus 1:10–16, Titus 1:11, Titus 1:12, Titus 1:13, Titus 1:14, Titus 1:15, Titus 1:15–16, Titus 1:16, Titus 2:1–15, Titus 2:9–10, Titus 2:11, Titus 2:11–15, Titus 2:12, Titus 2:13, Titus 2:14, Titus 3:1, Titus 3:1–11, Titus 3:3, Titus 3:4, Titus 3:4–7, Titus 3:5, Titus 3:7, Titus 3:8, Titus 3:10–11, Titus 3:12, Titus 3:12–15, Titus 3:13, Titus 3:14, Titus 3:15</w:t>
       </w:r>
-      <w:r/>
-    </w:p>
-    <w:p>
-      <w:r/>
-      <w:r>
+      <w:r>
+        <w:rPr>
+          <w:lang w:val="en_US" w:bidi="en_US"/>
+        </w:rPr>
+      </w:r>
+    </w:p>
+    <w:p>
+      <w:pPr/>
+      <w:r>
+        <w:rPr>
+          <w:lang w:val="en_US" w:bidi="en_US"/>
+        </w:rPr>
+      </w:r>
+      <w:r>
+        <w:rPr>
+          <w:lang w:val="en_US" w:bidi="en_US"/>
+        </w:rPr>
         <w:t xml:space="preserve"> </w:t>
       </w:r>
-      <w:r/>
-      <w:r/>
+      <w:r>
+        <w:rPr>
+          <w:lang w:val="en_US" w:bidi="en_US"/>
+        </w:rPr>
+      </w:r>
+      <w:r>
+        <w:rPr>
+          <w:lang w:val="en_US" w:bidi="en_US"/>
+        </w:rPr>
+      </w:r>
     </w:p>
     <w:p>
       <w:pPr>
@@ -122,31 +217,55 @@
       </w:pPr>
     </w:p>
     <w:p>
-      <w:r/>
+      <w:pPr/>
+      <w:r>
+        <w:rPr>
+          <w:lang w:val="en_US" w:bidi="en_US"/>
+        </w:rPr>
+      </w:r>
     </w:p>
     <w:p>
       <w:pPr>
         <w:pStyle w:val="Heading2"/>
       </w:pPr>
       <w:r>
+        <w:rPr>
+          <w:lang w:val="en_US" w:bidi="en_US"/>
+        </w:rPr>
         <w:t>Titus 1:1</w:t>
       </w:r>
-      <w:r/>
-    </w:p>
-    <w:p>
-      <w:r/>
+      <w:r>
+        <w:rPr>
+          <w:lang w:val="en_US" w:bidi="en_US"/>
+        </w:rPr>
+      </w:r>
+    </w:p>
+    <w:p>
+      <w:pPr/>
+      <w:r>
+        <w:rPr>
+          <w:lang w:val="en_US" w:bidi="en_US"/>
+        </w:rPr>
+      </w:r>
       <w:r>
         <w:rPr>
           <w:i/>
+          <w:lang w:val="en_US" w:bidi="en_US"/>
         </w:rPr>
         <w:t>knowledge … that leads to godliness</w:t>
       </w:r>
       <w:r>
+        <w:rPr>
+          <w:lang w:val="en_US" w:bidi="en_US"/>
+        </w:rPr>
         <w:t xml:space="preserve">: See </w:t>
       </w:r>
       <w:hyperlink r:id="rId13">
         <w:r>
           <w:rPr>
+            <w:lang w:val="en_US" w:bidi="en_US"/>
+          </w:rPr>
+          <w:rPr>
             <w:color w:val="0000EE"/>
             <w:u w:val="single"/>
           </w:rPr>
@@ -154,11 +273,17 @@
         </w:r>
       </w:hyperlink>
       <w:r>
+        <w:rPr>
+          <w:lang w:val="en_US" w:bidi="en_US"/>
+        </w:rPr>
         <w:t xml:space="preserve">; </w:t>
       </w:r>
       <w:hyperlink r:id="rId14">
         <w:r>
           <w:rPr>
+            <w:lang w:val="en_US" w:bidi="en_US"/>
+          </w:rPr>
+          <w:rPr>
             <w:color w:val="0000EE"/>
             <w:u w:val="single"/>
           </w:rPr>
@@ -166,31 +291,65 @@
         </w:r>
       </w:hyperlink>
       <w:r>
+        <w:rPr>
+          <w:lang w:val="en_US" w:bidi="en_US"/>
+        </w:rPr>
         <w:t>.</w:t>
       </w:r>
-      <w:r/>
-      <w:r/>
-    </w:p>
-    <w:p>
-      <w:r/>
+      <w:r>
+        <w:rPr>
+          <w:lang w:val="en_US" w:bidi="en_US"/>
+        </w:rPr>
+      </w:r>
+      <w:r>
+        <w:rPr>
+          <w:lang w:val="en_US" w:bidi="en_US"/>
+        </w:rPr>
+      </w:r>
+    </w:p>
+    <w:p>
+      <w:pPr/>
+      <w:r>
+        <w:rPr>
+          <w:lang w:val="en_US" w:bidi="en_US"/>
+        </w:rPr>
+      </w:r>
     </w:p>
     <w:p>
       <w:pPr>
         <w:pStyle w:val="Heading2"/>
       </w:pPr>
       <w:r>
+        <w:rPr>
+          <w:lang w:val="en_US" w:bidi="en_US"/>
+        </w:rPr>
         <w:t>Titus 1:1–4</w:t>
       </w:r>
-      <w:r/>
-    </w:p>
-    <w:p>
-      <w:r/>
-      <w:r>
+      <w:r>
+        <w:rPr>
+          <w:lang w:val="en_US" w:bidi="en_US"/>
+        </w:rPr>
+      </w:r>
+    </w:p>
+    <w:p>
+      <w:pPr/>
+      <w:r>
+        <w:rPr>
+          <w:lang w:val="en_US" w:bidi="en_US"/>
+        </w:rPr>
+      </w:r>
+      <w:r>
+        <w:rPr>
+          <w:lang w:val="en_US" w:bidi="en_US"/>
+        </w:rPr>
         <w:t>The beginning of the book of Titus, like that of 1 Timothy (</w:t>
       </w:r>
       <w:hyperlink r:id="rId15">
         <w:r>
           <w:rPr>
+            <w:lang w:val="en_US" w:bidi="en_US"/>
+          </w:rPr>
+          <w:rPr>
             <w:color w:val="0000EE"/>
             <w:u w:val="single"/>
           </w:rPr>
@@ -198,22 +357,45 @@
         </w:r>
       </w:hyperlink>
       <w:r>
+        <w:rPr>
+          <w:lang w:val="en_US" w:bidi="en_US"/>
+        </w:rPr>
         <w:t>), establishes Paul’s authority for his representative.</w:t>
       </w:r>
-      <w:r/>
-      <w:r/>
-    </w:p>
-    <w:p>
-      <w:r/>
+      <w:r>
+        <w:rPr>
+          <w:lang w:val="en_US" w:bidi="en_US"/>
+        </w:rPr>
+      </w:r>
+      <w:r>
+        <w:rPr>
+          <w:lang w:val="en_US" w:bidi="en_US"/>
+        </w:rPr>
+      </w:r>
+    </w:p>
+    <w:p>
+      <w:pPr/>
+      <w:r>
+        <w:rPr>
+          <w:lang w:val="en_US" w:bidi="en_US"/>
+        </w:rPr>
+      </w:r>
     </w:p>
     <w:p>
       <w:pPr>
         <w:pStyle w:val="Heading2"/>
       </w:pPr>
       <w:r>
+        <w:rPr>
+          <w:lang w:val="en_US" w:bidi="en_US"/>
+        </w:rPr>
         <w:t>Titus 1:2</w:t>
       </w:r>
-      <w:r/>
+      <w:r>
+        <w:rPr>
+          <w:lang w:val="en_US" w:bidi="en_US"/>
+        </w:rPr>
+      </w:r>
     </w:p>
     <w:p>
       <w:pPr>
@@ -221,13 +403,23 @@
         <w:spacing w:line="240" w:lineRule="auto"/>
         <w:ind w:left="720"/>
       </w:pPr>
-      <w:r/>
-      <w:r>
+      <w:r>
+        <w:rPr>
+          <w:lang w:val="en_US" w:bidi="en_US"/>
+        </w:rPr>
+      </w:r>
+      <w:r>
+        <w:rPr>
+          <w:lang w:val="en_US" w:bidi="en_US"/>
+        </w:rPr>
         <w:t xml:space="preserve">Believing that they have eternal life enables God’s people to live well now (see </w:t>
       </w:r>
       <w:hyperlink r:id="rId13">
         <w:r>
           <w:rPr>
+            <w:lang w:val="en_US" w:bidi="en_US"/>
+          </w:rPr>
+          <w:rPr>
             <w:color w:val="0000EE"/>
             <w:u w:val="single"/>
           </w:rPr>
@@ -235,11 +427,17 @@
         </w:r>
       </w:hyperlink>
       <w:r>
+        <w:rPr>
+          <w:lang w:val="en_US" w:bidi="en_US"/>
+        </w:rPr>
         <w:t xml:space="preserve">; </w:t>
       </w:r>
       <w:hyperlink r:id="rId16">
         <w:r>
           <w:rPr>
+            <w:lang w:val="en_US" w:bidi="en_US"/>
+          </w:rPr>
+          <w:rPr>
             <w:color w:val="0000EE"/>
             <w:u w:val="single"/>
           </w:rPr>
@@ -247,6 +445,9 @@
         </w:r>
       </w:hyperlink>
       <w:r>
+        <w:rPr>
+          <w:lang w:val="en_US" w:bidi="en_US"/>
+        </w:rPr>
         <w:t xml:space="preserve">). </w:t>
       </w:r>
     </w:p>
@@ -256,25 +457,42 @@
         <w:spacing w:line="240" w:lineRule="auto"/>
         <w:ind w:left="720"/>
       </w:pPr>
-      <w:r/>
+      <w:r>
+        <w:rPr>
+          <w:lang w:val="en_US" w:bidi="en_US"/>
+        </w:rPr>
+      </w:r>
       <w:r>
         <w:rPr>
           <w:i/>
+          <w:lang w:val="en_US" w:bidi="en_US"/>
         </w:rPr>
         <w:t>God, who cannot lie</w:t>
       </w:r>
       <w:r>
+        <w:rPr>
+          <w:lang w:val="en_US" w:bidi="en_US"/>
+        </w:rPr>
         <w:t xml:space="preserve">: The true God contrasts with popular Cretan ideas (see </w:t>
       </w:r>
       <w:r>
+        <w:rPr>
+          <w:lang w:val="en_US" w:bidi="en_US"/>
+        </w:rPr>
         <w:t>study note on 1:12</w:t>
       </w:r>
       <w:r>
+        <w:rPr>
+          <w:lang w:val="en_US" w:bidi="en_US"/>
+        </w:rPr>
         <w:t>). This statement also emphasizes God’s plan of salvation as unchanging (</w:t>
       </w:r>
       <w:hyperlink r:id="rId17">
         <w:r>
           <w:rPr>
+            <w:lang w:val="en_US" w:bidi="en_US"/>
+          </w:rPr>
+          <w:rPr>
             <w:color w:val="0000EE"/>
             <w:u w:val="single"/>
           </w:rPr>
@@ -282,11 +500,17 @@
         </w:r>
       </w:hyperlink>
       <w:r>
+        <w:rPr>
+          <w:lang w:val="en_US" w:bidi="en_US"/>
+        </w:rPr>
         <w:t xml:space="preserve">): God can be trusted to fulfill his promises (see </w:t>
       </w:r>
       <w:hyperlink r:id="rId18">
         <w:r>
           <w:rPr>
+            <w:lang w:val="en_US" w:bidi="en_US"/>
+          </w:rPr>
+          <w:rPr>
             <w:color w:val="0000EE"/>
             <w:u w:val="single"/>
           </w:rPr>
@@ -294,11 +518,17 @@
         </w:r>
       </w:hyperlink>
       <w:r>
+        <w:rPr>
+          <w:lang w:val="en_US" w:bidi="en_US"/>
+        </w:rPr>
         <w:t xml:space="preserve">; </w:t>
       </w:r>
       <w:hyperlink r:id="rId19">
         <w:r>
           <w:rPr>
+            <w:lang w:val="en_US" w:bidi="en_US"/>
+          </w:rPr>
+          <w:rPr>
             <w:color w:val="0000EE"/>
             <w:u w:val="single"/>
           </w:rPr>
@@ -306,11 +536,17 @@
         </w:r>
       </w:hyperlink>
       <w:r>
+        <w:rPr>
+          <w:lang w:val="en_US" w:bidi="en_US"/>
+        </w:rPr>
         <w:t xml:space="preserve">; </w:t>
       </w:r>
       <w:hyperlink r:id="rId20">
         <w:r>
           <w:rPr>
+            <w:lang w:val="en_US" w:bidi="en_US"/>
+          </w:rPr>
+          <w:rPr>
             <w:color w:val="0000EE"/>
             <w:u w:val="single"/>
           </w:rPr>
@@ -318,22 +554,45 @@
         </w:r>
       </w:hyperlink>
       <w:r>
+        <w:rPr>
+          <w:lang w:val="en_US" w:bidi="en_US"/>
+        </w:rPr>
         <w:t>).</w:t>
       </w:r>
-      <w:r/>
-      <w:r/>
-    </w:p>
-    <w:p>
-      <w:r/>
+      <w:r>
+        <w:rPr>
+          <w:lang w:val="en_US" w:bidi="en_US"/>
+        </w:rPr>
+      </w:r>
+      <w:r>
+        <w:rPr>
+          <w:lang w:val="en_US" w:bidi="en_US"/>
+        </w:rPr>
+      </w:r>
+    </w:p>
+    <w:p>
+      <w:pPr/>
+      <w:r>
+        <w:rPr>
+          <w:lang w:val="en_US" w:bidi="en_US"/>
+        </w:rPr>
+      </w:r>
     </w:p>
     <w:p>
       <w:pPr>
         <w:pStyle w:val="Heading2"/>
       </w:pPr>
       <w:r>
+        <w:rPr>
+          <w:lang w:val="en_US" w:bidi="en_US"/>
+        </w:rPr>
         <w:t>Titus 1:3</w:t>
       </w:r>
-      <w:r/>
+      <w:r>
+        <w:rPr>
+          <w:lang w:val="en_US" w:bidi="en_US"/>
+        </w:rPr>
+      </w:r>
     </w:p>
     <w:p>
       <w:pPr>
@@ -341,19 +600,30 @@
         <w:spacing w:line="240" w:lineRule="auto"/>
         <w:ind w:left="720"/>
       </w:pPr>
-      <w:r/>
+      <w:r>
+        <w:rPr>
+          <w:lang w:val="en_US" w:bidi="en_US"/>
+        </w:rPr>
+      </w:r>
       <w:r>
         <w:rPr>
           <w:i/>
+          <w:lang w:val="en_US" w:bidi="en_US"/>
         </w:rPr>
         <w:t>In His own time</w:t>
       </w:r>
       <w:r>
+        <w:rPr>
+          <w:lang w:val="en_US" w:bidi="en_US"/>
+        </w:rPr>
         <w:t xml:space="preserve">: The initiative is entirely with God, who fulfills his plan on his own schedule by his own will (see </w:t>
       </w:r>
       <w:hyperlink r:id="rId21">
         <w:r>
           <w:rPr>
+            <w:lang w:val="en_US" w:bidi="en_US"/>
+          </w:rPr>
+          <w:rPr>
             <w:color w:val="0000EE"/>
             <w:u w:val="single"/>
           </w:rPr>
@@ -361,11 +631,17 @@
         </w:r>
       </w:hyperlink>
       <w:r>
+        <w:rPr>
+          <w:lang w:val="en_US" w:bidi="en_US"/>
+        </w:rPr>
         <w:t xml:space="preserve">; </w:t>
       </w:r>
       <w:hyperlink r:id="rId22">
         <w:r>
           <w:rPr>
+            <w:lang w:val="en_US" w:bidi="en_US"/>
+          </w:rPr>
+          <w:rPr>
             <w:color w:val="0000EE"/>
             <w:u w:val="single"/>
           </w:rPr>
@@ -373,11 +649,17 @@
         </w:r>
       </w:hyperlink>
       <w:r>
+        <w:rPr>
+          <w:lang w:val="en_US" w:bidi="en_US"/>
+        </w:rPr>
         <w:t xml:space="preserve">; </w:t>
       </w:r>
       <w:hyperlink r:id="rId23">
         <w:r>
           <w:rPr>
+            <w:lang w:val="en_US" w:bidi="en_US"/>
+          </w:rPr>
+          <w:rPr>
             <w:color w:val="0000EE"/>
             <w:u w:val="single"/>
           </w:rPr>
@@ -385,6 +667,9 @@
         </w:r>
       </w:hyperlink>
       <w:r>
+        <w:rPr>
+          <w:lang w:val="en_US" w:bidi="en_US"/>
+        </w:rPr>
         <w:t xml:space="preserve">). </w:t>
       </w:r>
     </w:p>
@@ -394,19 +679,30 @@
         <w:spacing w:line="240" w:lineRule="auto"/>
         <w:ind w:left="720"/>
       </w:pPr>
-      <w:r/>
+      <w:r>
+        <w:rPr>
+          <w:lang w:val="en_US" w:bidi="en_US"/>
+        </w:rPr>
+      </w:r>
       <w:r>
         <w:rPr>
           <w:i/>
+          <w:lang w:val="en_US" w:bidi="en_US"/>
         </w:rPr>
         <w:t>God our Savior</w:t>
       </w:r>
       <w:r>
+        <w:rPr>
+          <w:lang w:val="en_US" w:bidi="en_US"/>
+        </w:rPr>
         <w:t xml:space="preserve">: In </w:t>
       </w:r>
       <w:hyperlink r:id="rId24">
         <w:r>
           <w:rPr>
+            <w:lang w:val="en_US" w:bidi="en_US"/>
+          </w:rPr>
+          <w:rPr>
             <w:color w:val="0000EE"/>
             <w:u w:val="single"/>
           </w:rPr>
@@ -414,11 +710,17 @@
         </w:r>
       </w:hyperlink>
       <w:r>
+        <w:rPr>
+          <w:lang w:val="en_US" w:bidi="en_US"/>
+        </w:rPr>
         <w:t xml:space="preserve">, Jesus is also called “our Savior,” identifying Jesus with God (see </w:t>
       </w:r>
       <w:hyperlink r:id="rId25">
         <w:r>
           <w:rPr>
+            <w:lang w:val="en_US" w:bidi="en_US"/>
+          </w:rPr>
+          <w:rPr>
             <w:color w:val="0000EE"/>
             <w:u w:val="single"/>
           </w:rPr>
@@ -426,11 +728,17 @@
         </w:r>
       </w:hyperlink>
       <w:r>
+        <w:rPr>
+          <w:lang w:val="en_US" w:bidi="en_US"/>
+        </w:rPr>
         <w:t xml:space="preserve">, </w:t>
       </w:r>
       <w:hyperlink r:id="rId26">
         <w:r>
           <w:rPr>
+            <w:lang w:val="en_US" w:bidi="en_US"/>
+          </w:rPr>
+          <w:rPr>
             <w:color w:val="0000EE"/>
             <w:u w:val="single"/>
           </w:rPr>
@@ -438,11 +746,17 @@
         </w:r>
       </w:hyperlink>
       <w:r>
+        <w:rPr>
+          <w:lang w:val="en_US" w:bidi="en_US"/>
+        </w:rPr>
         <w:t xml:space="preserve">; </w:t>
       </w:r>
       <w:hyperlink r:id="rId27">
         <w:r>
           <w:rPr>
+            <w:lang w:val="en_US" w:bidi="en_US"/>
+          </w:rPr>
+          <w:rPr>
             <w:color w:val="0000EE"/>
             <w:u w:val="single"/>
           </w:rPr>
@@ -450,11 +764,17 @@
         </w:r>
       </w:hyperlink>
       <w:r>
+        <w:rPr>
+          <w:lang w:val="en_US" w:bidi="en_US"/>
+        </w:rPr>
         <w:t xml:space="preserve">, </w:t>
       </w:r>
       <w:hyperlink r:id="rId28">
         <w:r>
           <w:rPr>
+            <w:lang w:val="en_US" w:bidi="en_US"/>
+          </w:rPr>
+          <w:rPr>
             <w:color w:val="0000EE"/>
             <w:u w:val="single"/>
           </w:rPr>
@@ -462,22 +782,45 @@
         </w:r>
       </w:hyperlink>
       <w:r>
+        <w:rPr>
+          <w:lang w:val="en_US" w:bidi="en_US"/>
+        </w:rPr>
         <w:t>).</w:t>
       </w:r>
-      <w:r/>
-      <w:r/>
-    </w:p>
-    <w:p>
-      <w:r/>
+      <w:r>
+        <w:rPr>
+          <w:lang w:val="en_US" w:bidi="en_US"/>
+        </w:rPr>
+      </w:r>
+      <w:r>
+        <w:rPr>
+          <w:lang w:val="en_US" w:bidi="en_US"/>
+        </w:rPr>
+      </w:r>
+    </w:p>
+    <w:p>
+      <w:pPr/>
+      <w:r>
+        <w:rPr>
+          <w:lang w:val="en_US" w:bidi="en_US"/>
+        </w:rPr>
+      </w:r>
     </w:p>
     <w:p>
       <w:pPr>
         <w:pStyle w:val="Heading2"/>
       </w:pPr>
       <w:r>
+        <w:rPr>
+          <w:lang w:val="en_US" w:bidi="en_US"/>
+        </w:rPr>
         <w:t>Titus 1:4</w:t>
       </w:r>
-      <w:r/>
+      <w:r>
+        <w:rPr>
+          <w:lang w:val="en_US" w:bidi="en_US"/>
+        </w:rPr>
+      </w:r>
     </w:p>
     <w:p>
       <w:pPr>
@@ -485,8 +828,15 @@
         <w:spacing w:line="240" w:lineRule="auto"/>
         <w:ind w:left="720"/>
       </w:pPr>
-      <w:r/>
-      <w:r>
+      <w:r>
+        <w:rPr>
+          <w:lang w:val="en_US" w:bidi="en_US"/>
+        </w:rPr>
+      </w:r>
+      <w:r>
+        <w:rPr>
+          <w:lang w:val="en_US" w:bidi="en_US"/>
+        </w:rPr>
         <w:t xml:space="preserve">Titus was Paul’s delegate in dealing with the church in Crete. A delegate is someone who is sent to represent another person. </w:t>
       </w:r>
     </w:p>
@@ -496,19 +846,30 @@
         <w:spacing w:line="240" w:lineRule="auto"/>
         <w:ind w:left="720"/>
       </w:pPr>
-      <w:r/>
+      <w:r>
+        <w:rPr>
+          <w:lang w:val="en_US" w:bidi="en_US"/>
+        </w:rPr>
+      </w:r>
       <w:r>
         <w:rPr>
           <w:i/>
+          <w:lang w:val="en_US" w:bidi="en_US"/>
         </w:rPr>
         <w:t>my true child</w:t>
       </w:r>
       <w:r>
+        <w:rPr>
+          <w:lang w:val="en_US" w:bidi="en_US"/>
+        </w:rPr>
         <w:t xml:space="preserve">: The wording authorizes the delegate (as in </w:t>
       </w:r>
       <w:hyperlink r:id="rId29">
         <w:r>
           <w:rPr>
+            <w:lang w:val="en_US" w:bidi="en_US"/>
+          </w:rPr>
+          <w:rPr>
             <w:color w:val="0000EE"/>
             <w:u w:val="single"/>
           </w:rPr>
@@ -516,22 +877,45 @@
         </w:r>
       </w:hyperlink>
       <w:r>
+        <w:rPr>
+          <w:lang w:val="en_US" w:bidi="en_US"/>
+        </w:rPr>
         <w:t>).</w:t>
       </w:r>
-      <w:r/>
-      <w:r/>
-    </w:p>
-    <w:p>
-      <w:r/>
+      <w:r>
+        <w:rPr>
+          <w:lang w:val="en_US" w:bidi="en_US"/>
+        </w:rPr>
+      </w:r>
+      <w:r>
+        <w:rPr>
+          <w:lang w:val="en_US" w:bidi="en_US"/>
+        </w:rPr>
+      </w:r>
+    </w:p>
+    <w:p>
+      <w:pPr/>
+      <w:r>
+        <w:rPr>
+          <w:lang w:val="en_US" w:bidi="en_US"/>
+        </w:rPr>
+      </w:r>
     </w:p>
     <w:p>
       <w:pPr>
         <w:pStyle w:val="Heading2"/>
       </w:pPr>
       <w:r>
+        <w:rPr>
+          <w:lang w:val="en_US" w:bidi="en_US"/>
+        </w:rPr>
         <w:t>Titus 1:5</w:t>
       </w:r>
-      <w:r/>
+      <w:r>
+        <w:rPr>
+          <w:lang w:val="en_US" w:bidi="en_US"/>
+        </w:rPr>
+      </w:r>
     </w:p>
     <w:p>
       <w:pPr>
@@ -539,13 +923,23 @@
         <w:spacing w:line="240" w:lineRule="auto"/>
         <w:ind w:left="720"/>
       </w:pPr>
-      <w:r/>
-      <w:r>
+      <w:r>
+        <w:rPr>
+          <w:lang w:val="en_US" w:bidi="en_US"/>
+        </w:rPr>
+      </w:r>
+      <w:r>
+        <w:rPr>
+          <w:lang w:val="en_US" w:bidi="en_US"/>
+        </w:rPr>
         <w:t>Crete was located in the Mediterranean, south of the Aegean Sea. It was an important location for travel and trade by sea, so it had a mix of influences, including a Jewish population. Some from Crete had been at Pentecost (</w:t>
       </w:r>
       <w:hyperlink r:id="rId30">
         <w:r>
           <w:rPr>
+            <w:lang w:val="en_US" w:bidi="en_US"/>
+          </w:rPr>
+          <w:rPr>
             <w:color w:val="0000EE"/>
             <w:u w:val="single"/>
           </w:rPr>
@@ -553,6 +947,9 @@
         </w:r>
       </w:hyperlink>
       <w:r>
+        <w:rPr>
+          <w:lang w:val="en_US" w:bidi="en_US"/>
+        </w:rPr>
         <w:t xml:space="preserve">), but this letter seems to deal with a church in the early stages of development. </w:t>
       </w:r>
     </w:p>
@@ -562,30 +959,58 @@
         <w:spacing w:line="240" w:lineRule="auto"/>
         <w:ind w:left="720"/>
       </w:pPr>
-      <w:r/>
+      <w:r>
+        <w:rPr>
+          <w:lang w:val="en_US" w:bidi="en_US"/>
+        </w:rPr>
+      </w:r>
       <w:r>
         <w:rPr>
           <w:i/>
+          <w:lang w:val="en_US" w:bidi="en_US"/>
         </w:rPr>
         <w:t>elders in every town</w:t>
       </w:r>
       <w:r>
+        <w:rPr>
+          <w:lang w:val="en_US" w:bidi="en_US"/>
+        </w:rPr>
         <w:t>: There may have been more than one house church in a given town and possibly more than one elder in a given house church. Clearly, there were churches in at least two towns and the leadership was specific to each town.</w:t>
       </w:r>
-      <w:r/>
-      <w:r/>
-    </w:p>
-    <w:p>
-      <w:r/>
+      <w:r>
+        <w:rPr>
+          <w:lang w:val="en_US" w:bidi="en_US"/>
+        </w:rPr>
+      </w:r>
+      <w:r>
+        <w:rPr>
+          <w:lang w:val="en_US" w:bidi="en_US"/>
+        </w:rPr>
+      </w:r>
+    </w:p>
+    <w:p>
+      <w:pPr/>
+      <w:r>
+        <w:rPr>
+          <w:lang w:val="en_US" w:bidi="en_US"/>
+        </w:rPr>
+      </w:r>
     </w:p>
     <w:p>
       <w:pPr>
         <w:pStyle w:val="Heading2"/>
       </w:pPr>
       <w:r>
+        <w:rPr>
+          <w:lang w:val="en_US" w:bidi="en_US"/>
+        </w:rPr>
         <w:t>Titus 1:5–9</w:t>
       </w:r>
-      <w:r/>
+      <w:r>
+        <w:rPr>
+          <w:lang w:val="en_US" w:bidi="en_US"/>
+        </w:rPr>
+      </w:r>
     </w:p>
     <w:p>
       <w:pPr>
@@ -593,13 +1018,23 @@
         <w:spacing w:line="240" w:lineRule="auto"/>
         <w:ind w:left="720"/>
       </w:pPr>
-      <w:r/>
-      <w:r>
+      <w:r>
+        <w:rPr>
+          <w:lang w:val="en_US" w:bidi="en_US"/>
+        </w:rPr>
+      </w:r>
+      <w:r>
+        <w:rPr>
+          <w:lang w:val="en_US" w:bidi="en_US"/>
+        </w:rPr>
         <w:t xml:space="preserve">Titus was instructed to appoint leaders in order to complete what was unfinished—that is, to establish the church (compare </w:t>
       </w:r>
       <w:hyperlink r:id="rId31">
         <w:r>
           <w:rPr>
+            <w:lang w:val="en_US" w:bidi="en_US"/>
+          </w:rPr>
+          <w:rPr>
             <w:color w:val="0000EE"/>
             <w:u w:val="single"/>
           </w:rPr>
@@ -607,6 +1042,9 @@
         </w:r>
       </w:hyperlink>
       <w:r>
+        <w:rPr>
+          <w:lang w:val="en_US" w:bidi="en_US"/>
+        </w:rPr>
         <w:t xml:space="preserve">). Deacons are not mentioned, possibly because these were new, small churches. </w:t>
       </w:r>
     </w:p>
@@ -616,13 +1054,23 @@
         <w:spacing w:line="240" w:lineRule="auto"/>
         <w:ind w:left="720"/>
       </w:pPr>
-      <w:r/>
-      <w:r>
+      <w:r>
+        <w:rPr>
+          <w:lang w:val="en_US" w:bidi="en_US"/>
+        </w:rPr>
+      </w:r>
+      <w:r>
+        <w:rPr>
+          <w:lang w:val="en_US" w:bidi="en_US"/>
+        </w:rPr>
         <w:t xml:space="preserve">These leadership qualities might be an accommodation to the newness of these converts and the roughness of their culture. It is assumed that the elders will be male (see </w:t>
       </w:r>
       <w:hyperlink r:id="rId32">
         <w:r>
           <w:rPr>
+            <w:lang w:val="en_US" w:bidi="en_US"/>
+          </w:rPr>
+          <w:rPr>
             <w:color w:val="0000EE"/>
             <w:u w:val="single"/>
           </w:rPr>
@@ -630,31 +1078,65 @@
         </w:r>
       </w:hyperlink>
       <w:r>
+        <w:rPr>
+          <w:lang w:val="en_US" w:bidi="en_US"/>
+        </w:rPr>
         <w:t>).</w:t>
       </w:r>
-      <w:r/>
-      <w:r/>
-    </w:p>
-    <w:p>
-      <w:r/>
+      <w:r>
+        <w:rPr>
+          <w:lang w:val="en_US" w:bidi="en_US"/>
+        </w:rPr>
+      </w:r>
+      <w:r>
+        <w:rPr>
+          <w:lang w:val="en_US" w:bidi="en_US"/>
+        </w:rPr>
+      </w:r>
+    </w:p>
+    <w:p>
+      <w:pPr/>
+      <w:r>
+        <w:rPr>
+          <w:lang w:val="en_US" w:bidi="en_US"/>
+        </w:rPr>
+      </w:r>
     </w:p>
     <w:p>
       <w:pPr>
         <w:pStyle w:val="Heading2"/>
       </w:pPr>
       <w:r>
+        <w:rPr>
+          <w:lang w:val="en_US" w:bidi="en_US"/>
+        </w:rPr>
         <w:t>Titus 1:5–16</w:t>
       </w:r>
-      <w:r/>
-    </w:p>
-    <w:p>
-      <w:r/>
-      <w:r>
+      <w:r>
+        <w:rPr>
+          <w:lang w:val="en_US" w:bidi="en_US"/>
+        </w:rPr>
+      </w:r>
+    </w:p>
+    <w:p>
+      <w:pPr/>
+      <w:r>
+        <w:rPr>
+          <w:lang w:val="en_US" w:bidi="en_US"/>
+        </w:rPr>
+      </w:r>
+      <w:r>
+        <w:rPr>
+          <w:lang w:val="en_US" w:bidi="en_US"/>
+        </w:rPr>
         <w:t>Strong, faithful leadership was needed in the churches of Crete to address the danger of false teachers (</w:t>
       </w:r>
       <w:hyperlink r:id="rId33">
         <w:r>
           <w:rPr>
+            <w:lang w:val="en_US" w:bidi="en_US"/>
+          </w:rPr>
+          <w:rPr>
             <w:color w:val="0000EE"/>
             <w:u w:val="single"/>
           </w:rPr>
@@ -662,11 +1144,17 @@
         </w:r>
       </w:hyperlink>
       <w:r>
+        <w:rPr>
+          <w:lang w:val="en_US" w:bidi="en_US"/>
+        </w:rPr>
         <w:t xml:space="preserve">). This part of Titus’s task coincides with the larger concern of the letter: to shape a community that bears witness to Christ by embodying God’s grace in its conduct. Compare </w:t>
       </w:r>
       <w:hyperlink r:id="rId34">
         <w:r>
           <w:rPr>
+            <w:lang w:val="en_US" w:bidi="en_US"/>
+          </w:rPr>
+          <w:rPr>
             <w:color w:val="0000EE"/>
             <w:u w:val="single"/>
           </w:rPr>
@@ -674,22 +1162,45 @@
         </w:r>
       </w:hyperlink>
       <w:r>
+        <w:rPr>
+          <w:lang w:val="en_US" w:bidi="en_US"/>
+        </w:rPr>
         <w:t>.</w:t>
       </w:r>
-      <w:r/>
-      <w:r/>
-    </w:p>
-    <w:p>
-      <w:r/>
+      <w:r>
+        <w:rPr>
+          <w:lang w:val="en_US" w:bidi="en_US"/>
+        </w:rPr>
+      </w:r>
+      <w:r>
+        <w:rPr>
+          <w:lang w:val="en_US" w:bidi="en_US"/>
+        </w:rPr>
+      </w:r>
+    </w:p>
+    <w:p>
+      <w:pPr/>
+      <w:r>
+        <w:rPr>
+          <w:lang w:val="en_US" w:bidi="en_US"/>
+        </w:rPr>
+      </w:r>
     </w:p>
     <w:p>
       <w:pPr>
         <w:pStyle w:val="Heading2"/>
       </w:pPr>
       <w:r>
+        <w:rPr>
+          <w:lang w:val="en_US" w:bidi="en_US"/>
+        </w:rPr>
         <w:t>Titus 1:6</w:t>
       </w:r>
-      <w:r/>
+      <w:r>
+        <w:rPr>
+          <w:lang w:val="en_US" w:bidi="en_US"/>
+        </w:rPr>
+      </w:r>
     </w:p>
     <w:p>
       <w:pPr>
@@ -697,20 +1208,34 @@
         <w:spacing w:line="240" w:lineRule="auto"/>
         <w:ind w:left="720"/>
       </w:pPr>
-      <w:r/>
+      <w:r>
+        <w:rPr>
+          <w:lang w:val="en_US" w:bidi="en_US"/>
+        </w:rPr>
+      </w:r>
       <w:r>
         <w:rPr>
           <w:i/>
+          <w:lang w:val="en_US" w:bidi="en_US"/>
         </w:rPr>
         <w:t>the husband of one wife</w:t>
       </w:r>
       <w:r>
+        <w:rPr>
+          <w:lang w:val="en_US" w:bidi="en_US"/>
+        </w:rPr>
         <w:t xml:space="preserve"> (or faithful to his wife): See </w:t>
       </w:r>
       <w:r>
+        <w:rPr>
+          <w:lang w:val="en_US" w:bidi="en_US"/>
+        </w:rPr>
         <w:t>study note on 1 Timothy 3:2</w:t>
       </w:r>
       <w:r>
+        <w:rPr>
+          <w:lang w:val="en_US" w:bidi="en_US"/>
+        </w:rPr>
         <w:t xml:space="preserve">. </w:t>
       </w:r>
     </w:p>
@@ -720,19 +1245,30 @@
         <w:spacing w:line="240" w:lineRule="auto"/>
         <w:ind w:left="720"/>
       </w:pPr>
-      <w:r/>
+      <w:r>
+        <w:rPr>
+          <w:lang w:val="en_US" w:bidi="en_US"/>
+        </w:rPr>
+      </w:r>
       <w:r>
         <w:rPr>
           <w:i/>
+          <w:lang w:val="en_US" w:bidi="en_US"/>
         </w:rPr>
         <w:t>indiscretion or insubordination</w:t>
       </w:r>
       <w:r>
+        <w:rPr>
+          <w:lang w:val="en_US" w:bidi="en_US"/>
+        </w:rPr>
         <w:t xml:space="preserve"> (that is, reckless behavior or rebellion): This probably reflects Cretan culture with its low moral standards (</w:t>
       </w:r>
       <w:hyperlink r:id="rId35">
         <w:r>
           <w:rPr>
+            <w:lang w:val="en_US" w:bidi="en_US"/>
+          </w:rPr>
+          <w:rPr>
             <w:color w:val="0000EE"/>
             <w:u w:val="single"/>
           </w:rPr>
@@ -740,22 +1276,45 @@
         </w:r>
       </w:hyperlink>
       <w:r>
+        <w:rPr>
+          <w:lang w:val="en_US" w:bidi="en_US"/>
+        </w:rPr>
         <w:t>).</w:t>
       </w:r>
-      <w:r/>
-      <w:r/>
-    </w:p>
-    <w:p>
-      <w:r/>
+      <w:r>
+        <w:rPr>
+          <w:lang w:val="en_US" w:bidi="en_US"/>
+        </w:rPr>
+      </w:r>
+      <w:r>
+        <w:rPr>
+          <w:lang w:val="en_US" w:bidi="en_US"/>
+        </w:rPr>
+      </w:r>
+    </w:p>
+    <w:p>
+      <w:pPr/>
+      <w:r>
+        <w:rPr>
+          <w:lang w:val="en_US" w:bidi="en_US"/>
+        </w:rPr>
+      </w:r>
     </w:p>
     <w:p>
       <w:pPr>
         <w:pStyle w:val="Heading2"/>
       </w:pPr>
       <w:r>
+        <w:rPr>
+          <w:lang w:val="en_US" w:bidi="en_US"/>
+        </w:rPr>
         <w:t>Titus 1:7</w:t>
       </w:r>
-      <w:r/>
+      <w:r>
+        <w:rPr>
+          <w:lang w:val="en_US" w:bidi="en_US"/>
+        </w:rPr>
+      </w:r>
     </w:p>
     <w:p>
       <w:pPr>
@@ -763,31 +1322,49 @@
         <w:spacing w:line="240" w:lineRule="auto"/>
         <w:ind w:left="720"/>
       </w:pPr>
-      <w:r/>
-      <w:r>
+      <w:r>
+        <w:rPr>
+          <w:lang w:val="en_US" w:bidi="en_US"/>
+        </w:rPr>
+      </w:r>
+      <w:r>
+        <w:rPr>
+          <w:lang w:val="en_US" w:bidi="en_US"/>
+        </w:rPr>
         <w:t xml:space="preserve">A church leader (or </w:t>
       </w:r>
       <w:r>
         <w:rPr>
           <w:i/>
+          <w:lang w:val="en_US" w:bidi="en_US"/>
         </w:rPr>
         <w:t>An overseer,</w:t>
       </w:r>
       <w:r>
+        <w:rPr>
+          <w:lang w:val="en_US" w:bidi="en_US"/>
+        </w:rPr>
         <w:t xml:space="preserve"> or </w:t>
       </w:r>
       <w:r>
         <w:rPr>
           <w:i/>
+          <w:lang w:val="en_US" w:bidi="en_US"/>
         </w:rPr>
         <w:t>A bishop</w:t>
       </w:r>
       <w:r>
+        <w:rPr>
+          <w:lang w:val="en_US" w:bidi="en_US"/>
+        </w:rPr>
         <w:t xml:space="preserve">) is a manager of God’s household: See </w:t>
       </w:r>
       <w:hyperlink r:id="rId36">
         <w:r>
           <w:rPr>
+            <w:lang w:val="en_US" w:bidi="en_US"/>
+          </w:rPr>
+          <w:rPr>
             <w:color w:val="0000EE"/>
             <w:u w:val="single"/>
           </w:rPr>
@@ -795,11 +1372,17 @@
         </w:r>
       </w:hyperlink>
       <w:r>
+        <w:rPr>
+          <w:lang w:val="en_US" w:bidi="en_US"/>
+        </w:rPr>
         <w:t xml:space="preserve">; </w:t>
       </w:r>
       <w:hyperlink r:id="rId37">
         <w:r>
           <w:rPr>
+            <w:lang w:val="en_US" w:bidi="en_US"/>
+          </w:rPr>
+          <w:rPr>
             <w:color w:val="0000EE"/>
             <w:u w:val="single"/>
           </w:rPr>
@@ -807,11 +1390,17 @@
         </w:r>
       </w:hyperlink>
       <w:r>
+        <w:rPr>
+          <w:lang w:val="en_US" w:bidi="en_US"/>
+        </w:rPr>
         <w:t xml:space="preserve">; </w:t>
       </w:r>
       <w:hyperlink r:id="rId38">
         <w:r>
           <w:rPr>
+            <w:lang w:val="en_US" w:bidi="en_US"/>
+          </w:rPr>
+          <w:rPr>
             <w:color w:val="0000EE"/>
             <w:u w:val="single"/>
           </w:rPr>
@@ -819,11 +1408,17 @@
         </w:r>
       </w:hyperlink>
       <w:r>
+        <w:rPr>
+          <w:lang w:val="en_US" w:bidi="en_US"/>
+        </w:rPr>
         <w:t xml:space="preserve">; </w:t>
       </w:r>
       <w:hyperlink r:id="rId32">
         <w:r>
           <w:rPr>
+            <w:lang w:val="en_US" w:bidi="en_US"/>
+          </w:rPr>
+          <w:rPr>
             <w:color w:val="0000EE"/>
             <w:u w:val="single"/>
           </w:rPr>
@@ -831,11 +1426,17 @@
         </w:r>
       </w:hyperlink>
       <w:r>
+        <w:rPr>
+          <w:lang w:val="en_US" w:bidi="en_US"/>
+        </w:rPr>
         <w:t xml:space="preserve">, </w:t>
       </w:r>
       <w:hyperlink r:id="rId39">
         <w:r>
           <w:rPr>
+            <w:lang w:val="en_US" w:bidi="en_US"/>
+          </w:rPr>
+          <w:rPr>
             <w:color w:val="0000EE"/>
             <w:u w:val="single"/>
           </w:rPr>
@@ -843,11 +1444,17 @@
         </w:r>
       </w:hyperlink>
       <w:r>
+        <w:rPr>
+          <w:lang w:val="en_US" w:bidi="en_US"/>
+        </w:rPr>
         <w:t xml:space="preserve">, </w:t>
       </w:r>
       <w:hyperlink r:id="rId40">
         <w:r>
           <w:rPr>
+            <w:lang w:val="en_US" w:bidi="en_US"/>
+          </w:rPr>
+          <w:rPr>
             <w:color w:val="0000EE"/>
             <w:u w:val="single"/>
           </w:rPr>
@@ -855,11 +1462,17 @@
         </w:r>
       </w:hyperlink>
       <w:r>
+        <w:rPr>
+          <w:lang w:val="en_US" w:bidi="en_US"/>
+        </w:rPr>
         <w:t xml:space="preserve">; </w:t>
       </w:r>
       <w:hyperlink r:id="rId41">
         <w:r>
           <w:rPr>
+            <w:lang w:val="en_US" w:bidi="en_US"/>
+          </w:rPr>
+          <w:rPr>
             <w:color w:val="0000EE"/>
             <w:u w:val="single"/>
           </w:rPr>
@@ -867,6 +1480,9 @@
         </w:r>
       </w:hyperlink>
       <w:r>
+        <w:rPr>
+          <w:lang w:val="en_US" w:bidi="en_US"/>
+        </w:rPr>
         <w:t xml:space="preserve">. </w:t>
       </w:r>
     </w:p>
@@ -876,13 +1492,23 @@
         <w:spacing w:line="240" w:lineRule="auto"/>
         <w:ind w:left="720"/>
       </w:pPr>
-      <w:r/>
-      <w:r>
+      <w:r>
+        <w:rPr>
+          <w:lang w:val="en_US" w:bidi="en_US"/>
+        </w:rPr>
+      </w:r>
+      <w:r>
+        <w:rPr>
+          <w:lang w:val="en_US" w:bidi="en_US"/>
+        </w:rPr>
         <w:t xml:space="preserve">These qualities indicate that an elder should not behave like the people in Crete known for their immorality (see </w:t>
       </w:r>
       <w:hyperlink r:id="rId35">
         <w:r>
           <w:rPr>
+            <w:lang w:val="en_US" w:bidi="en_US"/>
+          </w:rPr>
+          <w:rPr>
             <w:color w:val="0000EE"/>
             <w:u w:val="single"/>
           </w:rPr>
@@ -890,22 +1516,45 @@
         </w:r>
       </w:hyperlink>
       <w:r>
+        <w:rPr>
+          <w:lang w:val="en_US" w:bidi="en_US"/>
+        </w:rPr>
         <w:t>).</w:t>
       </w:r>
-      <w:r/>
-      <w:r/>
-    </w:p>
-    <w:p>
-      <w:r/>
+      <w:r>
+        <w:rPr>
+          <w:lang w:val="en_US" w:bidi="en_US"/>
+        </w:rPr>
+      </w:r>
+      <w:r>
+        <w:rPr>
+          <w:lang w:val="en_US" w:bidi="en_US"/>
+        </w:rPr>
+      </w:r>
+    </w:p>
+    <w:p>
+      <w:pPr/>
+      <w:r>
+        <w:rPr>
+          <w:lang w:val="en_US" w:bidi="en_US"/>
+        </w:rPr>
+      </w:r>
     </w:p>
     <w:p>
       <w:pPr>
         <w:pStyle w:val="Heading2"/>
       </w:pPr>
       <w:r>
+        <w:rPr>
+          <w:lang w:val="en_US" w:bidi="en_US"/>
+        </w:rPr>
         <w:t>Titus 1:9</w:t>
       </w:r>
-      <w:r/>
+      <w:r>
+        <w:rPr>
+          <w:lang w:val="en_US" w:bidi="en_US"/>
+        </w:rPr>
+      </w:r>
     </w:p>
     <w:p>
       <w:pPr>
@@ -913,13 +1562,23 @@
         <w:spacing w:line="240" w:lineRule="auto"/>
         <w:ind w:left="720"/>
       </w:pPr>
-      <w:r/>
-      <w:r>
+      <w:r>
+        <w:rPr>
+          <w:lang w:val="en_US" w:bidi="en_US"/>
+        </w:rPr>
+      </w:r>
+      <w:r>
+        <w:rPr>
+          <w:lang w:val="en_US" w:bidi="en_US"/>
+        </w:rPr>
         <w:t xml:space="preserve">The elders had a leading role in teaching the community. This may have been necessary in dealing with the immediate threat to these particular communities (as also in Ephesus; see </w:t>
       </w:r>
       <w:hyperlink r:id="rId42">
         <w:r>
           <w:rPr>
+            <w:lang w:val="en_US" w:bidi="en_US"/>
+          </w:rPr>
+          <w:rPr>
             <w:color w:val="0000EE"/>
             <w:u w:val="single"/>
           </w:rPr>
@@ -927,6 +1586,9 @@
         </w:r>
       </w:hyperlink>
       <w:r>
+        <w:rPr>
+          <w:lang w:val="en_US" w:bidi="en_US"/>
+        </w:rPr>
         <w:t xml:space="preserve">). </w:t>
       </w:r>
     </w:p>
@@ -936,13 +1598,23 @@
         <w:spacing w:line="240" w:lineRule="auto"/>
         <w:ind w:left="720"/>
       </w:pPr>
-      <w:r/>
-      <w:r>
+      <w:r>
+        <w:rPr>
+          <w:lang w:val="en_US" w:bidi="en_US"/>
+        </w:rPr>
+      </w:r>
+      <w:r>
+        <w:rPr>
+          <w:lang w:val="en_US" w:bidi="en_US"/>
+        </w:rPr>
         <w:t xml:space="preserve">Only with a strong belief in the good news would an elder be able to provide sound teaching. Paul’s specific concerns are addressed in </w:t>
       </w:r>
       <w:hyperlink r:id="rId43">
         <w:r>
           <w:rPr>
+            <w:lang w:val="en_US" w:bidi="en_US"/>
+          </w:rPr>
+          <w:rPr>
             <w:color w:val="0000EE"/>
             <w:u w:val="single"/>
           </w:rPr>
@@ -950,11 +1622,17 @@
         </w:r>
       </w:hyperlink>
       <w:r>
+        <w:rPr>
+          <w:lang w:val="en_US" w:bidi="en_US"/>
+        </w:rPr>
         <w:t xml:space="preserve">, considering the problems mentioned in </w:t>
       </w:r>
       <w:hyperlink r:id="rId33">
         <w:r>
           <w:rPr>
+            <w:lang w:val="en_US" w:bidi="en_US"/>
+          </w:rPr>
+          <w:rPr>
             <w:color w:val="0000EE"/>
             <w:u w:val="single"/>
           </w:rPr>
@@ -962,11 +1640,17 @@
         </w:r>
       </w:hyperlink>
       <w:r>
+        <w:rPr>
+          <w:lang w:val="en_US" w:bidi="en_US"/>
+        </w:rPr>
         <w:t xml:space="preserve"> and </w:t>
       </w:r>
       <w:hyperlink r:id="rId44">
         <w:r>
           <w:rPr>
+            <w:lang w:val="en_US" w:bidi="en_US"/>
+          </w:rPr>
+          <w:rPr>
             <w:color w:val="0000EE"/>
             <w:u w:val="single"/>
           </w:rPr>
@@ -974,11 +1658,17 @@
         </w:r>
       </w:hyperlink>
       <w:r>
+        <w:rPr>
+          <w:lang w:val="en_US" w:bidi="en_US"/>
+        </w:rPr>
         <w:t xml:space="preserve"> (see also </w:t>
       </w:r>
       <w:hyperlink r:id="rId45">
         <w:r>
           <w:rPr>
+            <w:lang w:val="en_US" w:bidi="en_US"/>
+          </w:rPr>
+          <w:rPr>
             <w:color w:val="0000EE"/>
             <w:u w:val="single"/>
           </w:rPr>
@@ -986,6 +1676,9 @@
         </w:r>
       </w:hyperlink>
       <w:r>
+        <w:rPr>
+          <w:lang w:val="en_US" w:bidi="en_US"/>
+        </w:rPr>
         <w:t xml:space="preserve">). </w:t>
       </w:r>
     </w:p>
@@ -995,13 +1688,23 @@
         <w:spacing w:line="240" w:lineRule="auto"/>
         <w:ind w:left="720"/>
       </w:pPr>
-      <w:r/>
-      <w:r>
+      <w:r>
+        <w:rPr>
+          <w:lang w:val="en_US" w:bidi="en_US"/>
+        </w:rPr>
+      </w:r>
+      <w:r>
+        <w:rPr>
+          <w:lang w:val="en_US" w:bidi="en_US"/>
+        </w:rPr>
         <w:t xml:space="preserve">Titus had a similar role (compare </w:t>
       </w:r>
       <w:hyperlink r:id="rId46">
         <w:r>
           <w:rPr>
+            <w:lang w:val="en_US" w:bidi="en_US"/>
+          </w:rPr>
+          <w:rPr>
             <w:color w:val="0000EE"/>
             <w:u w:val="single"/>
           </w:rPr>
@@ -1009,11 +1712,17 @@
         </w:r>
       </w:hyperlink>
       <w:r>
+        <w:rPr>
+          <w:lang w:val="en_US" w:bidi="en_US"/>
+        </w:rPr>
         <w:t xml:space="preserve">; </w:t>
       </w:r>
       <w:hyperlink r:id="rId47">
         <w:r>
           <w:rPr>
+            <w:lang w:val="en_US" w:bidi="en_US"/>
+          </w:rPr>
+          <w:rPr>
             <w:color w:val="0000EE"/>
             <w:u w:val="single"/>
           </w:rPr>
@@ -1021,11 +1730,17 @@
         </w:r>
       </w:hyperlink>
       <w:r>
+        <w:rPr>
+          <w:lang w:val="en_US" w:bidi="en_US"/>
+        </w:rPr>
         <w:t xml:space="preserve">; </w:t>
       </w:r>
       <w:hyperlink r:id="rId48">
         <w:r>
           <w:rPr>
+            <w:lang w:val="en_US" w:bidi="en_US"/>
+          </w:rPr>
+          <w:rPr>
             <w:color w:val="0000EE"/>
             <w:u w:val="single"/>
           </w:rPr>
@@ -1033,6 +1748,9 @@
         </w:r>
       </w:hyperlink>
       <w:r>
+        <w:rPr>
+          <w:lang w:val="en_US" w:bidi="en_US"/>
+        </w:rPr>
         <w:t xml:space="preserve">). The local leadership would continue the work Paul and his delegates started. </w:t>
       </w:r>
     </w:p>
@@ -1042,13 +1760,23 @@
         <w:spacing w:line="240" w:lineRule="auto"/>
         <w:ind w:left="720"/>
       </w:pPr>
-      <w:r/>
-      <w:r>
+      <w:r>
+        <w:rPr>
+          <w:lang w:val="en_US" w:bidi="en_US"/>
+        </w:rPr>
+      </w:r>
+      <w:r>
+        <w:rPr>
+          <w:lang w:val="en_US" w:bidi="en_US"/>
+        </w:rPr>
         <w:t xml:space="preserve">Those who oppose it are described in </w:t>
       </w:r>
       <w:hyperlink r:id="rId33">
         <w:r>
           <w:rPr>
+            <w:lang w:val="en_US" w:bidi="en_US"/>
+          </w:rPr>
+          <w:rPr>
             <w:color w:val="0000EE"/>
             <w:u w:val="single"/>
           </w:rPr>
@@ -1056,22 +1784,45 @@
         </w:r>
       </w:hyperlink>
       <w:r>
+        <w:rPr>
+          <w:lang w:val="en_US" w:bidi="en_US"/>
+        </w:rPr>
         <w:t>.</w:t>
       </w:r>
-      <w:r/>
-      <w:r/>
-    </w:p>
-    <w:p>
-      <w:r/>
+      <w:r>
+        <w:rPr>
+          <w:lang w:val="en_US" w:bidi="en_US"/>
+        </w:rPr>
+      </w:r>
+      <w:r>
+        <w:rPr>
+          <w:lang w:val="en_US" w:bidi="en_US"/>
+        </w:rPr>
+      </w:r>
+    </w:p>
+    <w:p>
+      <w:pPr/>
+      <w:r>
+        <w:rPr>
+          <w:lang w:val="en_US" w:bidi="en_US"/>
+        </w:rPr>
+      </w:r>
     </w:p>
     <w:p>
       <w:pPr>
         <w:pStyle w:val="Heading2"/>
       </w:pPr>
       <w:r>
+        <w:rPr>
+          <w:lang w:val="en_US" w:bidi="en_US"/>
+        </w:rPr>
         <w:t>Titus 1:10</w:t>
       </w:r>
-      <w:r/>
+      <w:r>
+        <w:rPr>
+          <w:lang w:val="en_US" w:bidi="en_US"/>
+        </w:rPr>
+      </w:r>
     </w:p>
     <w:p>
       <w:pPr>
@@ -1079,19 +1830,30 @@
         <w:spacing w:line="240" w:lineRule="auto"/>
         <w:ind w:left="720"/>
       </w:pPr>
-      <w:r/>
+      <w:r>
+        <w:rPr>
+          <w:lang w:val="en_US" w:bidi="en_US"/>
+        </w:rPr>
+      </w:r>
       <w:r>
         <w:rPr>
           <w:i/>
+          <w:lang w:val="en_US" w:bidi="en_US"/>
         </w:rPr>
         <w:t>rebellious</w:t>
       </w:r>
       <w:r>
+        <w:rPr>
+          <w:lang w:val="en_US" w:bidi="en_US"/>
+        </w:rPr>
         <w:t xml:space="preserve">: The same Greek word is used of children in </w:t>
       </w:r>
       <w:hyperlink r:id="rId49">
         <w:r>
           <w:rPr>
+            <w:lang w:val="en_US" w:bidi="en_US"/>
+          </w:rPr>
+          <w:rPr>
             <w:color w:val="0000EE"/>
             <w:u w:val="single"/>
           </w:rPr>
@@ -1099,6 +1861,9 @@
         </w:r>
       </w:hyperlink>
       <w:r>
+        <w:rPr>
+          <w:lang w:val="en_US" w:bidi="en_US"/>
+        </w:rPr>
         <w:t xml:space="preserve">. </w:t>
       </w:r>
     </w:p>
@@ -1108,28 +1873,43 @@
         <w:spacing w:line="240" w:lineRule="auto"/>
         <w:ind w:left="720"/>
       </w:pPr>
-      <w:r/>
+      <w:r>
+        <w:rPr>
+          <w:lang w:val="en_US" w:bidi="en_US"/>
+        </w:rPr>
+      </w:r>
       <w:r>
         <w:rPr>
           <w:i/>
+          <w:lang w:val="en_US" w:bidi="en_US"/>
         </w:rPr>
         <w:t>those who insist on circumcision for salvation</w:t>
       </w:r>
       <w:r>
+        <w:rPr>
+          <w:lang w:val="en_US" w:bidi="en_US"/>
+        </w:rPr>
         <w:t xml:space="preserve"> (literally </w:t>
       </w:r>
       <w:r>
         <w:rPr>
           <w:i/>
+          <w:lang w:val="en_US" w:bidi="en_US"/>
         </w:rPr>
         <w:t>those of the circumcision</w:t>
       </w:r>
       <w:r>
+        <w:rPr>
+          <w:lang w:val="en_US" w:bidi="en_US"/>
+        </w:rPr>
         <w:t xml:space="preserve">): This probably refers to Jewish Christians. The Greek phrase does not specify whether or not they required gentiles to be circumcised. The Jewish influence of this false teaching is suggested in </w:t>
       </w:r>
       <w:hyperlink r:id="rId50">
         <w:r>
           <w:rPr>
+            <w:lang w:val="en_US" w:bidi="en_US"/>
+          </w:rPr>
+          <w:rPr>
             <w:color w:val="0000EE"/>
             <w:u w:val="single"/>
           </w:rPr>
@@ -1137,11 +1917,17 @@
         </w:r>
       </w:hyperlink>
       <w:r>
+        <w:rPr>
+          <w:lang w:val="en_US" w:bidi="en_US"/>
+        </w:rPr>
         <w:t xml:space="preserve"> and </w:t>
       </w:r>
       <w:hyperlink r:id="rId51">
         <w:r>
           <w:rPr>
+            <w:lang w:val="en_US" w:bidi="en_US"/>
+          </w:rPr>
+          <w:rPr>
             <w:color w:val="0000EE"/>
             <w:u w:val="single"/>
           </w:rPr>
@@ -1149,31 +1935,65 @@
         </w:r>
       </w:hyperlink>
       <w:r>
+        <w:rPr>
+          <w:lang w:val="en_US" w:bidi="en_US"/>
+        </w:rPr>
         <w:t>.</w:t>
       </w:r>
-      <w:r/>
-      <w:r/>
-    </w:p>
-    <w:p>
-      <w:r/>
+      <w:r>
+        <w:rPr>
+          <w:lang w:val="en_US" w:bidi="en_US"/>
+        </w:rPr>
+      </w:r>
+      <w:r>
+        <w:rPr>
+          <w:lang w:val="en_US" w:bidi="en_US"/>
+        </w:rPr>
+      </w:r>
+    </w:p>
+    <w:p>
+      <w:pPr/>
+      <w:r>
+        <w:rPr>
+          <w:lang w:val="en_US" w:bidi="en_US"/>
+        </w:rPr>
+      </w:r>
     </w:p>
     <w:p>
       <w:pPr>
         <w:pStyle w:val="Heading2"/>
       </w:pPr>
       <w:r>
+        <w:rPr>
+          <w:lang w:val="en_US" w:bidi="en_US"/>
+        </w:rPr>
         <w:t>Titus 1:10–16</w:t>
       </w:r>
-      <w:r/>
-    </w:p>
-    <w:p>
-      <w:r/>
-      <w:r>
+      <w:r>
+        <w:rPr>
+          <w:lang w:val="en_US" w:bidi="en_US"/>
+        </w:rPr>
+      </w:r>
+    </w:p>
+    <w:p>
+      <w:pPr/>
+      <w:r>
+        <w:rPr>
+          <w:lang w:val="en_US" w:bidi="en_US"/>
+        </w:rPr>
+      </w:r>
+      <w:r>
+        <w:rPr>
+          <w:lang w:val="en_US" w:bidi="en_US"/>
+        </w:rPr>
         <w:t>In a native population of troublemakers, Titus would need to lead firmly to rid these Christian communities of corruption and make them healthy in the faith (</w:t>
       </w:r>
       <w:hyperlink r:id="rId52">
         <w:r>
           <w:rPr>
+            <w:lang w:val="en_US" w:bidi="en_US"/>
+          </w:rPr>
+          <w:rPr>
             <w:color w:val="0000EE"/>
             <w:u w:val="single"/>
           </w:rPr>
@@ -1181,22 +2001,45 @@
         </w:r>
       </w:hyperlink>
       <w:r>
+        <w:rPr>
+          <w:lang w:val="en_US" w:bidi="en_US"/>
+        </w:rPr>
         <w:t>).</w:t>
       </w:r>
-      <w:r/>
-      <w:r/>
-    </w:p>
-    <w:p>
-      <w:r/>
+      <w:r>
+        <w:rPr>
+          <w:lang w:val="en_US" w:bidi="en_US"/>
+        </w:rPr>
+      </w:r>
+      <w:r>
+        <w:rPr>
+          <w:lang w:val="en_US" w:bidi="en_US"/>
+        </w:rPr>
+      </w:r>
+    </w:p>
+    <w:p>
+      <w:pPr/>
+      <w:r>
+        <w:rPr>
+          <w:lang w:val="en_US" w:bidi="en_US"/>
+        </w:rPr>
+      </w:r>
     </w:p>
     <w:p>
       <w:pPr>
         <w:pStyle w:val="Heading2"/>
       </w:pPr>
       <w:r>
+        <w:rPr>
+          <w:lang w:val="en_US" w:bidi="en_US"/>
+        </w:rPr>
         <w:t>Titus 1:11</w:t>
       </w:r>
-      <w:r/>
+      <w:r>
+        <w:rPr>
+          <w:lang w:val="en_US" w:bidi="en_US"/>
+        </w:rPr>
+      </w:r>
     </w:p>
     <w:p>
       <w:pPr>
@@ -1204,19 +2047,30 @@
         <w:spacing w:line="240" w:lineRule="auto"/>
         <w:ind w:left="720"/>
       </w:pPr>
-      <w:r/>
+      <w:r>
+        <w:rPr>
+          <w:lang w:val="en_US" w:bidi="en_US"/>
+        </w:rPr>
+      </w:r>
       <w:r>
         <w:rPr>
           <w:i/>
+          <w:lang w:val="en_US" w:bidi="en_US"/>
         </w:rPr>
         <w:t>entire households</w:t>
       </w:r>
       <w:r>
+        <w:rPr>
+          <w:lang w:val="en_US" w:bidi="en_US"/>
+        </w:rPr>
         <w:t xml:space="preserve">: This also happened in Ephesus (compare </w:t>
       </w:r>
       <w:hyperlink r:id="rId53">
         <w:r>
           <w:rPr>
+            <w:lang w:val="en_US" w:bidi="en_US"/>
+          </w:rPr>
+          <w:rPr>
             <w:color w:val="0000EE"/>
             <w:u w:val="single"/>
           </w:rPr>
@@ -1224,11 +2078,17 @@
         </w:r>
       </w:hyperlink>
       <w:r>
+        <w:rPr>
+          <w:lang w:val="en_US" w:bidi="en_US"/>
+        </w:rPr>
         <w:t xml:space="preserve">; </w:t>
       </w:r>
       <w:hyperlink r:id="rId54">
         <w:r>
           <w:rPr>
+            <w:lang w:val="en_US" w:bidi="en_US"/>
+          </w:rPr>
+          <w:rPr>
             <w:color w:val="0000EE"/>
             <w:u w:val="single"/>
           </w:rPr>
@@ -1236,11 +2096,17 @@
         </w:r>
       </w:hyperlink>
       <w:r>
+        <w:rPr>
+          <w:lang w:val="en_US" w:bidi="en_US"/>
+        </w:rPr>
         <w:t xml:space="preserve">; </w:t>
       </w:r>
       <w:hyperlink r:id="rId55">
         <w:r>
           <w:rPr>
+            <w:lang w:val="en_US" w:bidi="en_US"/>
+          </w:rPr>
+          <w:rPr>
             <w:color w:val="0000EE"/>
             <w:u w:val="single"/>
           </w:rPr>
@@ -1248,6 +2114,9 @@
         </w:r>
       </w:hyperlink>
       <w:r>
+        <w:rPr>
+          <w:lang w:val="en_US" w:bidi="en_US"/>
+        </w:rPr>
         <w:t xml:space="preserve">). </w:t>
       </w:r>
     </w:p>
@@ -1257,19 +2126,30 @@
         <w:spacing w:line="240" w:lineRule="auto"/>
         <w:ind w:left="720"/>
       </w:pPr>
-      <w:r/>
+      <w:r>
+        <w:rPr>
+          <w:lang w:val="en_US" w:bidi="en_US"/>
+        </w:rPr>
+      </w:r>
       <w:r>
         <w:rPr>
           <w:i/>
+          <w:lang w:val="en_US" w:bidi="en_US"/>
         </w:rPr>
         <w:t>for the sake of dishonorable gain</w:t>
       </w:r>
       <w:r>
+        <w:rPr>
+          <w:lang w:val="en_US" w:bidi="en_US"/>
+        </w:rPr>
         <w:t>: Elders must not have this characteristic (</w:t>
       </w:r>
       <w:hyperlink r:id="rId56">
         <w:r>
           <w:rPr>
+            <w:lang w:val="en_US" w:bidi="en_US"/>
+          </w:rPr>
+          <w:rPr>
             <w:color w:val="0000EE"/>
             <w:u w:val="single"/>
           </w:rPr>
@@ -1277,11 +2157,17 @@
         </w:r>
       </w:hyperlink>
       <w:r>
+        <w:rPr>
+          <w:lang w:val="en_US" w:bidi="en_US"/>
+        </w:rPr>
         <w:t xml:space="preserve">; see also </w:t>
       </w:r>
       <w:hyperlink r:id="rId57">
         <w:r>
           <w:rPr>
+            <w:lang w:val="en_US" w:bidi="en_US"/>
+          </w:rPr>
+          <w:rPr>
             <w:color w:val="0000EE"/>
             <w:u w:val="single"/>
           </w:rPr>
@@ -1289,11 +2175,17 @@
         </w:r>
       </w:hyperlink>
       <w:r>
+        <w:rPr>
+          <w:lang w:val="en_US" w:bidi="en_US"/>
+        </w:rPr>
         <w:t xml:space="preserve">; </w:t>
       </w:r>
       <w:hyperlink r:id="rId58">
         <w:r>
           <w:rPr>
+            <w:lang w:val="en_US" w:bidi="en_US"/>
+          </w:rPr>
+          <w:rPr>
             <w:color w:val="0000EE"/>
             <w:u w:val="single"/>
           </w:rPr>
@@ -1301,11 +2193,17 @@
         </w:r>
       </w:hyperlink>
       <w:r>
+        <w:rPr>
+          <w:lang w:val="en_US" w:bidi="en_US"/>
+        </w:rPr>
         <w:t xml:space="preserve">; </w:t>
       </w:r>
       <w:hyperlink r:id="rId59">
         <w:r>
           <w:rPr>
+            <w:lang w:val="en_US" w:bidi="en_US"/>
+          </w:rPr>
+          <w:rPr>
             <w:color w:val="0000EE"/>
             <w:u w:val="single"/>
           </w:rPr>
@@ -1313,22 +2211,45 @@
         </w:r>
       </w:hyperlink>
       <w:r>
+        <w:rPr>
+          <w:lang w:val="en_US" w:bidi="en_US"/>
+        </w:rPr>
         <w:t>).</w:t>
       </w:r>
-      <w:r/>
-      <w:r/>
-    </w:p>
-    <w:p>
-      <w:r/>
+      <w:r>
+        <w:rPr>
+          <w:lang w:val="en_US" w:bidi="en_US"/>
+        </w:rPr>
+      </w:r>
+      <w:r>
+        <w:rPr>
+          <w:lang w:val="en_US" w:bidi="en_US"/>
+        </w:rPr>
+      </w:r>
+    </w:p>
+    <w:p>
+      <w:pPr/>
+      <w:r>
+        <w:rPr>
+          <w:lang w:val="en_US" w:bidi="en_US"/>
+        </w:rPr>
+      </w:r>
     </w:p>
     <w:p>
       <w:pPr>
         <w:pStyle w:val="Heading2"/>
       </w:pPr>
       <w:r>
+        <w:rPr>
+          <w:lang w:val="en_US" w:bidi="en_US"/>
+        </w:rPr>
         <w:t>Titus 1:12</w:t>
       </w:r>
-      <w:r/>
+      <w:r>
+        <w:rPr>
+          <w:lang w:val="en_US" w:bidi="en_US"/>
+        </w:rPr>
+      </w:r>
     </w:p>
     <w:p>
       <w:pPr>
@@ -1336,14 +2257,22 @@
         <w:spacing w:line="240" w:lineRule="auto"/>
         <w:ind w:left="720"/>
       </w:pPr>
-      <w:r/>
+      <w:r>
+        <w:rPr>
+          <w:lang w:val="en_US" w:bidi="en_US"/>
+        </w:rPr>
+      </w:r>
       <w:r>
         <w:rPr>
           <w:i/>
+          <w:lang w:val="en_US" w:bidi="en_US"/>
         </w:rPr>
         <w:t>one of their own prophets</w:t>
       </w:r>
       <w:r>
+        <w:rPr>
+          <w:lang w:val="en_US" w:bidi="en_US"/>
+        </w:rPr>
         <w:t xml:space="preserve">: This quotation is from Epimenides of Knossos, a philosopher who lived on Crete around the 500s BC. </w:t>
       </w:r>
     </w:p>
@@ -1353,19 +2282,30 @@
         <w:spacing w:line="240" w:lineRule="auto"/>
         <w:ind w:left="720"/>
       </w:pPr>
-      <w:r/>
+      <w:r>
+        <w:rPr>
+          <w:lang w:val="en_US" w:bidi="en_US"/>
+        </w:rPr>
+      </w:r>
       <w:r>
         <w:rPr>
           <w:i/>
+          <w:lang w:val="en_US" w:bidi="en_US"/>
         </w:rPr>
         <w:t>liars</w:t>
       </w:r>
       <w:r>
+        <w:rPr>
+          <w:lang w:val="en_US" w:bidi="en_US"/>
+        </w:rPr>
         <w:t>: This charge was directed specifically at the Cretan claim to have Zeus’s tomb on the island. According to Cretan mythology, the god Zeus was once a mere human who lived and died on Crete. His tomb was said to be there. But Zeus had achieved godhood through his patronage (that is, gifts and benefits) to humans. Some Greek moralists opposed this legend and characterized it as a lie. A quote from Alexandria in the 200s BC reads: “Cretans are always liars. For a tomb, O Lord, Cretans build for you; but you do not die, for you are forever.” One of Crete’s own prophets (Epimenides) thought the same thing. Paul cites his voice of conscience approvingly (</w:t>
       </w:r>
       <w:hyperlink r:id="rId46">
         <w:r>
           <w:rPr>
+            <w:lang w:val="en_US" w:bidi="en_US"/>
+          </w:rPr>
+          <w:rPr>
             <w:color w:val="0000EE"/>
             <w:u w:val="single"/>
           </w:rPr>
@@ -1373,11 +2313,17 @@
         </w:r>
       </w:hyperlink>
       <w:r>
+        <w:rPr>
+          <w:lang w:val="en_US" w:bidi="en_US"/>
+        </w:rPr>
         <w:t xml:space="preserve">; see </w:t>
       </w:r>
       <w:hyperlink r:id="rId60">
         <w:r>
           <w:rPr>
+            <w:lang w:val="en_US" w:bidi="en_US"/>
+          </w:rPr>
+          <w:rPr>
             <w:color w:val="0000EE"/>
             <w:u w:val="single"/>
           </w:rPr>
@@ -1385,11 +2331,17 @@
         </w:r>
       </w:hyperlink>
       <w:r>
+        <w:rPr>
+          <w:lang w:val="en_US" w:bidi="en_US"/>
+        </w:rPr>
         <w:t>), for the God who does not lie (</w:t>
       </w:r>
       <w:hyperlink r:id="rId61">
         <w:r>
           <w:rPr>
+            <w:lang w:val="en_US" w:bidi="en_US"/>
+          </w:rPr>
+          <w:rPr>
             <w:color w:val="0000EE"/>
             <w:u w:val="single"/>
           </w:rPr>
@@ -1397,6 +2349,9 @@
         </w:r>
       </w:hyperlink>
       <w:r>
+        <w:rPr>
+          <w:lang w:val="en_US" w:bidi="en_US"/>
+        </w:rPr>
         <w:t xml:space="preserve">) opposes the lies of such myths. </w:t>
       </w:r>
     </w:p>
@@ -1406,19 +2361,30 @@
         <w:spacing w:line="240" w:lineRule="auto"/>
         <w:ind w:left="720"/>
       </w:pPr>
-      <w:r/>
+      <w:r>
+        <w:rPr>
+          <w:lang w:val="en_US" w:bidi="en_US"/>
+        </w:rPr>
+      </w:r>
       <w:r>
         <w:rPr>
           <w:i/>
+          <w:lang w:val="en_US" w:bidi="en_US"/>
         </w:rPr>
         <w:t>liars … beasts … gluttons</w:t>
       </w:r>
       <w:r>
+        <w:rPr>
+          <w:lang w:val="en_US" w:bidi="en_US"/>
+        </w:rPr>
         <w:t>: It was believed that Cretan immorality resulted from their belief about Zeus. Religious lies had led to moral corruption. Paul later counters these vices by presenting the contrasting virtues (positive qualities or behaviors) (</w:t>
       </w:r>
       <w:hyperlink r:id="rId62">
         <w:r>
           <w:rPr>
+            <w:lang w:val="en_US" w:bidi="en_US"/>
+          </w:rPr>
+          <w:rPr>
             <w:color w:val="0000EE"/>
             <w:u w:val="single"/>
           </w:rPr>
@@ -1426,11 +2392,17 @@
         </w:r>
       </w:hyperlink>
       <w:r>
+        <w:rPr>
+          <w:lang w:val="en_US" w:bidi="en_US"/>
+        </w:rPr>
         <w:t>). He urges the Cretans to reach ethical ideals that are praised in human society generally but were absent on Crete, as bemoaned by their own prophet. They would reach these ideals only through the gospel of Jesus Christ (</w:t>
       </w:r>
       <w:hyperlink r:id="rId13">
         <w:r>
           <w:rPr>
+            <w:lang w:val="en_US" w:bidi="en_US"/>
+          </w:rPr>
+          <w:rPr>
             <w:color w:val="0000EE"/>
             <w:u w:val="single"/>
           </w:rPr>
@@ -1438,6 +2410,9 @@
         </w:r>
       </w:hyperlink>
       <w:r>
+        <w:rPr>
+          <w:lang w:val="en_US" w:bidi="en_US"/>
+        </w:rPr>
         <w:t xml:space="preserve">). </w:t>
       </w:r>
     </w:p>
@@ -1447,19 +2422,30 @@
         <w:spacing w:line="240" w:lineRule="auto"/>
         <w:ind w:left="720"/>
       </w:pPr>
-      <w:r/>
+      <w:r>
+        <w:rPr>
+          <w:lang w:val="en_US" w:bidi="en_US"/>
+        </w:rPr>
+      </w:r>
       <w:r>
         <w:rPr>
           <w:i/>
+          <w:lang w:val="en_US" w:bidi="en_US"/>
         </w:rPr>
         <w:t>lazy gluttons</w:t>
       </w:r>
       <w:r>
+        <w:rPr>
+          <w:lang w:val="en_US" w:bidi="en_US"/>
+        </w:rPr>
         <w:t xml:space="preserve">: Cretans were known to do anything for money. They were well-known as mercenaries and as excessive consumers. They were said to feel no shame in their greed (see </w:t>
       </w:r>
       <w:hyperlink r:id="rId63">
         <w:r>
           <w:rPr>
+            <w:lang w:val="en_US" w:bidi="en_US"/>
+          </w:rPr>
+          <w:rPr>
             <w:color w:val="0000EE"/>
             <w:u w:val="single"/>
           </w:rPr>
@@ -1467,6 +2453,9 @@
         </w:r>
       </w:hyperlink>
       <w:r>
+        <w:rPr>
+          <w:lang w:val="en_US" w:bidi="en_US"/>
+        </w:rPr>
         <w:t xml:space="preserve">). </w:t>
       </w:r>
     </w:p>
@@ -1476,24 +2465,51 @@
         <w:spacing w:line="240" w:lineRule="auto"/>
         <w:ind w:left="720"/>
       </w:pPr>
-      <w:r/>
-      <w:r>
+      <w:r>
+        <w:rPr>
+          <w:lang w:val="en_US" w:bidi="en_US"/>
+        </w:rPr>
+      </w:r>
+      <w:r>
+        <w:rPr>
+          <w:lang w:val="en_US" w:bidi="en_US"/>
+        </w:rPr>
         <w:t>Paul applies the quotation more directly to the current false teachers than to Cretan culture generally. The false teachers carried on this Cretan tradition of immorality based on a lie.</w:t>
       </w:r>
-      <w:r/>
-      <w:r/>
-    </w:p>
-    <w:p>
-      <w:r/>
+      <w:r>
+        <w:rPr>
+          <w:lang w:val="en_US" w:bidi="en_US"/>
+        </w:rPr>
+      </w:r>
+      <w:r>
+        <w:rPr>
+          <w:lang w:val="en_US" w:bidi="en_US"/>
+        </w:rPr>
+      </w:r>
+    </w:p>
+    <w:p>
+      <w:pPr/>
+      <w:r>
+        <w:rPr>
+          <w:lang w:val="en_US" w:bidi="en_US"/>
+        </w:rPr>
+      </w:r>
     </w:p>
     <w:p>
       <w:pPr>
         <w:pStyle w:val="Heading2"/>
       </w:pPr>
       <w:r>
+        <w:rPr>
+          <w:lang w:val="en_US" w:bidi="en_US"/>
+        </w:rPr>
         <w:t>Titus 1:13</w:t>
       </w:r>
-      <w:r/>
+      <w:r>
+        <w:rPr>
+          <w:lang w:val="en_US" w:bidi="en_US"/>
+        </w:rPr>
+      </w:r>
     </w:p>
     <w:p>
       <w:pPr>
@@ -1501,20 +2517,34 @@
         <w:spacing w:line="240" w:lineRule="auto"/>
         <w:ind w:left="720"/>
       </w:pPr>
-      <w:r/>
+      <w:r>
+        <w:rPr>
+          <w:lang w:val="en_US" w:bidi="en_US"/>
+        </w:rPr>
+      </w:r>
       <w:r>
         <w:rPr>
           <w:i/>
+          <w:lang w:val="en_US" w:bidi="en_US"/>
         </w:rPr>
         <w:t>This testimony is true</w:t>
       </w:r>
       <w:r>
+        <w:rPr>
+          <w:lang w:val="en_US" w:bidi="en_US"/>
+        </w:rPr>
         <w:t xml:space="preserve">: See </w:t>
       </w:r>
       <w:r>
+        <w:rPr>
+          <w:lang w:val="en_US" w:bidi="en_US"/>
+        </w:rPr>
         <w:t>study note on 1:12</w:t>
       </w:r>
       <w:r>
+        <w:rPr>
+          <w:lang w:val="en_US" w:bidi="en_US"/>
+        </w:rPr>
         <w:t>.</w:t>
       </w:r>
     </w:p>
@@ -1524,13 +2554,23 @@
         <w:spacing w:line="240" w:lineRule="auto"/>
         <w:ind w:left="720"/>
       </w:pPr>
-      <w:r/>
-      <w:r>
+      <w:r>
+        <w:rPr>
+          <w:lang w:val="en_US" w:bidi="en_US"/>
+        </w:rPr>
+      </w:r>
+      <w:r>
+        <w:rPr>
+          <w:lang w:val="en_US" w:bidi="en_US"/>
+        </w:rPr>
         <w:t xml:space="preserve">Being sound (or strong) in the faith is here defined as rejecting false teachings (compare </w:t>
       </w:r>
       <w:hyperlink r:id="rId64">
         <w:r>
           <w:rPr>
+            <w:lang w:val="en_US" w:bidi="en_US"/>
+          </w:rPr>
+          <w:rPr>
             <w:color w:val="0000EE"/>
             <w:u w:val="single"/>
           </w:rPr>
@@ -1538,22 +2578,45 @@
         </w:r>
       </w:hyperlink>
       <w:r>
+        <w:rPr>
+          <w:lang w:val="en_US" w:bidi="en_US"/>
+        </w:rPr>
         <w:t>).</w:t>
       </w:r>
-      <w:r/>
-      <w:r/>
-    </w:p>
-    <w:p>
-      <w:r/>
+      <w:r>
+        <w:rPr>
+          <w:lang w:val="en_US" w:bidi="en_US"/>
+        </w:rPr>
+      </w:r>
+      <w:r>
+        <w:rPr>
+          <w:lang w:val="en_US" w:bidi="en_US"/>
+        </w:rPr>
+      </w:r>
+    </w:p>
+    <w:p>
+      <w:pPr/>
+      <w:r>
+        <w:rPr>
+          <w:lang w:val="en_US" w:bidi="en_US"/>
+        </w:rPr>
+      </w:r>
     </w:p>
     <w:p>
       <w:pPr>
         <w:pStyle w:val="Heading2"/>
       </w:pPr>
       <w:r>
+        <w:rPr>
+          <w:lang w:val="en_US" w:bidi="en_US"/>
+        </w:rPr>
         <w:t>Titus 1:14</w:t>
       </w:r>
-      <w:r/>
+      <w:r>
+        <w:rPr>
+          <w:lang w:val="en_US" w:bidi="en_US"/>
+        </w:rPr>
+      </w:r>
     </w:p>
     <w:p>
       <w:pPr>
@@ -1561,19 +2624,30 @@
         <w:spacing w:line="240" w:lineRule="auto"/>
         <w:ind w:left="720"/>
       </w:pPr>
-      <w:r/>
+      <w:r>
+        <w:rPr>
+          <w:lang w:val="en_US" w:bidi="en_US"/>
+        </w:rPr>
+      </w:r>
       <w:r>
         <w:rPr>
           <w:i/>
+          <w:lang w:val="en_US" w:bidi="en_US"/>
         </w:rPr>
         <w:t>Jewish myths</w:t>
       </w:r>
       <w:r>
+        <w:rPr>
+          <w:lang w:val="en_US" w:bidi="en_US"/>
+        </w:rPr>
         <w:t xml:space="preserve">: See </w:t>
       </w:r>
       <w:hyperlink r:id="rId51">
         <w:r>
           <w:rPr>
+            <w:lang w:val="en_US" w:bidi="en_US"/>
+          </w:rPr>
+          <w:rPr>
             <w:color w:val="0000EE"/>
             <w:u w:val="single"/>
           </w:rPr>
@@ -1581,11 +2655,17 @@
         </w:r>
       </w:hyperlink>
       <w:r>
+        <w:rPr>
+          <w:lang w:val="en_US" w:bidi="en_US"/>
+        </w:rPr>
         <w:t xml:space="preserve">; </w:t>
       </w:r>
       <w:hyperlink r:id="rId38">
         <w:r>
           <w:rPr>
+            <w:lang w:val="en_US" w:bidi="en_US"/>
+          </w:rPr>
+          <w:rPr>
             <w:color w:val="0000EE"/>
             <w:u w:val="single"/>
           </w:rPr>
@@ -1593,11 +2673,17 @@
         </w:r>
       </w:hyperlink>
       <w:r>
+        <w:rPr>
+          <w:lang w:val="en_US" w:bidi="en_US"/>
+        </w:rPr>
         <w:t xml:space="preserve">; </w:t>
       </w:r>
       <w:hyperlink r:id="rId65">
         <w:r>
           <w:rPr>
+            <w:lang w:val="en_US" w:bidi="en_US"/>
+          </w:rPr>
+          <w:rPr>
             <w:color w:val="0000EE"/>
             <w:u w:val="single"/>
           </w:rPr>
@@ -1605,11 +2691,17 @@
         </w:r>
       </w:hyperlink>
       <w:r>
+        <w:rPr>
+          <w:lang w:val="en_US" w:bidi="en_US"/>
+        </w:rPr>
         <w:t xml:space="preserve">; </w:t>
       </w:r>
       <w:hyperlink r:id="rId66">
         <w:r>
           <w:rPr>
+            <w:lang w:val="en_US" w:bidi="en_US"/>
+          </w:rPr>
+          <w:rPr>
             <w:color w:val="0000EE"/>
             <w:u w:val="single"/>
           </w:rPr>
@@ -1617,6 +2709,9 @@
         </w:r>
       </w:hyperlink>
       <w:r>
+        <w:rPr>
+          <w:lang w:val="en_US" w:bidi="en_US"/>
+        </w:rPr>
         <w:t xml:space="preserve">. </w:t>
       </w:r>
     </w:p>
@@ -1626,19 +2721,30 @@
         <w:spacing w:line="240" w:lineRule="auto"/>
         <w:ind w:left="720"/>
       </w:pPr>
-      <w:r/>
+      <w:r>
+        <w:rPr>
+          <w:lang w:val="en_US" w:bidi="en_US"/>
+        </w:rPr>
+      </w:r>
       <w:r>
         <w:rPr>
           <w:i/>
+          <w:lang w:val="en_US" w:bidi="en_US"/>
         </w:rPr>
         <w:t>have rejected the truth</w:t>
       </w:r>
       <w:r>
+        <w:rPr>
+          <w:lang w:val="en_US" w:bidi="en_US"/>
+        </w:rPr>
         <w:t xml:space="preserve">: This was apostasy not mere unbelief. Apostasy is when someone abandons or rejects their beliefs. See </w:t>
       </w:r>
       <w:hyperlink r:id="rId67">
         <w:r>
           <w:rPr>
+            <w:lang w:val="en_US" w:bidi="en_US"/>
+          </w:rPr>
+          <w:rPr>
             <w:color w:val="0000EE"/>
             <w:u w:val="single"/>
           </w:rPr>
@@ -1646,31 +2752,65 @@
         </w:r>
       </w:hyperlink>
       <w:r>
+        <w:rPr>
+          <w:lang w:val="en_US" w:bidi="en_US"/>
+        </w:rPr>
         <w:t>.</w:t>
       </w:r>
-      <w:r/>
-      <w:r/>
-    </w:p>
-    <w:p>
-      <w:r/>
+      <w:r>
+        <w:rPr>
+          <w:lang w:val="en_US" w:bidi="en_US"/>
+        </w:rPr>
+      </w:r>
+      <w:r>
+        <w:rPr>
+          <w:lang w:val="en_US" w:bidi="en_US"/>
+        </w:rPr>
+      </w:r>
+    </w:p>
+    <w:p>
+      <w:pPr/>
+      <w:r>
+        <w:rPr>
+          <w:lang w:val="en_US" w:bidi="en_US"/>
+        </w:rPr>
+      </w:r>
     </w:p>
     <w:p>
       <w:pPr>
         <w:pStyle w:val="Heading2"/>
       </w:pPr>
       <w:r>
+        <w:rPr>
+          <w:lang w:val="en_US" w:bidi="en_US"/>
+        </w:rPr>
         <w:t>Titus 1:15</w:t>
       </w:r>
-      <w:r/>
-    </w:p>
-    <w:p>
-      <w:r/>
-      <w:r>
+      <w:r>
+        <w:rPr>
+          <w:lang w:val="en_US" w:bidi="en_US"/>
+        </w:rPr>
+      </w:r>
+    </w:p>
+    <w:p>
+      <w:pPr/>
+      <w:r>
+        <w:rPr>
+          <w:lang w:val="en_US" w:bidi="en_US"/>
+        </w:rPr>
+      </w:r>
+      <w:r>
+        <w:rPr>
+          <w:lang w:val="en_US" w:bidi="en_US"/>
+        </w:rPr>
         <w:t xml:space="preserve">Compare </w:t>
       </w:r>
       <w:hyperlink r:id="rId68">
         <w:r>
           <w:rPr>
+            <w:lang w:val="en_US" w:bidi="en_US"/>
+          </w:rPr>
+          <w:rPr>
             <w:color w:val="0000EE"/>
             <w:u w:val="single"/>
           </w:rPr>
@@ -1678,31 +2818,65 @@
         </w:r>
       </w:hyperlink>
       <w:r>
+        <w:rPr>
+          <w:lang w:val="en_US" w:bidi="en_US"/>
+        </w:rPr>
         <w:t>.</w:t>
       </w:r>
-      <w:r/>
-      <w:r/>
-    </w:p>
-    <w:p>
-      <w:r/>
+      <w:r>
+        <w:rPr>
+          <w:lang w:val="en_US" w:bidi="en_US"/>
+        </w:rPr>
+      </w:r>
+      <w:r>
+        <w:rPr>
+          <w:lang w:val="en_US" w:bidi="en_US"/>
+        </w:rPr>
+      </w:r>
+    </w:p>
+    <w:p>
+      <w:pPr/>
+      <w:r>
+        <w:rPr>
+          <w:lang w:val="en_US" w:bidi="en_US"/>
+        </w:rPr>
+      </w:r>
     </w:p>
     <w:p>
       <w:pPr>
         <w:pStyle w:val="Heading2"/>
       </w:pPr>
       <w:r>
+        <w:rPr>
+          <w:lang w:val="en_US" w:bidi="en_US"/>
+        </w:rPr>
         <w:t>Titus 1:15–16</w:t>
       </w:r>
-      <w:r/>
-    </w:p>
-    <w:p>
-      <w:r/>
-      <w:r>
+      <w:r>
+        <w:rPr>
+          <w:lang w:val="en_US" w:bidi="en_US"/>
+        </w:rPr>
+      </w:r>
+    </w:p>
+    <w:p>
+      <w:pPr/>
+      <w:r>
+        <w:rPr>
+          <w:lang w:val="en_US" w:bidi="en_US"/>
+        </w:rPr>
+      </w:r>
+      <w:r>
+        <w:rPr>
+          <w:lang w:val="en_US" w:bidi="en_US"/>
+        </w:rPr>
         <w:t xml:space="preserve">These two verses comment on the people of </w:t>
       </w:r>
       <w:hyperlink r:id="rId69">
         <w:r>
           <w:rPr>
+            <w:lang w:val="en_US" w:bidi="en_US"/>
+          </w:rPr>
+          <w:rPr>
             <w:color w:val="0000EE"/>
             <w:u w:val="single"/>
           </w:rPr>
@@ -1710,11 +2884,17 @@
         </w:r>
       </w:hyperlink>
       <w:r>
+        <w:rPr>
+          <w:lang w:val="en_US" w:bidi="en_US"/>
+        </w:rPr>
         <w:t xml:space="preserve"> and their commands, while transitioning to a discussion on teaching that encourages goodness (</w:t>
       </w:r>
       <w:hyperlink r:id="rId43">
         <w:r>
           <w:rPr>
+            <w:lang w:val="en_US" w:bidi="en_US"/>
+          </w:rPr>
+          <w:rPr>
             <w:color w:val="0000EE"/>
             <w:u w:val="single"/>
           </w:rPr>
@@ -1722,22 +2902,45 @@
         </w:r>
       </w:hyperlink>
       <w:r>
+        <w:rPr>
+          <w:lang w:val="en_US" w:bidi="en_US"/>
+        </w:rPr>
         <w:t>).</w:t>
       </w:r>
-      <w:r/>
-      <w:r/>
-    </w:p>
-    <w:p>
-      <w:r/>
+      <w:r>
+        <w:rPr>
+          <w:lang w:val="en_US" w:bidi="en_US"/>
+        </w:rPr>
+      </w:r>
+      <w:r>
+        <w:rPr>
+          <w:lang w:val="en_US" w:bidi="en_US"/>
+        </w:rPr>
+      </w:r>
+    </w:p>
+    <w:p>
+      <w:pPr/>
+      <w:r>
+        <w:rPr>
+          <w:lang w:val="en_US" w:bidi="en_US"/>
+        </w:rPr>
+      </w:r>
     </w:p>
     <w:p>
       <w:pPr>
         <w:pStyle w:val="Heading2"/>
       </w:pPr>
       <w:r>
+        <w:rPr>
+          <w:lang w:val="en_US" w:bidi="en_US"/>
+        </w:rPr>
         <w:t>Titus 1:16</w:t>
       </w:r>
-      <w:r/>
+      <w:r>
+        <w:rPr>
+          <w:lang w:val="en_US" w:bidi="en_US"/>
+        </w:rPr>
+      </w:r>
     </w:p>
     <w:p>
       <w:pPr>
@@ -1745,13 +2948,23 @@
         <w:spacing w:line="240" w:lineRule="auto"/>
         <w:ind w:left="720"/>
       </w:pPr>
-      <w:r/>
-      <w:r>
+      <w:r>
+        <w:rPr>
+          <w:lang w:val="en_US" w:bidi="en_US"/>
+        </w:rPr>
+      </w:r>
+      <w:r>
+        <w:rPr>
+          <w:lang w:val="en_US" w:bidi="en_US"/>
+        </w:rPr>
         <w:t xml:space="preserve">Sound teaching and godliness are always linked together in the letters to Timothy and Titus (see </w:t>
       </w:r>
       <w:hyperlink r:id="rId70">
         <w:r>
           <w:rPr>
+            <w:lang w:val="en_US" w:bidi="en_US"/>
+          </w:rPr>
+          <w:rPr>
             <w:color w:val="0000EE"/>
             <w:u w:val="single"/>
           </w:rPr>
@@ -1759,11 +2972,17 @@
         </w:r>
       </w:hyperlink>
       <w:r>
+        <w:rPr>
+          <w:lang w:val="en_US" w:bidi="en_US"/>
+        </w:rPr>
         <w:t xml:space="preserve">; </w:t>
       </w:r>
       <w:hyperlink r:id="rId71">
         <w:r>
           <w:rPr>
+            <w:lang w:val="en_US" w:bidi="en_US"/>
+          </w:rPr>
+          <w:rPr>
             <w:color w:val="0000EE"/>
             <w:u w:val="single"/>
           </w:rPr>
@@ -1771,11 +2990,17 @@
         </w:r>
       </w:hyperlink>
       <w:r>
+        <w:rPr>
+          <w:lang w:val="en_US" w:bidi="en_US"/>
+        </w:rPr>
         <w:t xml:space="preserve">; </w:t>
       </w:r>
       <w:hyperlink r:id="rId72">
         <w:r>
           <w:rPr>
+            <w:lang w:val="en_US" w:bidi="en_US"/>
+          </w:rPr>
+          <w:rPr>
             <w:color w:val="0000EE"/>
             <w:u w:val="single"/>
           </w:rPr>
@@ -1783,11 +3008,17 @@
         </w:r>
       </w:hyperlink>
       <w:r>
+        <w:rPr>
+          <w:lang w:val="en_US" w:bidi="en_US"/>
+        </w:rPr>
         <w:t xml:space="preserve">; </w:t>
       </w:r>
       <w:hyperlink r:id="rId73">
         <w:r>
           <w:rPr>
+            <w:lang w:val="en_US" w:bidi="en_US"/>
+          </w:rPr>
+          <w:rPr>
             <w:color w:val="0000EE"/>
             <w:u w:val="single"/>
           </w:rPr>
@@ -1795,11 +3026,17 @@
         </w:r>
       </w:hyperlink>
       <w:r>
+        <w:rPr>
+          <w:lang w:val="en_US" w:bidi="en_US"/>
+        </w:rPr>
         <w:t xml:space="preserve">, </w:t>
       </w:r>
       <w:hyperlink r:id="rId74">
         <w:r>
           <w:rPr>
+            <w:lang w:val="en_US" w:bidi="en_US"/>
+          </w:rPr>
+          <w:rPr>
             <w:color w:val="0000EE"/>
             <w:u w:val="single"/>
           </w:rPr>
@@ -1807,6 +3044,9 @@
         </w:r>
       </w:hyperlink>
       <w:r>
+        <w:rPr>
+          <w:lang w:val="en_US" w:bidi="en_US"/>
+        </w:rPr>
         <w:t xml:space="preserve">). Similarly, the ungodly way they live is connected with false teaching. </w:t>
       </w:r>
     </w:p>
@@ -1816,19 +3056,30 @@
         <w:spacing w:line="240" w:lineRule="auto"/>
         <w:ind w:left="720"/>
       </w:pPr>
-      <w:r/>
+      <w:r>
+        <w:rPr>
+          <w:lang w:val="en_US" w:bidi="en_US"/>
+        </w:rPr>
+      </w:r>
       <w:r>
         <w:rPr>
           <w:i/>
+          <w:lang w:val="en_US" w:bidi="en_US"/>
         </w:rPr>
         <w:t>any good deed</w:t>
       </w:r>
       <w:r>
+        <w:rPr>
+          <w:lang w:val="en_US" w:bidi="en_US"/>
+        </w:rPr>
         <w:t xml:space="preserve">: This contrasts with </w:t>
       </w:r>
       <w:hyperlink r:id="rId75">
         <w:r>
           <w:rPr>
+            <w:lang w:val="en_US" w:bidi="en_US"/>
+          </w:rPr>
+          <w:rPr>
             <w:color w:val="0000EE"/>
             <w:u w:val="single"/>
           </w:rPr>
@@ -1836,31 +3087,65 @@
         </w:r>
       </w:hyperlink>
       <w:r>
+        <w:rPr>
+          <w:lang w:val="en_US" w:bidi="en_US"/>
+        </w:rPr>
         <w:t>.</w:t>
       </w:r>
-      <w:r/>
-      <w:r/>
-    </w:p>
-    <w:p>
-      <w:r/>
+      <w:r>
+        <w:rPr>
+          <w:lang w:val="en_US" w:bidi="en_US"/>
+        </w:rPr>
+      </w:r>
+      <w:r>
+        <w:rPr>
+          <w:lang w:val="en_US" w:bidi="en_US"/>
+        </w:rPr>
+      </w:r>
+    </w:p>
+    <w:p>
+      <w:pPr/>
+      <w:r>
+        <w:rPr>
+          <w:lang w:val="en_US" w:bidi="en_US"/>
+        </w:rPr>
+      </w:r>
     </w:p>
     <w:p>
       <w:pPr>
         <w:pStyle w:val="Heading2"/>
       </w:pPr>
       <w:r>
+        <w:rPr>
+          <w:lang w:val="en_US" w:bidi="en_US"/>
+        </w:rPr>
         <w:t>Titus 2:1–15</w:t>
       </w:r>
-      <w:r/>
-    </w:p>
-    <w:p>
-      <w:r/>
-      <w:r>
+      <w:r>
+        <w:rPr>
+          <w:lang w:val="en_US" w:bidi="en_US"/>
+        </w:rPr>
+      </w:r>
+    </w:p>
+    <w:p>
+      <w:pPr/>
+      <w:r>
+        <w:rPr>
+          <w:lang w:val="en_US" w:bidi="en_US"/>
+        </w:rPr>
+      </w:r>
+      <w:r>
+        <w:rPr>
+          <w:lang w:val="en_US" w:bidi="en_US"/>
+        </w:rPr>
         <w:t>Sound teaching was especially urgent on account of the false teachers, who had caused problems within "entire households" (</w:t>
       </w:r>
       <w:hyperlink r:id="rId36">
         <w:r>
           <w:rPr>
+            <w:lang w:val="en_US" w:bidi="en_US"/>
+          </w:rPr>
+          <w:rPr>
             <w:color w:val="0000EE"/>
             <w:u w:val="single"/>
           </w:rPr>
@@ -1868,11 +3153,17 @@
         </w:r>
       </w:hyperlink>
       <w:r>
+        <w:rPr>
+          <w:lang w:val="en_US" w:bidi="en_US"/>
+        </w:rPr>
         <w:t xml:space="preserve">). In </w:t>
       </w:r>
       <w:hyperlink r:id="rId76">
         <w:r>
           <w:rPr>
+            <w:lang w:val="en_US" w:bidi="en_US"/>
+          </w:rPr>
+          <w:rPr>
             <w:color w:val="0000EE"/>
             <w:u w:val="single"/>
           </w:rPr>
@@ -1880,11 +3171,17 @@
         </w:r>
       </w:hyperlink>
       <w:r>
+        <w:rPr>
+          <w:lang w:val="en_US" w:bidi="en_US"/>
+        </w:rPr>
         <w:t>, Paul addresses different groups within the household of faith, showing his concern for the public testimony of the church (</w:t>
       </w:r>
       <w:hyperlink r:id="rId77">
         <w:r>
           <w:rPr>
+            <w:lang w:val="en_US" w:bidi="en_US"/>
+          </w:rPr>
+          <w:rPr>
             <w:color w:val="0000EE"/>
             <w:u w:val="single"/>
           </w:rPr>
@@ -1892,11 +3189,17 @@
         </w:r>
       </w:hyperlink>
       <w:r>
+        <w:rPr>
+          <w:lang w:val="en_US" w:bidi="en_US"/>
+        </w:rPr>
         <w:t xml:space="preserve">, </w:t>
       </w:r>
       <w:hyperlink r:id="rId78">
         <w:r>
           <w:rPr>
+            <w:lang w:val="en_US" w:bidi="en_US"/>
+          </w:rPr>
+          <w:rPr>
             <w:color w:val="0000EE"/>
             <w:u w:val="single"/>
           </w:rPr>
@@ -1904,11 +3207,17 @@
         </w:r>
       </w:hyperlink>
       <w:r>
+        <w:rPr>
+          <w:lang w:val="en_US" w:bidi="en_US"/>
+        </w:rPr>
         <w:t xml:space="preserve">, </w:t>
       </w:r>
       <w:hyperlink r:id="rId25">
         <w:r>
           <w:rPr>
+            <w:lang w:val="en_US" w:bidi="en_US"/>
+          </w:rPr>
+          <w:rPr>
             <w:color w:val="0000EE"/>
             <w:u w:val="single"/>
           </w:rPr>
@@ -1916,11 +3225,17 @@
         </w:r>
       </w:hyperlink>
       <w:r>
+        <w:rPr>
+          <w:lang w:val="en_US" w:bidi="en_US"/>
+        </w:rPr>
         <w:t xml:space="preserve">; see also </w:t>
       </w:r>
       <w:hyperlink r:id="rId79">
         <w:r>
           <w:rPr>
+            <w:lang w:val="en_US" w:bidi="en_US"/>
+          </w:rPr>
+          <w:rPr>
             <w:color w:val="0000EE"/>
             <w:u w:val="single"/>
           </w:rPr>
@@ -1928,11 +3243,17 @@
         </w:r>
       </w:hyperlink>
       <w:r>
+        <w:rPr>
+          <w:lang w:val="en_US" w:bidi="en_US"/>
+        </w:rPr>
         <w:t>). Paul then elaborates on the coming of Christ (</w:t>
       </w:r>
       <w:hyperlink r:id="rId13">
         <w:r>
           <w:rPr>
+            <w:lang w:val="en_US" w:bidi="en_US"/>
+          </w:rPr>
+          <w:rPr>
             <w:color w:val="0000EE"/>
             <w:u w:val="single"/>
           </w:rPr>
@@ -1940,11 +3261,17 @@
         </w:r>
       </w:hyperlink>
       <w:r>
+        <w:rPr>
+          <w:lang w:val="en_US" w:bidi="en_US"/>
+        </w:rPr>
         <w:t>) before giving a direct charge to Titus (</w:t>
       </w:r>
       <w:hyperlink r:id="rId47">
         <w:r>
           <w:rPr>
+            <w:lang w:val="en_US" w:bidi="en_US"/>
+          </w:rPr>
+          <w:rPr>
             <w:color w:val="0000EE"/>
             <w:u w:val="single"/>
           </w:rPr>
@@ -1952,31 +3279,65 @@
         </w:r>
       </w:hyperlink>
       <w:r>
+        <w:rPr>
+          <w:lang w:val="en_US" w:bidi="en_US"/>
+        </w:rPr>
         <w:t>).</w:t>
       </w:r>
-      <w:r/>
-      <w:r/>
-    </w:p>
-    <w:p>
-      <w:r/>
+      <w:r>
+        <w:rPr>
+          <w:lang w:val="en_US" w:bidi="en_US"/>
+        </w:rPr>
+      </w:r>
+      <w:r>
+        <w:rPr>
+          <w:lang w:val="en_US" w:bidi="en_US"/>
+        </w:rPr>
+      </w:r>
+    </w:p>
+    <w:p>
+      <w:pPr/>
+      <w:r>
+        <w:rPr>
+          <w:lang w:val="en_US" w:bidi="en_US"/>
+        </w:rPr>
+      </w:r>
     </w:p>
     <w:p>
       <w:pPr>
         <w:pStyle w:val="Heading2"/>
       </w:pPr>
       <w:r>
+        <w:rPr>
+          <w:lang w:val="en_US" w:bidi="en_US"/>
+        </w:rPr>
         <w:t>Titus 2:9–10</w:t>
       </w:r>
-      <w:r/>
-    </w:p>
-    <w:p>
-      <w:r/>
-      <w:r>
+      <w:r>
+        <w:rPr>
+          <w:lang w:val="en_US" w:bidi="en_US"/>
+        </w:rPr>
+      </w:r>
+    </w:p>
+    <w:p>
+      <w:pPr/>
+      <w:r>
+        <w:rPr>
+          <w:lang w:val="en_US" w:bidi="en_US"/>
+        </w:rPr>
+      </w:r>
+      <w:r>
+        <w:rPr>
+          <w:lang w:val="en_US" w:bidi="en_US"/>
+        </w:rPr>
         <w:t xml:space="preserve">The purpose of these commands is to "adorn the teaching about God" The New Living Translation translates it this way: "make the teaching about God … attractive" (see </w:t>
       </w:r>
       <w:hyperlink r:id="rId80">
         <w:r>
           <w:rPr>
+            <w:lang w:val="en_US" w:bidi="en_US"/>
+          </w:rPr>
+          <w:rPr>
             <w:color w:val="0000EE"/>
             <w:u w:val="single"/>
           </w:rPr>
@@ -1984,22 +3345,45 @@
         </w:r>
       </w:hyperlink>
       <w:r>
+        <w:rPr>
+          <w:lang w:val="en_US" w:bidi="en_US"/>
+        </w:rPr>
         <w:t>).</w:t>
       </w:r>
-      <w:r/>
-      <w:r/>
-    </w:p>
-    <w:p>
-      <w:r/>
+      <w:r>
+        <w:rPr>
+          <w:lang w:val="en_US" w:bidi="en_US"/>
+        </w:rPr>
+      </w:r>
+      <w:r>
+        <w:rPr>
+          <w:lang w:val="en_US" w:bidi="en_US"/>
+        </w:rPr>
+      </w:r>
+    </w:p>
+    <w:p>
+      <w:pPr/>
+      <w:r>
+        <w:rPr>
+          <w:lang w:val="en_US" w:bidi="en_US"/>
+        </w:rPr>
+      </w:r>
     </w:p>
     <w:p>
       <w:pPr>
         <w:pStyle w:val="Heading2"/>
       </w:pPr>
       <w:r>
+        <w:rPr>
+          <w:lang w:val="en_US" w:bidi="en_US"/>
+        </w:rPr>
         <w:t>Titus 2:11</w:t>
       </w:r>
-      <w:r/>
+      <w:r>
+        <w:rPr>
+          <w:lang w:val="en_US" w:bidi="en_US"/>
+        </w:rPr>
+      </w:r>
     </w:p>
     <w:p>
       <w:pPr>
@@ -2007,29 +3391,47 @@
         <w:spacing w:line="240" w:lineRule="auto"/>
         <w:ind w:left="720"/>
       </w:pPr>
-      <w:r/>
+      <w:r>
+        <w:rPr>
+          <w:lang w:val="en_US" w:bidi="en_US"/>
+        </w:rPr>
+      </w:r>
       <w:r>
         <w:rPr>
           <w:i/>
+          <w:lang w:val="en_US" w:bidi="en_US"/>
         </w:rPr>
         <w:t xml:space="preserve">has been revealed </w:t>
       </w:r>
       <w:r>
+        <w:rPr>
+          <w:lang w:val="en_US" w:bidi="en_US"/>
+        </w:rPr>
         <w:t xml:space="preserve">(literally </w:t>
       </w:r>
       <w:r>
         <w:rPr>
           <w:i/>
+          <w:lang w:val="en_US" w:bidi="en_US"/>
         </w:rPr>
         <w:t>has appeared</w:t>
       </w:r>
       <w:r>
+        <w:rPr>
+          <w:lang w:val="en_US" w:bidi="en_US"/>
+        </w:rPr>
         <w:t xml:space="preserve">): See </w:t>
       </w:r>
       <w:r>
+        <w:rPr>
+          <w:lang w:val="en_US" w:bidi="en_US"/>
+        </w:rPr>
         <w:t>study note on 1 Timothy 6:14</w:t>
       </w:r>
       <w:r>
+        <w:rPr>
+          <w:lang w:val="en_US" w:bidi="en_US"/>
+        </w:rPr>
         <w:t xml:space="preserve">. </w:t>
       </w:r>
     </w:p>
@@ -2039,19 +3441,30 @@
         <w:spacing w:line="240" w:lineRule="auto"/>
         <w:ind w:left="720"/>
       </w:pPr>
-      <w:r/>
+      <w:r>
+        <w:rPr>
+          <w:lang w:val="en_US" w:bidi="en_US"/>
+        </w:rPr>
+      </w:r>
       <w:r>
         <w:rPr>
           <w:i/>
+          <w:lang w:val="en_US" w:bidi="en_US"/>
         </w:rPr>
         <w:t>salvation to everyone</w:t>
       </w:r>
       <w:r>
+        <w:rPr>
+          <w:lang w:val="en_US" w:bidi="en_US"/>
+        </w:rPr>
         <w:t>: Paul intends that God’s grace will fully accomplish its purposes among the Cretans and that, in doing so, it will enlist them into God’s saving work of evangelism (</w:t>
       </w:r>
       <w:hyperlink r:id="rId62">
         <w:r>
           <w:rPr>
+            <w:lang w:val="en_US" w:bidi="en_US"/>
+          </w:rPr>
+          <w:rPr>
             <w:color w:val="0000EE"/>
             <w:u w:val="single"/>
           </w:rPr>
@@ -2059,11 +3472,17 @@
         </w:r>
       </w:hyperlink>
       <w:r>
+        <w:rPr>
+          <w:lang w:val="en_US" w:bidi="en_US"/>
+        </w:rPr>
         <w:t xml:space="preserve">; see </w:t>
       </w:r>
       <w:hyperlink r:id="rId81">
         <w:r>
           <w:rPr>
+            <w:lang w:val="en_US" w:bidi="en_US"/>
+          </w:rPr>
+          <w:rPr>
             <w:color w:val="0000EE"/>
             <w:u w:val="single"/>
           </w:rPr>
@@ -2071,11 +3490,17 @@
         </w:r>
       </w:hyperlink>
       <w:r>
+        <w:rPr>
+          <w:lang w:val="en_US" w:bidi="en_US"/>
+        </w:rPr>
         <w:t xml:space="preserve">; </w:t>
       </w:r>
       <w:hyperlink r:id="rId82">
         <w:r>
           <w:rPr>
+            <w:lang w:val="en_US" w:bidi="en_US"/>
+          </w:rPr>
+          <w:rPr>
             <w:color w:val="0000EE"/>
             <w:u w:val="single"/>
           </w:rPr>
@@ -2083,37 +3508,72 @@
         </w:r>
       </w:hyperlink>
       <w:r>
+        <w:rPr>
+          <w:lang w:val="en_US" w:bidi="en_US"/>
+        </w:rPr>
         <w:t>).</w:t>
       </w:r>
-      <w:r/>
-      <w:r/>
-    </w:p>
-    <w:p>
-      <w:r/>
+      <w:r>
+        <w:rPr>
+          <w:lang w:val="en_US" w:bidi="en_US"/>
+        </w:rPr>
+      </w:r>
+      <w:r>
+        <w:rPr>
+          <w:lang w:val="en_US" w:bidi="en_US"/>
+        </w:rPr>
+      </w:r>
+    </w:p>
+    <w:p>
+      <w:pPr/>
+      <w:r>
+        <w:rPr>
+          <w:lang w:val="en_US" w:bidi="en_US"/>
+        </w:rPr>
+      </w:r>
     </w:p>
     <w:p>
       <w:pPr>
         <w:pStyle w:val="Heading2"/>
       </w:pPr>
       <w:r>
+        <w:rPr>
+          <w:lang w:val="en_US" w:bidi="en_US"/>
+        </w:rPr>
         <w:t>Titus 2:11–15</w:t>
       </w:r>
-      <w:r/>
-    </w:p>
-    <w:p>
-      <w:r/>
+      <w:r>
+        <w:rPr>
+          <w:lang w:val="en_US" w:bidi="en_US"/>
+        </w:rPr>
+      </w:r>
+    </w:p>
+    <w:p>
+      <w:pPr/>
+      <w:r>
+        <w:rPr>
+          <w:lang w:val="en_US" w:bidi="en_US"/>
+        </w:rPr>
+      </w:r>
       <w:r>
         <w:rPr>
           <w:i/>
+          <w:lang w:val="en_US" w:bidi="en_US"/>
         </w:rPr>
         <w:t>For</w:t>
       </w:r>
       <w:r>
+        <w:rPr>
+          <w:lang w:val="en_US" w:bidi="en_US"/>
+        </w:rPr>
         <w:t xml:space="preserve">: The commands of </w:t>
       </w:r>
       <w:hyperlink r:id="rId76">
         <w:r>
           <w:rPr>
+            <w:lang w:val="en_US" w:bidi="en_US"/>
+          </w:rPr>
+          <w:rPr>
             <w:color w:val="0000EE"/>
             <w:u w:val="single"/>
           </w:rPr>
@@ -2121,11 +3581,17 @@
         </w:r>
       </w:hyperlink>
       <w:r>
+        <w:rPr>
+          <w:lang w:val="en_US" w:bidi="en_US"/>
+        </w:rPr>
         <w:t xml:space="preserve"> are here grounded in the past and future coming of Christ. God’s grace is a model for the church’s own conduct, even as salvation by grace makes a good life possible and creates people devoted to good works (see also </w:t>
       </w:r>
       <w:hyperlink r:id="rId83">
         <w:r>
           <w:rPr>
+            <w:lang w:val="en_US" w:bidi="en_US"/>
+          </w:rPr>
+          <w:rPr>
             <w:color w:val="0000EE"/>
             <w:u w:val="single"/>
           </w:rPr>
@@ -2133,22 +3599,45 @@
         </w:r>
       </w:hyperlink>
       <w:r>
+        <w:rPr>
+          <w:lang w:val="en_US" w:bidi="en_US"/>
+        </w:rPr>
         <w:t>).</w:t>
       </w:r>
-      <w:r/>
-      <w:r/>
-    </w:p>
-    <w:p>
-      <w:r/>
+      <w:r>
+        <w:rPr>
+          <w:lang w:val="en_US" w:bidi="en_US"/>
+        </w:rPr>
+      </w:r>
+      <w:r>
+        <w:rPr>
+          <w:lang w:val="en_US" w:bidi="en_US"/>
+        </w:rPr>
+      </w:r>
+    </w:p>
+    <w:p>
+      <w:pPr/>
+      <w:r>
+        <w:rPr>
+          <w:lang w:val="en_US" w:bidi="en_US"/>
+        </w:rPr>
+      </w:r>
     </w:p>
     <w:p>
       <w:pPr>
         <w:pStyle w:val="Heading2"/>
       </w:pPr>
       <w:r>
+        <w:rPr>
+          <w:lang w:val="en_US" w:bidi="en_US"/>
+        </w:rPr>
         <w:t>Titus 2:12</w:t>
       </w:r>
-      <w:r/>
+      <w:r>
+        <w:rPr>
+          <w:lang w:val="en_US" w:bidi="en_US"/>
+        </w:rPr>
+      </w:r>
     </w:p>
     <w:p>
       <w:pPr>
@@ -2156,19 +3645,30 @@
         <w:spacing w:line="240" w:lineRule="auto"/>
         <w:ind w:left="720"/>
       </w:pPr>
-      <w:r/>
+      <w:r>
+        <w:rPr>
+          <w:lang w:val="en_US" w:bidi="en_US"/>
+        </w:rPr>
+      </w:r>
       <w:r>
         <w:rPr>
           <w:i/>
+          <w:lang w:val="en_US" w:bidi="en_US"/>
         </w:rPr>
         <w:t>It instructs us</w:t>
       </w:r>
       <w:r>
+        <w:rPr>
+          <w:lang w:val="en_US" w:bidi="en_US"/>
+        </w:rPr>
         <w:t xml:space="preserve">: The emphasis of this instruction falls on the positive virtues: wisdom, righteousness, and devotion to God. In Greco-Roman writings, these three virtues represent virtuous behavior in general. These virtues counter the Cretan vices (immoral behaviors or qualities) listed in </w:t>
       </w:r>
       <w:hyperlink r:id="rId35">
         <w:r>
           <w:rPr>
+            <w:lang w:val="en_US" w:bidi="en_US"/>
+          </w:rPr>
+          <w:rPr>
             <w:color w:val="0000EE"/>
             <w:u w:val="single"/>
           </w:rPr>
@@ -2176,11 +3676,17 @@
         </w:r>
       </w:hyperlink>
       <w:r>
+        <w:rPr>
+          <w:lang w:val="en_US" w:bidi="en_US"/>
+        </w:rPr>
         <w:t xml:space="preserve"> and are transformed into thoroughly Christian qualities (see </w:t>
       </w:r>
       <w:hyperlink r:id="rId26">
         <w:r>
           <w:rPr>
+            <w:lang w:val="en_US" w:bidi="en_US"/>
+          </w:rPr>
+          <w:rPr>
             <w:color w:val="0000EE"/>
             <w:u w:val="single"/>
           </w:rPr>
@@ -2188,6 +3694,9 @@
         </w:r>
       </w:hyperlink>
       <w:r>
+        <w:rPr>
+          <w:lang w:val="en_US" w:bidi="en_US"/>
+        </w:rPr>
         <w:t xml:space="preserve">). </w:t>
       </w:r>
     </w:p>
@@ -2197,24 +3706,51 @@
         <w:spacing w:line="240" w:lineRule="auto"/>
         <w:ind w:left="720"/>
       </w:pPr>
-      <w:r/>
-      <w:r>
+      <w:r>
+        <w:rPr>
+          <w:lang w:val="en_US" w:bidi="en_US"/>
+        </w:rPr>
+      </w:r>
+      <w:r>
+        <w:rPr>
+          <w:lang w:val="en_US" w:bidi="en_US"/>
+        </w:rPr>
         <w:t>Paul encourages the Cretans to embody these virtues, in order to clearly show their fellow Cretans that a virtuous life comes only from God’s grace in Jesus Christ.</w:t>
       </w:r>
-      <w:r/>
-      <w:r/>
-    </w:p>
-    <w:p>
-      <w:r/>
+      <w:r>
+        <w:rPr>
+          <w:lang w:val="en_US" w:bidi="en_US"/>
+        </w:rPr>
+      </w:r>
+      <w:r>
+        <w:rPr>
+          <w:lang w:val="en_US" w:bidi="en_US"/>
+        </w:rPr>
+      </w:r>
+    </w:p>
+    <w:p>
+      <w:pPr/>
+      <w:r>
+        <w:rPr>
+          <w:lang w:val="en_US" w:bidi="en_US"/>
+        </w:rPr>
+      </w:r>
     </w:p>
     <w:p>
       <w:pPr>
         <w:pStyle w:val="Heading2"/>
       </w:pPr>
       <w:r>
+        <w:rPr>
+          <w:lang w:val="en_US" w:bidi="en_US"/>
+        </w:rPr>
         <w:t>Titus 2:13</w:t>
       </w:r>
-      <w:r/>
+      <w:r>
+        <w:rPr>
+          <w:lang w:val="en_US" w:bidi="en_US"/>
+        </w:rPr>
+      </w:r>
     </w:p>
     <w:p>
       <w:pPr>
@@ -2222,14 +3758,22 @@
         <w:spacing w:line="240" w:lineRule="auto"/>
         <w:ind w:left="720"/>
       </w:pPr>
-      <w:r/>
+      <w:r>
+        <w:rPr>
+          <w:lang w:val="en_US" w:bidi="en_US"/>
+        </w:rPr>
+      </w:r>
       <w:r>
         <w:rPr>
           <w:i/>
+          <w:lang w:val="en_US" w:bidi="en_US"/>
         </w:rPr>
         <w:t>we await</w:t>
       </w:r>
       <w:r>
+        <w:rPr>
+          <w:lang w:val="en_US" w:bidi="en_US"/>
+        </w:rPr>
         <w:t xml:space="preserve">: This implies hope as well as future accountability, both of which encourage godly behavior in the present. </w:t>
       </w:r>
     </w:p>
@@ -2239,19 +3783,30 @@
         <w:spacing w:line="240" w:lineRule="auto"/>
         <w:ind w:left="720"/>
       </w:pPr>
-      <w:r/>
+      <w:r>
+        <w:rPr>
+          <w:lang w:val="en_US" w:bidi="en_US"/>
+        </w:rPr>
+      </w:r>
       <w:r>
         <w:rPr>
           <w:i/>
+          <w:lang w:val="en_US" w:bidi="en_US"/>
         </w:rPr>
         <w:t>appearance</w:t>
       </w:r>
       <w:r>
+        <w:rPr>
+          <w:lang w:val="en_US" w:bidi="en_US"/>
+        </w:rPr>
         <w:t xml:space="preserve">: The Greek word used here is prominent in the letters to Timothy and Titus (“epiphany” or “appearing”; also </w:t>
       </w:r>
       <w:hyperlink r:id="rId84">
         <w:r>
           <w:rPr>
+            <w:lang w:val="en_US" w:bidi="en_US"/>
+          </w:rPr>
+          <w:rPr>
             <w:color w:val="0000EE"/>
             <w:u w:val="single"/>
           </w:rPr>
@@ -2259,12 +3814,21 @@
         </w:r>
       </w:hyperlink>
       <w:r>
+        <w:rPr>
+          <w:lang w:val="en_US" w:bidi="en_US"/>
+        </w:rPr>
         <w:t xml:space="preserve">; see </w:t>
       </w:r>
       <w:r>
+        <w:rPr>
+          <w:lang w:val="en_US" w:bidi="en_US"/>
+        </w:rPr>
         <w:t>study note on 1 Timothy 6:14</w:t>
       </w:r>
       <w:r>
+        <w:rPr>
+          <w:lang w:val="en_US" w:bidi="en_US"/>
+        </w:rPr>
         <w:t xml:space="preserve">). </w:t>
       </w:r>
     </w:p>
@@ -2274,19 +3838,30 @@
         <w:spacing w:line="240" w:lineRule="auto"/>
         <w:ind w:left="720"/>
       </w:pPr>
-      <w:r/>
+      <w:r>
+        <w:rPr>
+          <w:lang w:val="en_US" w:bidi="en_US"/>
+        </w:rPr>
+      </w:r>
       <w:r>
         <w:rPr>
           <w:i/>
+          <w:lang w:val="en_US" w:bidi="en_US"/>
         </w:rPr>
         <w:t>great God and Savior</w:t>
       </w:r>
       <w:r>
+        <w:rPr>
+          <w:lang w:val="en_US" w:bidi="en_US"/>
+        </w:rPr>
         <w:t xml:space="preserve">: This is one of the few places in the New Testament where Jesus Christ is explicitly called “God” (see also </w:t>
       </w:r>
       <w:hyperlink r:id="rId85">
         <w:r>
           <w:rPr>
+            <w:lang w:val="en_US" w:bidi="en_US"/>
+          </w:rPr>
+          <w:rPr>
             <w:color w:val="0000EE"/>
             <w:u w:val="single"/>
           </w:rPr>
@@ -2294,11 +3869,17 @@
         </w:r>
       </w:hyperlink>
       <w:r>
+        <w:rPr>
+          <w:lang w:val="en_US" w:bidi="en_US"/>
+        </w:rPr>
         <w:t xml:space="preserve">; </w:t>
       </w:r>
       <w:hyperlink r:id="rId86">
         <w:r>
           <w:rPr>
+            <w:lang w:val="en_US" w:bidi="en_US"/>
+          </w:rPr>
+          <w:rPr>
             <w:color w:val="0000EE"/>
             <w:u w:val="single"/>
           </w:rPr>
@@ -2306,11 +3887,17 @@
         </w:r>
       </w:hyperlink>
       <w:r>
+        <w:rPr>
+          <w:lang w:val="en_US" w:bidi="en_US"/>
+        </w:rPr>
         <w:t xml:space="preserve">; </w:t>
       </w:r>
       <w:hyperlink r:id="rId87">
         <w:r>
           <w:rPr>
+            <w:lang w:val="en_US" w:bidi="en_US"/>
+          </w:rPr>
+          <w:rPr>
             <w:color w:val="0000EE"/>
             <w:u w:val="single"/>
           </w:rPr>
@@ -2318,11 +3905,17 @@
         </w:r>
       </w:hyperlink>
       <w:r>
+        <w:rPr>
+          <w:lang w:val="en_US" w:bidi="en_US"/>
+        </w:rPr>
         <w:t xml:space="preserve">; </w:t>
       </w:r>
       <w:hyperlink r:id="rId88">
         <w:r>
           <w:rPr>
+            <w:lang w:val="en_US" w:bidi="en_US"/>
+          </w:rPr>
+          <w:rPr>
             <w:color w:val="0000EE"/>
             <w:u w:val="single"/>
           </w:rPr>
@@ -2330,11 +3923,17 @@
         </w:r>
       </w:hyperlink>
       <w:r>
+        <w:rPr>
+          <w:lang w:val="en_US" w:bidi="en_US"/>
+        </w:rPr>
         <w:t xml:space="preserve">; </w:t>
       </w:r>
       <w:hyperlink r:id="rId89">
         <w:r>
           <w:rPr>
+            <w:lang w:val="en_US" w:bidi="en_US"/>
+          </w:rPr>
+          <w:rPr>
             <w:color w:val="0000EE"/>
             <w:u w:val="single"/>
           </w:rPr>
@@ -2342,11 +3941,17 @@
         </w:r>
       </w:hyperlink>
       <w:r>
+        <w:rPr>
+          <w:lang w:val="en_US" w:bidi="en_US"/>
+        </w:rPr>
         <w:t xml:space="preserve">; possibly </w:t>
       </w:r>
       <w:hyperlink r:id="rId90">
         <w:r>
           <w:rPr>
+            <w:lang w:val="en_US" w:bidi="en_US"/>
+          </w:rPr>
+          <w:rPr>
             <w:color w:val="0000EE"/>
             <w:u w:val="single"/>
           </w:rPr>
@@ -2354,28 +3959,57 @@
         </w:r>
       </w:hyperlink>
       <w:r>
+        <w:rPr>
+          <w:lang w:val="en_US" w:bidi="en_US"/>
+        </w:rPr>
         <w:t xml:space="preserve">). Yet this claim is entirely consistent with the roles and attributes of Christ and the worship that he receives. It is possible this title is used here to assert that Christ is not a mere human elevated to the status of other gods (see </w:t>
       </w:r>
       <w:r>
+        <w:rPr>
+          <w:lang w:val="en_US" w:bidi="en_US"/>
+        </w:rPr>
         <w:t>study note on Titus 1:12</w:t>
       </w:r>
       <w:r>
+        <w:rPr>
+          <w:lang w:val="en_US" w:bidi="en_US"/>
+        </w:rPr>
         <w:t>). When this letter was written, Christians were insisting more and more that Christ alone, rather than rulers and emperors, should be called divine.</w:t>
       </w:r>
-      <w:r/>
-      <w:r/>
-    </w:p>
-    <w:p>
-      <w:r/>
+      <w:r>
+        <w:rPr>
+          <w:lang w:val="en_US" w:bidi="en_US"/>
+        </w:rPr>
+      </w:r>
+      <w:r>
+        <w:rPr>
+          <w:lang w:val="en_US" w:bidi="en_US"/>
+        </w:rPr>
+      </w:r>
+    </w:p>
+    <w:p>
+      <w:pPr/>
+      <w:r>
+        <w:rPr>
+          <w:lang w:val="en_US" w:bidi="en_US"/>
+        </w:rPr>
+      </w:r>
     </w:p>
     <w:p>
       <w:pPr>
         <w:pStyle w:val="Heading2"/>
       </w:pPr>
       <w:r>
+        <w:rPr>
+          <w:lang w:val="en_US" w:bidi="en_US"/>
+        </w:rPr>
         <w:t>Titus 2:14</w:t>
       </w:r>
-      <w:r/>
+      <w:r>
+        <w:rPr>
+          <w:lang w:val="en_US" w:bidi="en_US"/>
+        </w:rPr>
+      </w:r>
     </w:p>
     <w:p>
       <w:pPr>
@@ -2383,13 +4017,23 @@
         <w:spacing w:line="240" w:lineRule="auto"/>
         <w:ind w:left="720"/>
       </w:pPr>
-      <w:r/>
-      <w:r>
+      <w:r>
+        <w:rPr>
+          <w:lang w:val="en_US" w:bidi="en_US"/>
+        </w:rPr>
+      </w:r>
+      <w:r>
+        <w:rPr>
+          <w:lang w:val="en_US" w:bidi="en_US"/>
+        </w:rPr>
         <w:t xml:space="preserve">Salvation produces a people who have the desire for and ability to do the good deeds described in </w:t>
       </w:r>
       <w:hyperlink r:id="rId37">
         <w:r>
           <w:rPr>
+            <w:lang w:val="en_US" w:bidi="en_US"/>
+          </w:rPr>
+          <w:rPr>
             <w:color w:val="0000EE"/>
             <w:u w:val="single"/>
           </w:rPr>
@@ -2397,6 +4041,9 @@
         </w:r>
       </w:hyperlink>
       <w:r>
+        <w:rPr>
+          <w:lang w:val="en_US" w:bidi="en_US"/>
+        </w:rPr>
         <w:t xml:space="preserve">. </w:t>
       </w:r>
     </w:p>
@@ -2406,19 +4053,30 @@
         <w:spacing w:line="240" w:lineRule="auto"/>
         <w:ind w:left="720"/>
       </w:pPr>
-      <w:r/>
+      <w:r>
+        <w:rPr>
+          <w:lang w:val="en_US" w:bidi="en_US"/>
+        </w:rPr>
+      </w:r>
       <w:r>
         <w:rPr>
           <w:i/>
+          <w:lang w:val="en_US" w:bidi="en_US"/>
         </w:rPr>
         <w:t>He gave Himself</w:t>
       </w:r>
       <w:r>
+        <w:rPr>
+          <w:lang w:val="en_US" w:bidi="en_US"/>
+        </w:rPr>
         <w:t xml:space="preserve">: See also </w:t>
       </w:r>
       <w:hyperlink r:id="rId22">
         <w:r>
           <w:rPr>
+            <w:lang w:val="en_US" w:bidi="en_US"/>
+          </w:rPr>
+          <w:rPr>
             <w:color w:val="0000EE"/>
             <w:u w:val="single"/>
           </w:rPr>
@@ -2426,6 +4084,9 @@
         </w:r>
       </w:hyperlink>
       <w:r>
+        <w:rPr>
+          <w:lang w:val="en_US" w:bidi="en_US"/>
+        </w:rPr>
         <w:t xml:space="preserve">. </w:t>
       </w:r>
     </w:p>
@@ -2435,19 +4096,30 @@
         <w:spacing w:line="240" w:lineRule="auto"/>
         <w:ind w:left="720"/>
       </w:pPr>
-      <w:r/>
+      <w:r>
+        <w:rPr>
+          <w:lang w:val="en_US" w:bidi="en_US"/>
+        </w:rPr>
+      </w:r>
       <w:r>
         <w:rPr>
           <w:i/>
+          <w:lang w:val="en_US" w:bidi="en_US"/>
         </w:rPr>
         <w:t>to redeem us</w:t>
       </w:r>
       <w:r>
+        <w:rPr>
+          <w:lang w:val="en_US" w:bidi="en_US"/>
+        </w:rPr>
         <w:t xml:space="preserve">: See </w:t>
       </w:r>
       <w:hyperlink r:id="rId91">
         <w:r>
           <w:rPr>
+            <w:lang w:val="en_US" w:bidi="en_US"/>
+          </w:rPr>
+          <w:rPr>
             <w:color w:val="0000EE"/>
             <w:u w:val="single"/>
           </w:rPr>
@@ -2455,11 +4127,17 @@
         </w:r>
       </w:hyperlink>
       <w:r>
+        <w:rPr>
+          <w:lang w:val="en_US" w:bidi="en_US"/>
+        </w:rPr>
         <w:t xml:space="preserve">; </w:t>
       </w:r>
       <w:hyperlink r:id="rId92">
         <w:r>
           <w:rPr>
+            <w:lang w:val="en_US" w:bidi="en_US"/>
+          </w:rPr>
+          <w:rPr>
             <w:color w:val="0000EE"/>
             <w:u w:val="single"/>
           </w:rPr>
@@ -2467,11 +4145,17 @@
         </w:r>
       </w:hyperlink>
       <w:r>
+        <w:rPr>
+          <w:lang w:val="en_US" w:bidi="en_US"/>
+        </w:rPr>
         <w:t xml:space="preserve">; compare </w:t>
       </w:r>
       <w:hyperlink r:id="rId93">
         <w:r>
           <w:rPr>
+            <w:lang w:val="en_US" w:bidi="en_US"/>
+          </w:rPr>
+          <w:rPr>
             <w:color w:val="0000EE"/>
             <w:u w:val="single"/>
           </w:rPr>
@@ -2479,6 +4163,9 @@
         </w:r>
       </w:hyperlink>
       <w:r>
+        <w:rPr>
+          <w:lang w:val="en_US" w:bidi="en_US"/>
+        </w:rPr>
         <w:t xml:space="preserve">. </w:t>
       </w:r>
     </w:p>
@@ -2488,13 +4175,23 @@
         <w:spacing w:line="240" w:lineRule="auto"/>
         <w:ind w:left="720"/>
       </w:pPr>
-      <w:r/>
-      <w:r>
+      <w:r>
+        <w:rPr>
+          <w:lang w:val="en_US" w:bidi="en_US"/>
+        </w:rPr>
+      </w:r>
+      <w:r>
+        <w:rPr>
+          <w:lang w:val="en_US" w:bidi="en_US"/>
+        </w:rPr>
         <w:t xml:space="preserve">The phrase "a people for His own possession" recalls the formation of Israel as a nation (see </w:t>
       </w:r>
       <w:hyperlink r:id="rId94">
         <w:r>
           <w:rPr>
+            <w:lang w:val="en_US" w:bidi="en_US"/>
+          </w:rPr>
+          <w:rPr>
             <w:color w:val="0000EE"/>
             <w:u w:val="single"/>
           </w:rPr>
@@ -2502,11 +4199,17 @@
         </w:r>
       </w:hyperlink>
       <w:r>
+        <w:rPr>
+          <w:lang w:val="en_US" w:bidi="en_US"/>
+        </w:rPr>
         <w:t xml:space="preserve">; </w:t>
       </w:r>
       <w:hyperlink r:id="rId95">
         <w:r>
           <w:rPr>
+            <w:lang w:val="en_US" w:bidi="en_US"/>
+          </w:rPr>
+          <w:rPr>
             <w:color w:val="0000EE"/>
             <w:u w:val="single"/>
           </w:rPr>
@@ -2514,11 +4217,17 @@
         </w:r>
       </w:hyperlink>
       <w:r>
+        <w:rPr>
+          <w:lang w:val="en_US" w:bidi="en_US"/>
+        </w:rPr>
         <w:t xml:space="preserve">; </w:t>
       </w:r>
       <w:hyperlink r:id="rId96">
         <w:r>
           <w:rPr>
+            <w:lang w:val="en_US" w:bidi="en_US"/>
+          </w:rPr>
+          <w:rPr>
             <w:color w:val="0000EE"/>
             <w:u w:val="single"/>
           </w:rPr>
@@ -2526,6 +4235,9 @@
         </w:r>
       </w:hyperlink>
       <w:r>
+        <w:rPr>
+          <w:lang w:val="en_US" w:bidi="en_US"/>
+        </w:rPr>
         <w:t xml:space="preserve">). Those who follow Christ are now God’s people—his nation—and the Spirit leads them to keep God’s covenant. </w:t>
       </w:r>
     </w:p>
@@ -2535,28 +4247,43 @@
         <w:spacing w:line="240" w:lineRule="auto"/>
         <w:ind w:left="720"/>
       </w:pPr>
-      <w:r/>
+      <w:r>
+        <w:rPr>
+          <w:lang w:val="en_US" w:bidi="en_US"/>
+        </w:rPr>
+      </w:r>
       <w:r>
         <w:rPr>
           <w:i/>
+          <w:lang w:val="en_US" w:bidi="en_US"/>
         </w:rPr>
         <w:t>totally committed to doing good deeds</w:t>
       </w:r>
       <w:r>
+        <w:rPr>
+          <w:lang w:val="en_US" w:bidi="en_US"/>
+        </w:rPr>
         <w:t xml:space="preserve"> (literally </w:t>
       </w:r>
       <w:r>
         <w:rPr>
           <w:i/>
+          <w:lang w:val="en_US" w:bidi="en_US"/>
         </w:rPr>
         <w:t>zealous for good deeds</w:t>
       </w:r>
       <w:r>
+        <w:rPr>
+          <w:lang w:val="en_US" w:bidi="en_US"/>
+        </w:rPr>
         <w:t xml:space="preserve">): See </w:t>
       </w:r>
       <w:hyperlink r:id="rId97">
         <w:r>
           <w:rPr>
+            <w:lang w:val="en_US" w:bidi="en_US"/>
+          </w:rPr>
+          <w:rPr>
             <w:color w:val="0000EE"/>
             <w:u w:val="single"/>
           </w:rPr>
@@ -2564,11 +4291,17 @@
         </w:r>
       </w:hyperlink>
       <w:r>
+        <w:rPr>
+          <w:lang w:val="en_US" w:bidi="en_US"/>
+        </w:rPr>
         <w:t xml:space="preserve">; </w:t>
       </w:r>
       <w:hyperlink r:id="rId98">
         <w:r>
           <w:rPr>
+            <w:lang w:val="en_US" w:bidi="en_US"/>
+          </w:rPr>
+          <w:rPr>
             <w:color w:val="0000EE"/>
             <w:u w:val="single"/>
           </w:rPr>
@@ -2576,22 +4309,45 @@
         </w:r>
       </w:hyperlink>
       <w:r>
+        <w:rPr>
+          <w:lang w:val="en_US" w:bidi="en_US"/>
+        </w:rPr>
         <w:t>.</w:t>
       </w:r>
-      <w:r/>
-      <w:r/>
-    </w:p>
-    <w:p>
-      <w:r/>
+      <w:r>
+        <w:rPr>
+          <w:lang w:val="en_US" w:bidi="en_US"/>
+        </w:rPr>
+      </w:r>
+      <w:r>
+        <w:rPr>
+          <w:lang w:val="en_US" w:bidi="en_US"/>
+        </w:rPr>
+      </w:r>
+    </w:p>
+    <w:p>
+      <w:pPr/>
+      <w:r>
+        <w:rPr>
+          <w:lang w:val="en_US" w:bidi="en_US"/>
+        </w:rPr>
+      </w:r>
     </w:p>
     <w:p>
       <w:pPr>
         <w:pStyle w:val="Heading2"/>
       </w:pPr>
       <w:r>
+        <w:rPr>
+          <w:lang w:val="en_US" w:bidi="en_US"/>
+        </w:rPr>
         <w:t>Titus 3:1</w:t>
       </w:r>
-      <w:r/>
+      <w:r>
+        <w:rPr>
+          <w:lang w:val="en_US" w:bidi="en_US"/>
+        </w:rPr>
+      </w:r>
     </w:p>
     <w:p>
       <w:pPr>
@@ -2599,13 +4355,23 @@
         <w:spacing w:line="240" w:lineRule="auto"/>
         <w:ind w:left="720"/>
       </w:pPr>
-      <w:r/>
-      <w:r>
+      <w:r>
+        <w:rPr>
+          <w:lang w:val="en_US" w:bidi="en_US"/>
+        </w:rPr>
+      </w:r>
+      <w:r>
+        <w:rPr>
+          <w:lang w:val="en_US" w:bidi="en_US"/>
+        </w:rPr>
         <w:t>Paul might be telling the believers to make a clear distinction between themselves and the disorderly general population. Alternatively, the troublemakers (</w:t>
       </w:r>
       <w:hyperlink r:id="rId99">
         <w:r>
           <w:rPr>
+            <w:lang w:val="en_US" w:bidi="en_US"/>
+          </w:rPr>
+          <w:rPr>
             <w:color w:val="0000EE"/>
             <w:u w:val="single"/>
           </w:rPr>
@@ -2613,11 +4379,17 @@
         </w:r>
       </w:hyperlink>
       <w:r>
+        <w:rPr>
+          <w:lang w:val="en_US" w:bidi="en_US"/>
+        </w:rPr>
         <w:t xml:space="preserve">; </w:t>
       </w:r>
       <w:hyperlink r:id="rId100">
         <w:r>
           <w:rPr>
+            <w:lang w:val="en_US" w:bidi="en_US"/>
+          </w:rPr>
+          <w:rPr>
             <w:color w:val="0000EE"/>
             <w:u w:val="single"/>
           </w:rPr>
@@ -2625,11 +4397,17 @@
         </w:r>
       </w:hyperlink>
       <w:r>
+        <w:rPr>
+          <w:lang w:val="en_US" w:bidi="en_US"/>
+        </w:rPr>
         <w:t xml:space="preserve">) might have adopted disorderly behaviors as a result of their false teachings (as is likely the case in </w:t>
       </w:r>
       <w:hyperlink r:id="rId81">
         <w:r>
           <w:rPr>
+            <w:lang w:val="en_US" w:bidi="en_US"/>
+          </w:rPr>
+          <w:rPr>
             <w:color w:val="0000EE"/>
             <w:u w:val="single"/>
           </w:rPr>
@@ -2637,6 +4415,9 @@
         </w:r>
       </w:hyperlink>
       <w:r>
+        <w:rPr>
+          <w:lang w:val="en_US" w:bidi="en_US"/>
+        </w:rPr>
         <w:t xml:space="preserve">). </w:t>
       </w:r>
     </w:p>
@@ -2646,22 +4427,36 @@
         <w:spacing w:line="240" w:lineRule="auto"/>
         <w:ind w:left="720"/>
       </w:pPr>
-      <w:r/>
-      <w:r>
+      <w:r>
+        <w:rPr>
+          <w:lang w:val="en_US" w:bidi="en_US"/>
+        </w:rPr>
+      </w:r>
+      <w:r>
+        <w:rPr>
+          <w:lang w:val="en_US" w:bidi="en_US"/>
+        </w:rPr>
         <w:t>On relations to rulers and authorities</w:t>
       </w:r>
       <w:r>
         <w:rPr>
           <w:i/>
+          <w:lang w:val="en_US" w:bidi="en_US"/>
         </w:rPr>
         <w:t>,</w:t>
       </w:r>
       <w:r>
+        <w:rPr>
+          <w:lang w:val="en_US" w:bidi="en_US"/>
+        </w:rPr>
         <w:t xml:space="preserve"> see </w:t>
       </w:r>
       <w:hyperlink r:id="rId101">
         <w:r>
           <w:rPr>
+            <w:lang w:val="en_US" w:bidi="en_US"/>
+          </w:rPr>
+          <w:rPr>
             <w:color w:val="0000EE"/>
             <w:u w:val="single"/>
           </w:rPr>
@@ -2669,11 +4464,17 @@
         </w:r>
       </w:hyperlink>
       <w:r>
+        <w:rPr>
+          <w:lang w:val="en_US" w:bidi="en_US"/>
+        </w:rPr>
         <w:t xml:space="preserve">; </w:t>
       </w:r>
       <w:hyperlink r:id="rId102">
         <w:r>
           <w:rPr>
+            <w:lang w:val="en_US" w:bidi="en_US"/>
+          </w:rPr>
+          <w:rPr>
             <w:color w:val="0000EE"/>
             <w:u w:val="single"/>
           </w:rPr>
@@ -2681,31 +4482,65 @@
         </w:r>
       </w:hyperlink>
       <w:r>
+        <w:rPr>
+          <w:lang w:val="en_US" w:bidi="en_US"/>
+        </w:rPr>
         <w:t>.</w:t>
       </w:r>
-      <w:r/>
-      <w:r/>
-    </w:p>
-    <w:p>
-      <w:r/>
+      <w:r>
+        <w:rPr>
+          <w:lang w:val="en_US" w:bidi="en_US"/>
+        </w:rPr>
+      </w:r>
+      <w:r>
+        <w:rPr>
+          <w:lang w:val="en_US" w:bidi="en_US"/>
+        </w:rPr>
+      </w:r>
+    </w:p>
+    <w:p>
+      <w:pPr/>
+      <w:r>
+        <w:rPr>
+          <w:lang w:val="en_US" w:bidi="en_US"/>
+        </w:rPr>
+      </w:r>
     </w:p>
     <w:p>
       <w:pPr>
         <w:pStyle w:val="Heading2"/>
       </w:pPr>
       <w:r>
+        <w:rPr>
+          <w:lang w:val="en_US" w:bidi="en_US"/>
+        </w:rPr>
         <w:t>Titus 3:1–11</w:t>
       </w:r>
-      <w:r/>
-    </w:p>
-    <w:p>
-      <w:r/>
-      <w:r>
+      <w:r>
+        <w:rPr>
+          <w:lang w:val="en_US" w:bidi="en_US"/>
+        </w:rPr>
+      </w:r>
+    </w:p>
+    <w:p>
+      <w:pPr/>
+      <w:r>
+        <w:rPr>
+          <w:lang w:val="en_US" w:bidi="en_US"/>
+        </w:rPr>
+      </w:r>
+      <w:r>
+        <w:rPr>
+          <w:lang w:val="en_US" w:bidi="en_US"/>
+        </w:rPr>
         <w:t>The emphasis on sound teaching continues (</w:t>
       </w:r>
       <w:hyperlink r:id="rId64">
         <w:r>
           <w:rPr>
+            <w:lang w:val="en_US" w:bidi="en_US"/>
+          </w:rPr>
+          <w:rPr>
             <w:color w:val="0000EE"/>
             <w:u w:val="single"/>
           </w:rPr>
@@ -2713,11 +4548,17 @@
         </w:r>
       </w:hyperlink>
       <w:r>
+        <w:rPr>
+          <w:lang w:val="en_US" w:bidi="en_US"/>
+        </w:rPr>
         <w:t xml:space="preserve">; </w:t>
       </w:r>
       <w:hyperlink r:id="rId103">
         <w:r>
           <w:rPr>
+            <w:lang w:val="en_US" w:bidi="en_US"/>
+          </w:rPr>
+          <w:rPr>
             <w:color w:val="0000EE"/>
             <w:u w:val="single"/>
           </w:rPr>
@@ -2725,11 +4566,17 @@
         </w:r>
       </w:hyperlink>
       <w:r>
+        <w:rPr>
+          <w:lang w:val="en_US" w:bidi="en_US"/>
+        </w:rPr>
         <w:t xml:space="preserve">). Now Paul shifts his focus to how the Christian community relates to society in general (compare </w:t>
       </w:r>
       <w:hyperlink r:id="rId104">
         <w:r>
           <w:rPr>
+            <w:lang w:val="en_US" w:bidi="en_US"/>
+          </w:rPr>
+          <w:rPr>
             <w:color w:val="0000EE"/>
             <w:u w:val="single"/>
           </w:rPr>
@@ -2737,11 +4584,17 @@
         </w:r>
       </w:hyperlink>
       <w:r>
+        <w:rPr>
+          <w:lang w:val="en_US" w:bidi="en_US"/>
+        </w:rPr>
         <w:t xml:space="preserve">). As in </w:t>
       </w:r>
       <w:hyperlink r:id="rId105">
         <w:r>
           <w:rPr>
+            <w:lang w:val="en_US" w:bidi="en_US"/>
+          </w:rPr>
+          <w:rPr>
             <w:color w:val="0000EE"/>
             <w:u w:val="single"/>
           </w:rPr>
@@ -2749,11 +4602,17 @@
         </w:r>
       </w:hyperlink>
       <w:r>
+        <w:rPr>
+          <w:lang w:val="en_US" w:bidi="en_US"/>
+        </w:rPr>
         <w:t>, God’s instructions for his people in</w:t>
       </w:r>
       <w:hyperlink r:id="rId106">
         <w:r>
           <w:rPr>
+            <w:lang w:val="en_US" w:bidi="en_US"/>
+          </w:rPr>
+          <w:rPr>
             <w:color w:val="0000EE"/>
             <w:u w:val="single"/>
           </w:rPr>
@@ -2761,11 +4620,17 @@
         </w:r>
       </w:hyperlink>
       <w:r>
+        <w:rPr>
+          <w:lang w:val="en_US" w:bidi="en_US"/>
+        </w:rPr>
         <w:t xml:space="preserve"> are based on his interactions with them (</w:t>
       </w:r>
       <w:hyperlink r:id="rId83">
         <w:r>
           <w:rPr>
+            <w:lang w:val="en_US" w:bidi="en_US"/>
+          </w:rPr>
+          <w:rPr>
             <w:color w:val="0000EE"/>
             <w:u w:val="single"/>
           </w:rPr>
@@ -2773,17 +4638,29 @@
         </w:r>
       </w:hyperlink>
       <w:r>
+        <w:rPr>
+          <w:lang w:val="en_US" w:bidi="en_US"/>
+        </w:rPr>
         <w:t xml:space="preserve">; compare </w:t>
       </w:r>
       <w:r>
+        <w:rPr>
+          <w:lang w:val="en_US" w:bidi="en_US"/>
+        </w:rPr>
         <w:t>study note on 2:11–15</w:t>
       </w:r>
       <w:r>
+        <w:rPr>
+          <w:lang w:val="en_US" w:bidi="en_US"/>
+        </w:rPr>
         <w:t>). Paul then instructs Titus to avoid pointless arguments and to insist on beneficial teaching (</w:t>
       </w:r>
       <w:hyperlink r:id="rId107">
         <w:r>
           <w:rPr>
+            <w:lang w:val="en_US" w:bidi="en_US"/>
+          </w:rPr>
+          <w:rPr>
             <w:color w:val="0000EE"/>
             <w:u w:val="single"/>
           </w:rPr>
@@ -2791,31 +4668,65 @@
         </w:r>
       </w:hyperlink>
       <w:r>
+        <w:rPr>
+          <w:lang w:val="en_US" w:bidi="en_US"/>
+        </w:rPr>
         <w:t>).</w:t>
       </w:r>
-      <w:r/>
-      <w:r/>
-    </w:p>
-    <w:p>
-      <w:r/>
+      <w:r>
+        <w:rPr>
+          <w:lang w:val="en_US" w:bidi="en_US"/>
+        </w:rPr>
+      </w:r>
+      <w:r>
+        <w:rPr>
+          <w:lang w:val="en_US" w:bidi="en_US"/>
+        </w:rPr>
+      </w:r>
+    </w:p>
+    <w:p>
+      <w:pPr/>
+      <w:r>
+        <w:rPr>
+          <w:lang w:val="en_US" w:bidi="en_US"/>
+        </w:rPr>
+      </w:r>
     </w:p>
     <w:p>
       <w:pPr>
         <w:pStyle w:val="Heading2"/>
       </w:pPr>
       <w:r>
+        <w:rPr>
+          <w:lang w:val="en_US" w:bidi="en_US"/>
+        </w:rPr>
         <w:t>Titus 3:3</w:t>
       </w:r>
-      <w:r/>
-    </w:p>
-    <w:p>
-      <w:r/>
-      <w:r>
+      <w:r>
+        <w:rPr>
+          <w:lang w:val="en_US" w:bidi="en_US"/>
+        </w:rPr>
+      </w:r>
+    </w:p>
+    <w:p>
+      <w:pPr/>
+      <w:r>
+        <w:rPr>
+          <w:lang w:val="en_US" w:bidi="en_US"/>
+        </w:rPr>
+      </w:r>
+      <w:r>
+        <w:rPr>
+          <w:lang w:val="en_US" w:bidi="en_US"/>
+        </w:rPr>
         <w:t>Being humble and treating everyone with respect is appropriate (</w:t>
       </w:r>
       <w:hyperlink r:id="rId108">
         <w:r>
           <w:rPr>
+            <w:lang w:val="en_US" w:bidi="en_US"/>
+          </w:rPr>
+          <w:rPr>
             <w:color w:val="0000EE"/>
             <w:u w:val="single"/>
           </w:rPr>
@@ -2823,11 +4734,17 @@
         </w:r>
       </w:hyperlink>
       <w:r>
+        <w:rPr>
+          <w:lang w:val="en_US" w:bidi="en_US"/>
+        </w:rPr>
         <w:t>). This is especially true when we remember our own condition when God’s kindness and love came to us (</w:t>
       </w:r>
       <w:hyperlink r:id="rId27">
         <w:r>
           <w:rPr>
+            <w:lang w:val="en_US" w:bidi="en_US"/>
+          </w:rPr>
+          <w:rPr>
             <w:color w:val="0000EE"/>
             <w:u w:val="single"/>
           </w:rPr>
@@ -2835,11 +4752,17 @@
         </w:r>
       </w:hyperlink>
       <w:r>
+        <w:rPr>
+          <w:lang w:val="en_US" w:bidi="en_US"/>
+        </w:rPr>
         <w:t xml:space="preserve">; see </w:t>
       </w:r>
       <w:hyperlink r:id="rId109">
         <w:r>
           <w:rPr>
+            <w:lang w:val="en_US" w:bidi="en_US"/>
+          </w:rPr>
+          <w:rPr>
             <w:color w:val="0000EE"/>
             <w:u w:val="single"/>
           </w:rPr>
@@ -2847,11 +4770,17 @@
         </w:r>
       </w:hyperlink>
       <w:r>
+        <w:rPr>
+          <w:lang w:val="en_US" w:bidi="en_US"/>
+        </w:rPr>
         <w:t xml:space="preserve">; </w:t>
       </w:r>
       <w:hyperlink r:id="rId110">
         <w:r>
           <w:rPr>
+            <w:lang w:val="en_US" w:bidi="en_US"/>
+          </w:rPr>
+          <w:rPr>
             <w:color w:val="0000EE"/>
             <w:u w:val="single"/>
           </w:rPr>
@@ -2859,11 +4788,17 @@
         </w:r>
       </w:hyperlink>
       <w:r>
+        <w:rPr>
+          <w:lang w:val="en_US" w:bidi="en_US"/>
+        </w:rPr>
         <w:t xml:space="preserve">; </w:t>
       </w:r>
       <w:hyperlink r:id="rId111">
         <w:r>
           <w:rPr>
+            <w:lang w:val="en_US" w:bidi="en_US"/>
+          </w:rPr>
+          <w:rPr>
             <w:color w:val="0000EE"/>
             <w:u w:val="single"/>
           </w:rPr>
@@ -2871,11 +4806,17 @@
         </w:r>
       </w:hyperlink>
       <w:r>
+        <w:rPr>
+          <w:lang w:val="en_US" w:bidi="en_US"/>
+        </w:rPr>
         <w:t xml:space="preserve">; </w:t>
       </w:r>
       <w:hyperlink r:id="rId112">
         <w:r>
           <w:rPr>
+            <w:lang w:val="en_US" w:bidi="en_US"/>
+          </w:rPr>
+          <w:rPr>
             <w:color w:val="0000EE"/>
             <w:u w:val="single"/>
           </w:rPr>
@@ -2883,22 +4824,45 @@
         </w:r>
       </w:hyperlink>
       <w:r>
+        <w:rPr>
+          <w:lang w:val="en_US" w:bidi="en_US"/>
+        </w:rPr>
         <w:t>).</w:t>
       </w:r>
-      <w:r/>
-      <w:r/>
-    </w:p>
-    <w:p>
-      <w:r/>
+      <w:r>
+        <w:rPr>
+          <w:lang w:val="en_US" w:bidi="en_US"/>
+        </w:rPr>
+      </w:r>
+      <w:r>
+        <w:rPr>
+          <w:lang w:val="en_US" w:bidi="en_US"/>
+        </w:rPr>
+      </w:r>
+    </w:p>
+    <w:p>
+      <w:pPr/>
+      <w:r>
+        <w:rPr>
+          <w:lang w:val="en_US" w:bidi="en_US"/>
+        </w:rPr>
+      </w:r>
     </w:p>
     <w:p>
       <w:pPr>
         <w:pStyle w:val="Heading2"/>
       </w:pPr>
       <w:r>
+        <w:rPr>
+          <w:lang w:val="en_US" w:bidi="en_US"/>
+        </w:rPr>
         <w:t>Titus 3:4</w:t>
       </w:r>
-      <w:r/>
+      <w:r>
+        <w:rPr>
+          <w:lang w:val="en_US" w:bidi="en_US"/>
+        </w:rPr>
+      </w:r>
     </w:p>
     <w:p>
       <w:pPr>
@@ -2906,8 +4870,15 @@
         <w:spacing w:line="240" w:lineRule="auto"/>
         <w:ind w:left="720"/>
       </w:pPr>
-      <w:r/>
-      <w:r>
+      <w:r>
+        <w:rPr>
+          <w:lang w:val="en_US" w:bidi="en_US"/>
+        </w:rPr>
+      </w:r>
+      <w:r>
+        <w:rPr>
+          <w:lang w:val="en_US" w:bidi="en_US"/>
+        </w:rPr>
         <w:t xml:space="preserve">We should behave toward our fellow humans as God acted toward us—in kindness and love. God’s salvation makes this possible. </w:t>
       </w:r>
     </w:p>
@@ -2917,28 +4888,43 @@
         <w:spacing w:line="240" w:lineRule="auto"/>
         <w:ind w:left="720"/>
       </w:pPr>
-      <w:r/>
+      <w:r>
+        <w:rPr>
+          <w:lang w:val="en_US" w:bidi="en_US"/>
+        </w:rPr>
+      </w:r>
       <w:r>
         <w:rPr>
           <w:i/>
+          <w:lang w:val="en_US" w:bidi="en_US"/>
         </w:rPr>
         <w:t>revealed</w:t>
       </w:r>
       <w:r>
+        <w:rPr>
+          <w:lang w:val="en_US" w:bidi="en_US"/>
+        </w:rPr>
         <w:t xml:space="preserve"> (literally </w:t>
       </w:r>
       <w:r>
         <w:rPr>
           <w:i/>
+          <w:lang w:val="en_US" w:bidi="en_US"/>
         </w:rPr>
         <w:t>appeared</w:t>
       </w:r>
       <w:r>
+        <w:rPr>
+          <w:lang w:val="en_US" w:bidi="en_US"/>
+        </w:rPr>
         <w:t xml:space="preserve">): The Greek word relates to the coming of Christ (also in </w:t>
       </w:r>
       <w:hyperlink r:id="rId84">
         <w:r>
           <w:rPr>
+            <w:lang w:val="en_US" w:bidi="en_US"/>
+          </w:rPr>
+          <w:rPr>
             <w:color w:val="0000EE"/>
             <w:u w:val="single"/>
           </w:rPr>
@@ -2946,11 +4932,17 @@
         </w:r>
       </w:hyperlink>
       <w:r>
+        <w:rPr>
+          <w:lang w:val="en_US" w:bidi="en_US"/>
+        </w:rPr>
         <w:t xml:space="preserve">, </w:t>
       </w:r>
       <w:hyperlink r:id="rId26">
         <w:r>
           <w:rPr>
+            <w:lang w:val="en_US" w:bidi="en_US"/>
+          </w:rPr>
+          <w:rPr>
             <w:color w:val="0000EE"/>
             <w:u w:val="single"/>
           </w:rPr>
@@ -2958,37 +4950,77 @@
         </w:r>
       </w:hyperlink>
       <w:r>
+        <w:rPr>
+          <w:lang w:val="en_US" w:bidi="en_US"/>
+        </w:rPr>
         <w:t xml:space="preserve">; see </w:t>
       </w:r>
       <w:r>
+        <w:rPr>
+          <w:lang w:val="en_US" w:bidi="en_US"/>
+        </w:rPr>
         <w:t>study note on 1 Timothy 6:14</w:t>
       </w:r>
       <w:r>
+        <w:rPr>
+          <w:lang w:val="en_US" w:bidi="en_US"/>
+        </w:rPr>
         <w:t>).</w:t>
       </w:r>
-      <w:r/>
-      <w:r/>
-    </w:p>
-    <w:p>
-      <w:r/>
+      <w:r>
+        <w:rPr>
+          <w:lang w:val="en_US" w:bidi="en_US"/>
+        </w:rPr>
+      </w:r>
+      <w:r>
+        <w:rPr>
+          <w:lang w:val="en_US" w:bidi="en_US"/>
+        </w:rPr>
+      </w:r>
+    </w:p>
+    <w:p>
+      <w:pPr/>
+      <w:r>
+        <w:rPr>
+          <w:lang w:val="en_US" w:bidi="en_US"/>
+        </w:rPr>
+      </w:r>
     </w:p>
     <w:p>
       <w:pPr>
         <w:pStyle w:val="Heading2"/>
       </w:pPr>
       <w:r>
+        <w:rPr>
+          <w:lang w:val="en_US" w:bidi="en_US"/>
+        </w:rPr>
         <w:t>Titus 3:4–7</w:t>
       </w:r>
-      <w:r/>
-    </w:p>
-    <w:p>
-      <w:r/>
-      <w:r>
+      <w:r>
+        <w:rPr>
+          <w:lang w:val="en_US" w:bidi="en_US"/>
+        </w:rPr>
+      </w:r>
+    </w:p>
+    <w:p>
+      <w:pPr/>
+      <w:r>
+        <w:rPr>
+          <w:lang w:val="en_US" w:bidi="en_US"/>
+        </w:rPr>
+      </w:r>
+      <w:r>
+        <w:rPr>
+          <w:lang w:val="en_US" w:bidi="en_US"/>
+        </w:rPr>
         <w:t xml:space="preserve">This passage might be a summary or quote from traditional teaching (see </w:t>
       </w:r>
       <w:hyperlink r:id="rId113">
         <w:r>
           <w:rPr>
+            <w:lang w:val="en_US" w:bidi="en_US"/>
+          </w:rPr>
+          <w:rPr>
             <w:color w:val="0000EE"/>
             <w:u w:val="single"/>
           </w:rPr>
@@ -2996,11 +5028,17 @@
         </w:r>
       </w:hyperlink>
       <w:r>
+        <w:rPr>
+          <w:lang w:val="en_US" w:bidi="en_US"/>
+        </w:rPr>
         <w:t xml:space="preserve">; </w:t>
       </w:r>
       <w:hyperlink r:id="rId114">
         <w:r>
           <w:rPr>
+            <w:lang w:val="en_US" w:bidi="en_US"/>
+          </w:rPr>
+          <w:rPr>
             <w:color w:val="0000EE"/>
             <w:u w:val="single"/>
           </w:rPr>
@@ -3008,22 +5046,45 @@
         </w:r>
       </w:hyperlink>
       <w:r>
+        <w:rPr>
+          <w:lang w:val="en_US" w:bidi="en_US"/>
+        </w:rPr>
         <w:t>).</w:t>
       </w:r>
-      <w:r/>
-      <w:r/>
-    </w:p>
-    <w:p>
-      <w:r/>
+      <w:r>
+        <w:rPr>
+          <w:lang w:val="en_US" w:bidi="en_US"/>
+        </w:rPr>
+      </w:r>
+      <w:r>
+        <w:rPr>
+          <w:lang w:val="en_US" w:bidi="en_US"/>
+        </w:rPr>
+      </w:r>
+    </w:p>
+    <w:p>
+      <w:pPr/>
+      <w:r>
+        <w:rPr>
+          <w:lang w:val="en_US" w:bidi="en_US"/>
+        </w:rPr>
+      </w:r>
     </w:p>
     <w:p>
       <w:pPr>
         <w:pStyle w:val="Heading2"/>
       </w:pPr>
       <w:r>
+        <w:rPr>
+          <w:lang w:val="en_US" w:bidi="en_US"/>
+        </w:rPr>
         <w:t>Titus 3:5</w:t>
       </w:r>
-      <w:r/>
+      <w:r>
+        <w:rPr>
+          <w:lang w:val="en_US" w:bidi="en_US"/>
+        </w:rPr>
+      </w:r>
     </w:p>
     <w:p>
       <w:pPr>
@@ -3031,19 +5092,30 @@
         <w:spacing w:line="240" w:lineRule="auto"/>
         <w:ind w:left="720"/>
       </w:pPr>
-      <w:r/>
+      <w:r>
+        <w:rPr>
+          <w:lang w:val="en_US" w:bidi="en_US"/>
+        </w:rPr>
+      </w:r>
       <w:r>
         <w:rPr>
           <w:i/>
+          <w:lang w:val="en_US" w:bidi="en_US"/>
         </w:rPr>
         <w:t>not by … but by</w:t>
       </w:r>
       <w:r>
+        <w:rPr>
+          <w:lang w:val="en_US" w:bidi="en_US"/>
+        </w:rPr>
         <w:t xml:space="preserve">: The contrast is between human actions that might be thought to deserve salvation and God’s grace (see </w:t>
       </w:r>
       <w:hyperlink r:id="rId115">
         <w:r>
           <w:rPr>
+            <w:lang w:val="en_US" w:bidi="en_US"/>
+          </w:rPr>
+          <w:rPr>
             <w:color w:val="0000EE"/>
             <w:u w:val="single"/>
           </w:rPr>
@@ -3051,11 +5123,17 @@
         </w:r>
       </w:hyperlink>
       <w:r>
+        <w:rPr>
+          <w:lang w:val="en_US" w:bidi="en_US"/>
+        </w:rPr>
         <w:t>). Salvation is through faith in God’s mercy alone (</w:t>
       </w:r>
       <w:hyperlink r:id="rId116">
         <w:r>
           <w:rPr>
+            <w:lang w:val="en_US" w:bidi="en_US"/>
+          </w:rPr>
+          <w:rPr>
             <w:color w:val="0000EE"/>
             <w:u w:val="single"/>
           </w:rPr>
@@ -3063,6 +5141,9 @@
         </w:r>
       </w:hyperlink>
       <w:r>
+        <w:rPr>
+          <w:lang w:val="en_US" w:bidi="en_US"/>
+        </w:rPr>
         <w:t xml:space="preserve">). </w:t>
       </w:r>
     </w:p>
@@ -3072,19 +5153,30 @@
         <w:spacing w:line="240" w:lineRule="auto"/>
         <w:ind w:left="720"/>
       </w:pPr>
-      <w:r/>
+      <w:r>
+        <w:rPr>
+          <w:lang w:val="en_US" w:bidi="en_US"/>
+        </w:rPr>
+      </w:r>
       <w:r>
         <w:rPr>
           <w:i/>
+          <w:lang w:val="en_US" w:bidi="en_US"/>
         </w:rPr>
         <w:t>washing of new birth</w:t>
       </w:r>
       <w:r>
+        <w:rPr>
+          <w:lang w:val="en_US" w:bidi="en_US"/>
+        </w:rPr>
         <w:t xml:space="preserve">: See </w:t>
       </w:r>
       <w:hyperlink r:id="rId117">
         <w:r>
           <w:rPr>
+            <w:lang w:val="en_US" w:bidi="en_US"/>
+          </w:rPr>
+          <w:rPr>
             <w:color w:val="0000EE"/>
             <w:u w:val="single"/>
           </w:rPr>
@@ -3092,11 +5184,17 @@
         </w:r>
       </w:hyperlink>
       <w:r>
+        <w:rPr>
+          <w:lang w:val="en_US" w:bidi="en_US"/>
+        </w:rPr>
         <w:t xml:space="preserve">; </w:t>
       </w:r>
       <w:hyperlink r:id="rId118">
         <w:r>
           <w:rPr>
+            <w:lang w:val="en_US" w:bidi="en_US"/>
+          </w:rPr>
+          <w:rPr>
             <w:color w:val="0000EE"/>
             <w:u w:val="single"/>
           </w:rPr>
@@ -3104,11 +5202,17 @@
         </w:r>
       </w:hyperlink>
       <w:r>
+        <w:rPr>
+          <w:lang w:val="en_US" w:bidi="en_US"/>
+        </w:rPr>
         <w:t xml:space="preserve">; </w:t>
       </w:r>
       <w:hyperlink r:id="rId119">
         <w:r>
           <w:rPr>
+            <w:lang w:val="en_US" w:bidi="en_US"/>
+          </w:rPr>
+          <w:rPr>
             <w:color w:val="0000EE"/>
             <w:u w:val="single"/>
           </w:rPr>
@@ -3116,11 +5220,17 @@
         </w:r>
       </w:hyperlink>
       <w:r>
+        <w:rPr>
+          <w:lang w:val="en_US" w:bidi="en_US"/>
+        </w:rPr>
         <w:t xml:space="preserve">; </w:t>
       </w:r>
       <w:hyperlink r:id="rId120">
         <w:r>
           <w:rPr>
+            <w:lang w:val="en_US" w:bidi="en_US"/>
+          </w:rPr>
+          <w:rPr>
             <w:color w:val="0000EE"/>
             <w:u w:val="single"/>
           </w:rPr>
@@ -3128,11 +5238,17 @@
         </w:r>
       </w:hyperlink>
       <w:r>
+        <w:rPr>
+          <w:lang w:val="en_US" w:bidi="en_US"/>
+        </w:rPr>
         <w:t xml:space="preserve">; </w:t>
       </w:r>
       <w:hyperlink r:id="rId121">
         <w:r>
           <w:rPr>
+            <w:lang w:val="en_US" w:bidi="en_US"/>
+          </w:rPr>
+          <w:rPr>
             <w:color w:val="0000EE"/>
             <w:u w:val="single"/>
           </w:rPr>
@@ -3140,6 +5256,9 @@
         </w:r>
       </w:hyperlink>
       <w:r>
+        <w:rPr>
+          <w:lang w:val="en_US" w:bidi="en_US"/>
+        </w:rPr>
         <w:t xml:space="preserve">. </w:t>
       </w:r>
     </w:p>
@@ -3149,19 +5268,30 @@
         <w:spacing w:line="240" w:lineRule="auto"/>
         <w:ind w:left="720"/>
       </w:pPr>
-      <w:r/>
+      <w:r>
+        <w:rPr>
+          <w:lang w:val="en_US" w:bidi="en_US"/>
+        </w:rPr>
+      </w:r>
       <w:r>
         <w:rPr>
           <w:i/>
+          <w:lang w:val="en_US" w:bidi="en_US"/>
         </w:rPr>
         <w:t>and renewal by the Holy Spirit</w:t>
       </w:r>
       <w:r>
+        <w:rPr>
+          <w:lang w:val="en_US" w:bidi="en_US"/>
+        </w:rPr>
         <w:t xml:space="preserve">: This demonstrates a complete departure from the life of sin and death and a transfer into the life of purity (see also </w:t>
       </w:r>
       <w:hyperlink r:id="rId122">
         <w:r>
           <w:rPr>
+            <w:lang w:val="en_US" w:bidi="en_US"/>
+          </w:rPr>
+          <w:rPr>
             <w:color w:val="0000EE"/>
             <w:u w:val="single"/>
           </w:rPr>
@@ -3169,11 +5299,17 @@
         </w:r>
       </w:hyperlink>
       <w:r>
+        <w:rPr>
+          <w:lang w:val="en_US" w:bidi="en_US"/>
+        </w:rPr>
         <w:t xml:space="preserve">; </w:t>
       </w:r>
       <w:hyperlink r:id="rId123">
         <w:r>
           <w:rPr>
+            <w:lang w:val="en_US" w:bidi="en_US"/>
+          </w:rPr>
+          <w:rPr>
             <w:color w:val="0000EE"/>
             <w:u w:val="single"/>
           </w:rPr>
@@ -3181,11 +5317,17 @@
         </w:r>
       </w:hyperlink>
       <w:r>
+        <w:rPr>
+          <w:lang w:val="en_US" w:bidi="en_US"/>
+        </w:rPr>
         <w:t xml:space="preserve">; </w:t>
       </w:r>
       <w:hyperlink r:id="rId124">
         <w:r>
           <w:rPr>
+            <w:lang w:val="en_US" w:bidi="en_US"/>
+          </w:rPr>
+          <w:rPr>
             <w:color w:val="0000EE"/>
             <w:u w:val="single"/>
           </w:rPr>
@@ -3193,22 +5335,45 @@
         </w:r>
       </w:hyperlink>
       <w:r>
+        <w:rPr>
+          <w:lang w:val="en_US" w:bidi="en_US"/>
+        </w:rPr>
         <w:t>).</w:t>
       </w:r>
-      <w:r/>
-      <w:r/>
-    </w:p>
-    <w:p>
-      <w:r/>
+      <w:r>
+        <w:rPr>
+          <w:lang w:val="en_US" w:bidi="en_US"/>
+        </w:rPr>
+      </w:r>
+      <w:r>
+        <w:rPr>
+          <w:lang w:val="en_US" w:bidi="en_US"/>
+        </w:rPr>
+      </w:r>
+    </w:p>
+    <w:p>
+      <w:pPr/>
+      <w:r>
+        <w:rPr>
+          <w:lang w:val="en_US" w:bidi="en_US"/>
+        </w:rPr>
+      </w:r>
     </w:p>
     <w:p>
       <w:pPr>
         <w:pStyle w:val="Heading2"/>
       </w:pPr>
       <w:r>
+        <w:rPr>
+          <w:lang w:val="en_US" w:bidi="en_US"/>
+        </w:rPr>
         <w:t>Titus 3:7</w:t>
       </w:r>
-      <w:r/>
+      <w:r>
+        <w:rPr>
+          <w:lang w:val="en_US" w:bidi="en_US"/>
+        </w:rPr>
+      </w:r>
     </w:p>
     <w:p>
       <w:pPr>
@@ -3216,13 +5381,23 @@
         <w:spacing w:line="240" w:lineRule="auto"/>
         <w:ind w:left="720"/>
       </w:pPr>
-      <w:r/>
-      <w:r>
+      <w:r>
+        <w:rPr>
+          <w:lang w:val="en_US" w:bidi="en_US"/>
+        </w:rPr>
+      </w:r>
+      <w:r>
+        <w:rPr>
+          <w:lang w:val="en_US" w:bidi="en_US"/>
+        </w:rPr>
         <w:t xml:space="preserve">The first half of this verse summarizes </w:t>
       </w:r>
       <w:hyperlink r:id="rId125">
         <w:r>
           <w:rPr>
+            <w:lang w:val="en_US" w:bidi="en_US"/>
+          </w:rPr>
+          <w:rPr>
             <w:color w:val="0000EE"/>
             <w:u w:val="single"/>
           </w:rPr>
@@ -3230,6 +5405,9 @@
         </w:r>
       </w:hyperlink>
       <w:r>
+        <w:rPr>
+          <w:lang w:val="en_US" w:bidi="en_US"/>
+        </w:rPr>
         <w:t xml:space="preserve">. The second half supplies the purpose for what God did. </w:t>
       </w:r>
     </w:p>
@@ -3239,28 +5417,43 @@
         <w:spacing w:line="240" w:lineRule="auto"/>
         <w:ind w:left="720"/>
       </w:pPr>
-      <w:r/>
+      <w:r>
+        <w:rPr>
+          <w:lang w:val="en_US" w:bidi="en_US"/>
+        </w:rPr>
+      </w:r>
       <w:r>
         <w:rPr>
           <w:i/>
+          <w:lang w:val="en_US" w:bidi="en_US"/>
         </w:rPr>
         <w:t xml:space="preserve">made us right in his sight </w:t>
       </w:r>
       <w:r>
+        <w:rPr>
+          <w:lang w:val="en_US" w:bidi="en_US"/>
+        </w:rPr>
         <w:t xml:space="preserve">(literally </w:t>
       </w:r>
       <w:r>
         <w:rPr>
           <w:i/>
+          <w:lang w:val="en_US" w:bidi="en_US"/>
         </w:rPr>
         <w:t>having been justified</w:t>
       </w:r>
       <w:r>
+        <w:rPr>
+          <w:lang w:val="en_US" w:bidi="en_US"/>
+        </w:rPr>
         <w:t xml:space="preserve">): See </w:t>
       </w:r>
       <w:hyperlink r:id="rId126">
         <w:r>
           <w:rPr>
+            <w:lang w:val="en_US" w:bidi="en_US"/>
+          </w:rPr>
+          <w:rPr>
             <w:color w:val="0000EE"/>
             <w:u w:val="single"/>
           </w:rPr>
@@ -3268,11 +5461,17 @@
         </w:r>
       </w:hyperlink>
       <w:r>
+        <w:rPr>
+          <w:lang w:val="en_US" w:bidi="en_US"/>
+        </w:rPr>
         <w:t xml:space="preserve">; </w:t>
       </w:r>
       <w:hyperlink r:id="rId127">
         <w:r>
           <w:rPr>
+            <w:lang w:val="en_US" w:bidi="en_US"/>
+          </w:rPr>
+          <w:rPr>
             <w:color w:val="0000EE"/>
             <w:u w:val="single"/>
           </w:rPr>
@@ -3280,6 +5479,9 @@
         </w:r>
       </w:hyperlink>
       <w:r>
+        <w:rPr>
+          <w:lang w:val="en_US" w:bidi="en_US"/>
+        </w:rPr>
         <w:t xml:space="preserve">. </w:t>
       </w:r>
     </w:p>
@@ -3289,19 +5491,30 @@
         <w:spacing w:line="240" w:lineRule="auto"/>
         <w:ind w:left="720"/>
       </w:pPr>
-      <w:r/>
+      <w:r>
+        <w:rPr>
+          <w:lang w:val="en_US" w:bidi="en_US"/>
+        </w:rPr>
+      </w:r>
       <w:r>
         <w:rPr>
           <w:i/>
+          <w:lang w:val="en_US" w:bidi="en_US"/>
         </w:rPr>
         <w:t>heirs with the hope of eternal life</w:t>
       </w:r>
       <w:r>
+        <w:rPr>
+          <w:lang w:val="en_US" w:bidi="en_US"/>
+        </w:rPr>
         <w:t xml:space="preserve">: The Spirit, as mentioned in </w:t>
       </w:r>
       <w:hyperlink r:id="rId21">
         <w:r>
           <w:rPr>
+            <w:lang w:val="en_US" w:bidi="en_US"/>
+          </w:rPr>
+          <w:rPr>
             <w:color w:val="0000EE"/>
             <w:u w:val="single"/>
           </w:rPr>
@@ -3309,11 +5522,17 @@
         </w:r>
       </w:hyperlink>
       <w:r>
+        <w:rPr>
+          <w:lang w:val="en_US" w:bidi="en_US"/>
+        </w:rPr>
         <w:t xml:space="preserve">, is often connected to our status as heirs (see </w:t>
       </w:r>
       <w:hyperlink r:id="rId128">
         <w:r>
           <w:rPr>
+            <w:lang w:val="en_US" w:bidi="en_US"/>
+          </w:rPr>
+          <w:rPr>
             <w:color w:val="0000EE"/>
             <w:u w:val="single"/>
           </w:rPr>
@@ -3321,11 +5540,17 @@
         </w:r>
       </w:hyperlink>
       <w:r>
+        <w:rPr>
+          <w:lang w:val="en_US" w:bidi="en_US"/>
+        </w:rPr>
         <w:t xml:space="preserve">; </w:t>
       </w:r>
       <w:hyperlink r:id="rId129">
         <w:r>
           <w:rPr>
+            <w:lang w:val="en_US" w:bidi="en_US"/>
+          </w:rPr>
+          <w:rPr>
             <w:color w:val="0000EE"/>
             <w:u w:val="single"/>
           </w:rPr>
@@ -3333,11 +5558,17 @@
         </w:r>
       </w:hyperlink>
       <w:r>
+        <w:rPr>
+          <w:lang w:val="en_US" w:bidi="en_US"/>
+        </w:rPr>
         <w:t xml:space="preserve">; </w:t>
       </w:r>
       <w:hyperlink r:id="rId130">
         <w:r>
           <w:rPr>
+            <w:lang w:val="en_US" w:bidi="en_US"/>
+          </w:rPr>
+          <w:rPr>
             <w:color w:val="0000EE"/>
             <w:u w:val="single"/>
           </w:rPr>
@@ -3345,11 +5576,17 @@
         </w:r>
       </w:hyperlink>
       <w:r>
+        <w:rPr>
+          <w:lang w:val="en_US" w:bidi="en_US"/>
+        </w:rPr>
         <w:t xml:space="preserve">; </w:t>
       </w:r>
       <w:hyperlink r:id="rId131">
         <w:r>
           <w:rPr>
+            <w:lang w:val="en_US" w:bidi="en_US"/>
+          </w:rPr>
+          <w:rPr>
             <w:color w:val="0000EE"/>
             <w:u w:val="single"/>
           </w:rPr>
@@ -3357,31 +5594,65 @@
         </w:r>
       </w:hyperlink>
       <w:r>
+        <w:rPr>
+          <w:lang w:val="en_US" w:bidi="en_US"/>
+        </w:rPr>
         <w:t>).</w:t>
       </w:r>
-      <w:r/>
-      <w:r/>
-    </w:p>
-    <w:p>
-      <w:r/>
+      <w:r>
+        <w:rPr>
+          <w:lang w:val="en_US" w:bidi="en_US"/>
+        </w:rPr>
+      </w:r>
+      <w:r>
+        <w:rPr>
+          <w:lang w:val="en_US" w:bidi="en_US"/>
+        </w:rPr>
+      </w:r>
+    </w:p>
+    <w:p>
+      <w:pPr/>
+      <w:r>
+        <w:rPr>
+          <w:lang w:val="en_US" w:bidi="en_US"/>
+        </w:rPr>
+      </w:r>
     </w:p>
     <w:p>
       <w:pPr>
         <w:pStyle w:val="Heading2"/>
       </w:pPr>
       <w:r>
+        <w:rPr>
+          <w:lang w:val="en_US" w:bidi="en_US"/>
+        </w:rPr>
         <w:t>Titus 3:8</w:t>
       </w:r>
-      <w:r/>
-    </w:p>
-    <w:p>
-      <w:r/>
-      <w:r>
+      <w:r>
+        <w:rPr>
+          <w:lang w:val="en_US" w:bidi="en_US"/>
+        </w:rPr>
+      </w:r>
+    </w:p>
+    <w:p>
+      <w:pPr/>
+      <w:r>
+        <w:rPr>
+          <w:lang w:val="en_US" w:bidi="en_US"/>
+        </w:rPr>
+      </w:r>
+      <w:r>
+        <w:rPr>
+          <w:lang w:val="en_US" w:bidi="en_US"/>
+        </w:rPr>
         <w:t xml:space="preserve">The trustworthy saying is </w:t>
       </w:r>
       <w:hyperlink r:id="rId132">
         <w:r>
           <w:rPr>
+            <w:lang w:val="en_US" w:bidi="en_US"/>
+          </w:rPr>
+          <w:rPr>
             <w:color w:val="0000EE"/>
             <w:u w:val="single"/>
           </w:rPr>
@@ -3389,11 +5660,17 @@
         </w:r>
       </w:hyperlink>
       <w:r>
+        <w:rPr>
+          <w:lang w:val="en_US" w:bidi="en_US"/>
+        </w:rPr>
         <w:t xml:space="preserve"> (compare </w:t>
       </w:r>
       <w:hyperlink r:id="rId113">
         <w:r>
           <w:rPr>
+            <w:lang w:val="en_US" w:bidi="en_US"/>
+          </w:rPr>
+          <w:rPr>
             <w:color w:val="0000EE"/>
             <w:u w:val="single"/>
           </w:rPr>
@@ -3401,37 +5678,72 @@
         </w:r>
       </w:hyperlink>
       <w:r>
+        <w:rPr>
+          <w:lang w:val="en_US" w:bidi="en_US"/>
+        </w:rPr>
         <w:t>).</w:t>
       </w:r>
-      <w:r/>
-      <w:r/>
-    </w:p>
-    <w:p>
-      <w:r/>
+      <w:r>
+        <w:rPr>
+          <w:lang w:val="en_US" w:bidi="en_US"/>
+        </w:rPr>
+      </w:r>
+      <w:r>
+        <w:rPr>
+          <w:lang w:val="en_US" w:bidi="en_US"/>
+        </w:rPr>
+      </w:r>
+    </w:p>
+    <w:p>
+      <w:pPr/>
+      <w:r>
+        <w:rPr>
+          <w:lang w:val="en_US" w:bidi="en_US"/>
+        </w:rPr>
+      </w:r>
     </w:p>
     <w:p>
       <w:pPr>
         <w:pStyle w:val="Heading2"/>
       </w:pPr>
       <w:r>
+        <w:rPr>
+          <w:lang w:val="en_US" w:bidi="en_US"/>
+        </w:rPr>
         <w:t>Titus 3:10–11</w:t>
       </w:r>
-      <w:r/>
-    </w:p>
-    <w:p>
-      <w:r/>
+      <w:r>
+        <w:rPr>
+          <w:lang w:val="en_US" w:bidi="en_US"/>
+        </w:rPr>
+      </w:r>
+    </w:p>
+    <w:p>
+      <w:pPr/>
+      <w:r>
+        <w:rPr>
+          <w:lang w:val="en_US" w:bidi="en_US"/>
+        </w:rPr>
+      </w:r>
       <w:r>
         <w:rPr>
           <w:i/>
+          <w:lang w:val="en_US" w:bidi="en_US"/>
         </w:rPr>
         <w:t>a divisive man</w:t>
       </w:r>
       <w:r>
+        <w:rPr>
+          <w:lang w:val="en_US" w:bidi="en_US"/>
+        </w:rPr>
         <w:t xml:space="preserve">: This refers to quarrelsome people who are difficult to correct or change (see </w:t>
       </w:r>
       <w:hyperlink r:id="rId36">
         <w:r>
           <w:rPr>
+            <w:lang w:val="en_US" w:bidi="en_US"/>
+          </w:rPr>
+          <w:rPr>
             <w:color w:val="0000EE"/>
             <w:u w:val="single"/>
           </w:rPr>
@@ -3439,11 +5751,17 @@
         </w:r>
       </w:hyperlink>
       <w:r>
+        <w:rPr>
+          <w:lang w:val="en_US" w:bidi="en_US"/>
+        </w:rPr>
         <w:t xml:space="preserve">, </w:t>
       </w:r>
       <w:hyperlink r:id="rId46">
         <w:r>
           <w:rPr>
+            <w:lang w:val="en_US" w:bidi="en_US"/>
+          </w:rPr>
+          <w:rPr>
             <w:color w:val="0000EE"/>
             <w:u w:val="single"/>
           </w:rPr>
@@ -3451,22 +5769,45 @@
         </w:r>
       </w:hyperlink>
       <w:r>
+        <w:rPr>
+          <w:lang w:val="en_US" w:bidi="en_US"/>
+        </w:rPr>
         <w:t>).</w:t>
       </w:r>
-      <w:r/>
-      <w:r/>
-    </w:p>
-    <w:p>
-      <w:r/>
+      <w:r>
+        <w:rPr>
+          <w:lang w:val="en_US" w:bidi="en_US"/>
+        </w:rPr>
+      </w:r>
+      <w:r>
+        <w:rPr>
+          <w:lang w:val="en_US" w:bidi="en_US"/>
+        </w:rPr>
+      </w:r>
+    </w:p>
+    <w:p>
+      <w:pPr/>
+      <w:r>
+        <w:rPr>
+          <w:lang w:val="en_US" w:bidi="en_US"/>
+        </w:rPr>
+      </w:r>
     </w:p>
     <w:p>
       <w:pPr>
         <w:pStyle w:val="Heading2"/>
       </w:pPr>
       <w:r>
+        <w:rPr>
+          <w:lang w:val="en_US" w:bidi="en_US"/>
+        </w:rPr>
         <w:t>Titus 3:12</w:t>
       </w:r>
-      <w:r/>
+      <w:r>
+        <w:rPr>
+          <w:lang w:val="en_US" w:bidi="en_US"/>
+        </w:rPr>
+      </w:r>
     </w:p>
     <w:p>
       <w:pPr>
@@ -3474,13 +5815,23 @@
         <w:spacing w:line="240" w:lineRule="auto"/>
         <w:ind w:left="720"/>
       </w:pPr>
-      <w:r/>
-      <w:r>
+      <w:r>
+        <w:rPr>
+          <w:lang w:val="en_US" w:bidi="en_US"/>
+        </w:rPr>
+      </w:r>
+      <w:r>
+        <w:rPr>
+          <w:lang w:val="en_US" w:bidi="en_US"/>
+        </w:rPr>
         <w:t xml:space="preserve">Evidently Artemas or Tychicus would be Titus’s replacement on Crete. Since Tychicus was in fact sent to Ephesus (see </w:t>
       </w:r>
       <w:hyperlink r:id="rId133">
         <w:r>
           <w:rPr>
+            <w:lang w:val="en_US" w:bidi="en_US"/>
+          </w:rPr>
+          <w:rPr>
             <w:color w:val="0000EE"/>
             <w:u w:val="single"/>
           </w:rPr>
@@ -3488,6 +5839,9 @@
         </w:r>
       </w:hyperlink>
       <w:r>
+        <w:rPr>
+          <w:lang w:val="en_US" w:bidi="en_US"/>
+        </w:rPr>
         <w:t xml:space="preserve">), Artemas might have been the one who went to Crete. </w:t>
       </w:r>
     </w:p>
@@ -3497,19 +5851,30 @@
         <w:spacing w:line="240" w:lineRule="auto"/>
         <w:ind w:left="720"/>
       </w:pPr>
-      <w:r/>
+      <w:r>
+        <w:rPr>
+          <w:lang w:val="en_US" w:bidi="en_US"/>
+        </w:rPr>
+      </w:r>
       <w:r>
         <w:rPr>
           <w:i/>
+          <w:lang w:val="en_US" w:bidi="en_US"/>
         </w:rPr>
         <w:t>Nicopolis</w:t>
       </w:r>
       <w:r>
+        <w:rPr>
+          <w:lang w:val="en_US" w:bidi="en_US"/>
+        </w:rPr>
         <w:t xml:space="preserve">: Several cities had this name. This was most likely a major city on the western coast of the Greek peninsula (a piece of land surrounded mostly by water but connected to the mainland on one side). It is possible Paul had worked here before (see </w:t>
       </w:r>
       <w:hyperlink r:id="rId134">
         <w:r>
           <w:rPr>
+            <w:lang w:val="en_US" w:bidi="en_US"/>
+          </w:rPr>
+          <w:rPr>
             <w:color w:val="0000EE"/>
             <w:u w:val="single"/>
           </w:rPr>
@@ -3517,31 +5882,65 @@
         </w:r>
       </w:hyperlink>
       <w:r>
+        <w:rPr>
+          <w:lang w:val="en_US" w:bidi="en_US"/>
+        </w:rPr>
         <w:t>, which mentions Paul’s activity even further west).</w:t>
       </w:r>
-      <w:r/>
-      <w:r/>
-    </w:p>
-    <w:p>
-      <w:r/>
+      <w:r>
+        <w:rPr>
+          <w:lang w:val="en_US" w:bidi="en_US"/>
+        </w:rPr>
+      </w:r>
+      <w:r>
+        <w:rPr>
+          <w:lang w:val="en_US" w:bidi="en_US"/>
+        </w:rPr>
+      </w:r>
+    </w:p>
+    <w:p>
+      <w:pPr/>
+      <w:r>
+        <w:rPr>
+          <w:lang w:val="en_US" w:bidi="en_US"/>
+        </w:rPr>
+      </w:r>
     </w:p>
     <w:p>
       <w:pPr>
         <w:pStyle w:val="Heading2"/>
       </w:pPr>
       <w:r>
+        <w:rPr>
+          <w:lang w:val="en_US" w:bidi="en_US"/>
+        </w:rPr>
         <w:t>Titus 3:12–15</w:t>
       </w:r>
-      <w:r/>
-    </w:p>
-    <w:p>
-      <w:r/>
-      <w:r>
+      <w:r>
+        <w:rPr>
+          <w:lang w:val="en_US" w:bidi="en_US"/>
+        </w:rPr>
+      </w:r>
+    </w:p>
+    <w:p>
+      <w:pPr/>
+      <w:r>
+        <w:rPr>
+          <w:lang w:val="en_US" w:bidi="en_US"/>
+        </w:rPr>
+      </w:r>
+      <w:r>
+        <w:rPr>
+          <w:lang w:val="en_US" w:bidi="en_US"/>
+        </w:rPr>
         <w:t xml:space="preserve">The letter ends with news in </w:t>
       </w:r>
       <w:hyperlink r:id="rId135">
         <w:r>
           <w:rPr>
+            <w:lang w:val="en_US" w:bidi="en_US"/>
+          </w:rPr>
+          <w:rPr>
             <w:color w:val="0000EE"/>
             <w:u w:val="single"/>
           </w:rPr>
@@ -3549,11 +5948,17 @@
         </w:r>
       </w:hyperlink>
       <w:r>
+        <w:rPr>
+          <w:lang w:val="en_US" w:bidi="en_US"/>
+        </w:rPr>
         <w:t xml:space="preserve">, a final exhortation (or encouragement) in </w:t>
       </w:r>
       <w:hyperlink r:id="rId136">
         <w:r>
           <w:rPr>
+            <w:lang w:val="en_US" w:bidi="en_US"/>
+          </w:rPr>
+          <w:rPr>
             <w:color w:val="0000EE"/>
             <w:u w:val="single"/>
           </w:rPr>
@@ -3561,11 +5966,17 @@
         </w:r>
       </w:hyperlink>
       <w:r>
+        <w:rPr>
+          <w:lang w:val="en_US" w:bidi="en_US"/>
+        </w:rPr>
         <w:t xml:space="preserve">, greetings, and a blessing in </w:t>
       </w:r>
       <w:hyperlink r:id="rId137">
         <w:r>
           <w:rPr>
+            <w:lang w:val="en_US" w:bidi="en_US"/>
+          </w:rPr>
+          <w:rPr>
             <w:color w:val="0000EE"/>
             <w:u w:val="single"/>
           </w:rPr>
@@ -3573,22 +5984,45 @@
         </w:r>
       </w:hyperlink>
       <w:r>
+        <w:rPr>
+          <w:lang w:val="en_US" w:bidi="en_US"/>
+        </w:rPr>
         <w:t>.</w:t>
       </w:r>
-      <w:r/>
-      <w:r/>
-    </w:p>
-    <w:p>
-      <w:r/>
+      <w:r>
+        <w:rPr>
+          <w:lang w:val="en_US" w:bidi="en_US"/>
+        </w:rPr>
+      </w:r>
+      <w:r>
+        <w:rPr>
+          <w:lang w:val="en_US" w:bidi="en_US"/>
+        </w:rPr>
+      </w:r>
+    </w:p>
+    <w:p>
+      <w:pPr/>
+      <w:r>
+        <w:rPr>
+          <w:lang w:val="en_US" w:bidi="en_US"/>
+        </w:rPr>
+      </w:r>
     </w:p>
     <w:p>
       <w:pPr>
         <w:pStyle w:val="Heading2"/>
       </w:pPr>
       <w:r>
+        <w:rPr>
+          <w:lang w:val="en_US" w:bidi="en_US"/>
+        </w:rPr>
         <w:t>Titus 3:13</w:t>
       </w:r>
-      <w:r/>
+      <w:r>
+        <w:rPr>
+          <w:lang w:val="en_US" w:bidi="en_US"/>
+        </w:rPr>
+      </w:r>
     </w:p>
     <w:p>
       <w:pPr>
@@ -3596,8 +6030,15 @@
         <w:spacing w:line="240" w:lineRule="auto"/>
         <w:ind w:left="720"/>
       </w:pPr>
-      <w:r/>
-      <w:r>
+      <w:r>
+        <w:rPr>
+          <w:lang w:val="en_US" w:bidi="en_US"/>
+        </w:rPr>
+      </w:r>
+      <w:r>
+        <w:rPr>
+          <w:lang w:val="en_US" w:bidi="en_US"/>
+        </w:rPr>
         <w:t xml:space="preserve">Zenas and Apollos were involved in spreading the good news about Jesus, and they might have been the ones who delivered this letter to Titus. </w:t>
       </w:r>
     </w:p>
@@ -3607,13 +6048,23 @@
         <w:spacing w:line="240" w:lineRule="auto"/>
         <w:ind w:left="720"/>
       </w:pPr>
-      <w:r/>
-      <w:r>
+      <w:r>
+        <w:rPr>
+          <w:lang w:val="en_US" w:bidi="en_US"/>
+        </w:rPr>
+      </w:r>
+      <w:r>
+        <w:rPr>
+          <w:lang w:val="en_US" w:bidi="en_US"/>
+        </w:rPr>
         <w:t xml:space="preserve">Zenas was probably an expert in Roman law or a Roman jurist (the same word for lawyer is in </w:t>
       </w:r>
       <w:hyperlink r:id="rId138">
         <w:r>
           <w:rPr>
+            <w:lang w:val="en_US" w:bidi="en_US"/>
+          </w:rPr>
+          <w:rPr>
             <w:color w:val="0000EE"/>
             <w:u w:val="single"/>
           </w:rPr>
@@ -3621,11 +6072,17 @@
         </w:r>
       </w:hyperlink>
       <w:r>
+        <w:rPr>
+          <w:lang w:val="en_US" w:bidi="en_US"/>
+        </w:rPr>
         <w:t xml:space="preserve">; </w:t>
       </w:r>
       <w:hyperlink r:id="rId139">
         <w:r>
           <w:rPr>
+            <w:lang w:val="en_US" w:bidi="en_US"/>
+          </w:rPr>
+          <w:rPr>
             <w:color w:val="0000EE"/>
             <w:u w:val="single"/>
           </w:rPr>
@@ -3633,6 +6090,9 @@
         </w:r>
       </w:hyperlink>
       <w:r>
+        <w:rPr>
+          <w:lang w:val="en_US" w:bidi="en_US"/>
+        </w:rPr>
         <w:t xml:space="preserve">). His Greek name (which means “gift of Zeus”) makes it unlikely that he was an expert in Jewish law. </w:t>
       </w:r>
     </w:p>
@@ -3642,13 +6102,23 @@
         <w:spacing w:line="240" w:lineRule="auto"/>
         <w:ind w:left="720"/>
       </w:pPr>
-      <w:r/>
-      <w:r>
+      <w:r>
+        <w:rPr>
+          <w:lang w:val="en_US" w:bidi="en_US"/>
+        </w:rPr>
+      </w:r>
+      <w:r>
+        <w:rPr>
+          <w:lang w:val="en_US" w:bidi="en_US"/>
+        </w:rPr>
         <w:t xml:space="preserve">Apollos is presumably the same man as in </w:t>
       </w:r>
       <w:hyperlink r:id="rId140">
         <w:r>
           <w:rPr>
+            <w:lang w:val="en_US" w:bidi="en_US"/>
+          </w:rPr>
+          <w:rPr>
             <w:color w:val="0000EE"/>
             <w:u w:val="single"/>
           </w:rPr>
@@ -3656,11 +6126,17 @@
         </w:r>
       </w:hyperlink>
       <w:r>
+        <w:rPr>
+          <w:lang w:val="en_US" w:bidi="en_US"/>
+        </w:rPr>
         <w:t xml:space="preserve">; </w:t>
       </w:r>
       <w:hyperlink r:id="rId141">
         <w:r>
           <w:rPr>
+            <w:lang w:val="en_US" w:bidi="en_US"/>
+          </w:rPr>
+          <w:rPr>
             <w:color w:val="0000EE"/>
             <w:u w:val="single"/>
           </w:rPr>
@@ -3668,11 +6144,17 @@
         </w:r>
       </w:hyperlink>
       <w:r>
+        <w:rPr>
+          <w:lang w:val="en_US" w:bidi="en_US"/>
+        </w:rPr>
         <w:t xml:space="preserve">; </w:t>
       </w:r>
       <w:hyperlink r:id="rId142">
         <w:r>
           <w:rPr>
+            <w:lang w:val="en_US" w:bidi="en_US"/>
+          </w:rPr>
+          <w:rPr>
             <w:color w:val="0000EE"/>
             <w:u w:val="single"/>
           </w:rPr>
@@ -3680,11 +6162,17 @@
         </w:r>
       </w:hyperlink>
       <w:r>
+        <w:rPr>
+          <w:lang w:val="en_US" w:bidi="en_US"/>
+        </w:rPr>
         <w:t xml:space="preserve">; </w:t>
       </w:r>
       <w:hyperlink r:id="rId143">
         <w:r>
           <w:rPr>
+            <w:lang w:val="en_US" w:bidi="en_US"/>
+          </w:rPr>
+          <w:rPr>
             <w:color w:val="0000EE"/>
             <w:u w:val="single"/>
           </w:rPr>
@@ -3692,11 +6180,17 @@
         </w:r>
       </w:hyperlink>
       <w:r>
+        <w:rPr>
+          <w:lang w:val="en_US" w:bidi="en_US"/>
+        </w:rPr>
         <w:t xml:space="preserve">, </w:t>
       </w:r>
       <w:hyperlink r:id="rId144">
         <w:r>
           <w:rPr>
+            <w:lang w:val="en_US" w:bidi="en_US"/>
+          </w:rPr>
+          <w:rPr>
             <w:color w:val="0000EE"/>
             <w:u w:val="single"/>
           </w:rPr>
@@ -3704,11 +6198,17 @@
         </w:r>
       </w:hyperlink>
       <w:r>
+        <w:rPr>
+          <w:lang w:val="en_US" w:bidi="en_US"/>
+        </w:rPr>
         <w:t xml:space="preserve">; </w:t>
       </w:r>
       <w:hyperlink r:id="rId145">
         <w:r>
           <w:rPr>
+            <w:lang w:val="en_US" w:bidi="en_US"/>
+          </w:rPr>
+          <w:rPr>
             <w:color w:val="0000EE"/>
             <w:u w:val="single"/>
           </w:rPr>
@@ -3716,11 +6216,17 @@
         </w:r>
       </w:hyperlink>
       <w:r>
+        <w:rPr>
+          <w:lang w:val="en_US" w:bidi="en_US"/>
+        </w:rPr>
         <w:t xml:space="preserve">; </w:t>
       </w:r>
       <w:hyperlink r:id="rId146">
         <w:r>
           <w:rPr>
+            <w:lang w:val="en_US" w:bidi="en_US"/>
+          </w:rPr>
+          <w:rPr>
             <w:color w:val="0000EE"/>
             <w:u w:val="single"/>
           </w:rPr>
@@ -3728,6 +6234,9 @@
         </w:r>
       </w:hyperlink>
       <w:r>
+        <w:rPr>
+          <w:lang w:val="en_US" w:bidi="en_US"/>
+        </w:rPr>
         <w:t xml:space="preserve">. </w:t>
       </w:r>
     </w:p>
@@ -3737,19 +6246,30 @@
         <w:spacing w:line="240" w:lineRule="auto"/>
         <w:ind w:left="720"/>
       </w:pPr>
-      <w:r/>
+      <w:r>
+        <w:rPr>
+          <w:lang w:val="en_US" w:bidi="en_US"/>
+        </w:rPr>
+      </w:r>
       <w:r>
         <w:rPr>
           <w:i/>
+          <w:lang w:val="en_US" w:bidi="en_US"/>
         </w:rPr>
         <w:t>everything they need</w:t>
       </w:r>
       <w:r>
+        <w:rPr>
+          <w:lang w:val="en_US" w:bidi="en_US"/>
+        </w:rPr>
         <w:t xml:space="preserve">: See </w:t>
       </w:r>
       <w:hyperlink r:id="rId147">
         <w:r>
           <w:rPr>
+            <w:lang w:val="en_US" w:bidi="en_US"/>
+          </w:rPr>
+          <w:rPr>
             <w:color w:val="0000EE"/>
             <w:u w:val="single"/>
           </w:rPr>
@@ -3757,11 +6277,17 @@
         </w:r>
       </w:hyperlink>
       <w:r>
+        <w:rPr>
+          <w:lang w:val="en_US" w:bidi="en_US"/>
+        </w:rPr>
         <w:t xml:space="preserve">; </w:t>
       </w:r>
       <w:hyperlink r:id="rId148">
         <w:r>
           <w:rPr>
+            <w:lang w:val="en_US" w:bidi="en_US"/>
+          </w:rPr>
+          <w:rPr>
             <w:color w:val="0000EE"/>
             <w:u w:val="single"/>
           </w:rPr>
@@ -3769,11 +6295,17 @@
         </w:r>
       </w:hyperlink>
       <w:r>
+        <w:rPr>
+          <w:lang w:val="en_US" w:bidi="en_US"/>
+        </w:rPr>
         <w:t xml:space="preserve">; compare </w:t>
       </w:r>
       <w:hyperlink r:id="rId149">
         <w:r>
           <w:rPr>
+            <w:lang w:val="en_US" w:bidi="en_US"/>
+          </w:rPr>
+          <w:rPr>
             <w:color w:val="0000EE"/>
             <w:u w:val="single"/>
           </w:rPr>
@@ -3781,11 +6313,17 @@
         </w:r>
       </w:hyperlink>
       <w:r>
+        <w:rPr>
+          <w:lang w:val="en_US" w:bidi="en_US"/>
+        </w:rPr>
         <w:t xml:space="preserve">; </w:t>
       </w:r>
       <w:hyperlink r:id="rId150">
         <w:r>
           <w:rPr>
+            <w:lang w:val="en_US" w:bidi="en_US"/>
+          </w:rPr>
+          <w:rPr>
             <w:color w:val="0000EE"/>
             <w:u w:val="single"/>
           </w:rPr>
@@ -3793,11 +6331,17 @@
         </w:r>
       </w:hyperlink>
       <w:r>
+        <w:rPr>
+          <w:lang w:val="en_US" w:bidi="en_US"/>
+        </w:rPr>
         <w:t xml:space="preserve">, </w:t>
       </w:r>
       <w:hyperlink r:id="rId151">
         <w:r>
           <w:rPr>
+            <w:lang w:val="en_US" w:bidi="en_US"/>
+          </w:rPr>
+          <w:rPr>
             <w:color w:val="0000EE"/>
             <w:u w:val="single"/>
           </w:rPr>
@@ -3805,11 +6349,17 @@
         </w:r>
       </w:hyperlink>
       <w:r>
+        <w:rPr>
+          <w:lang w:val="en_US" w:bidi="en_US"/>
+        </w:rPr>
         <w:t xml:space="preserve">; </w:t>
       </w:r>
       <w:hyperlink r:id="rId152">
         <w:r>
           <w:rPr>
+            <w:lang w:val="en_US" w:bidi="en_US"/>
+          </w:rPr>
+          <w:rPr>
             <w:color w:val="0000EE"/>
             <w:u w:val="single"/>
           </w:rPr>
@@ -3817,22 +6367,45 @@
         </w:r>
       </w:hyperlink>
       <w:r>
+        <w:rPr>
+          <w:lang w:val="en_US" w:bidi="en_US"/>
+        </w:rPr>
         <w:t>.</w:t>
       </w:r>
-      <w:r/>
-      <w:r/>
-    </w:p>
-    <w:p>
-      <w:r/>
+      <w:r>
+        <w:rPr>
+          <w:lang w:val="en_US" w:bidi="en_US"/>
+        </w:rPr>
+      </w:r>
+      <w:r>
+        <w:rPr>
+          <w:lang w:val="en_US" w:bidi="en_US"/>
+        </w:rPr>
+      </w:r>
+    </w:p>
+    <w:p>
+      <w:pPr/>
+      <w:r>
+        <w:rPr>
+          <w:lang w:val="en_US" w:bidi="en_US"/>
+        </w:rPr>
+      </w:r>
     </w:p>
     <w:p>
       <w:pPr>
         <w:pStyle w:val="Heading2"/>
       </w:pPr>
       <w:r>
+        <w:rPr>
+          <w:lang w:val="en_US" w:bidi="en_US"/>
+        </w:rPr>
         <w:t>Titus 3:14</w:t>
       </w:r>
-      <w:r/>
+      <w:r>
+        <w:rPr>
+          <w:lang w:val="en_US" w:bidi="en_US"/>
+        </w:rPr>
+      </w:r>
     </w:p>
     <w:p>
       <w:pPr>
@@ -3840,13 +6413,23 @@
         <w:spacing w:line="240" w:lineRule="auto"/>
         <w:ind w:left="720"/>
       </w:pPr>
-      <w:r/>
-      <w:r>
+      <w:r>
+        <w:rPr>
+          <w:lang w:val="en_US" w:bidi="en_US"/>
+        </w:rPr>
+      </w:r>
+      <w:r>
+        <w:rPr>
+          <w:lang w:val="en_US" w:bidi="en_US"/>
+        </w:rPr>
         <w:t xml:space="preserve">This final exhortation is connected to the responsibility to take care of Zenas and Apollos (see </w:t>
       </w:r>
       <w:hyperlink r:id="rId153">
         <w:r>
           <w:rPr>
+            <w:lang w:val="en_US" w:bidi="en_US"/>
+          </w:rPr>
+          <w:rPr>
             <w:color w:val="0000EE"/>
             <w:u w:val="single"/>
           </w:rPr>
@@ -3854,11 +6437,17 @@
         </w:r>
       </w:hyperlink>
       <w:r>
+        <w:rPr>
+          <w:lang w:val="en_US" w:bidi="en_US"/>
+        </w:rPr>
         <w:t xml:space="preserve">; </w:t>
       </w:r>
       <w:hyperlink r:id="rId154">
         <w:r>
           <w:rPr>
+            <w:lang w:val="en_US" w:bidi="en_US"/>
+          </w:rPr>
+          <w:rPr>
             <w:color w:val="0000EE"/>
             <w:u w:val="single"/>
           </w:rPr>
@@ -3866,11 +6455,17 @@
         </w:r>
       </w:hyperlink>
       <w:r>
+        <w:rPr>
+          <w:lang w:val="en_US" w:bidi="en_US"/>
+        </w:rPr>
         <w:t xml:space="preserve">; </w:t>
       </w:r>
       <w:hyperlink r:id="rId155">
         <w:r>
           <w:rPr>
+            <w:lang w:val="en_US" w:bidi="en_US"/>
+          </w:rPr>
+          <w:rPr>
             <w:color w:val="0000EE"/>
             <w:u w:val="single"/>
           </w:rPr>
@@ -3878,11 +6473,17 @@
         </w:r>
       </w:hyperlink>
       <w:r>
+        <w:rPr>
+          <w:lang w:val="en_US" w:bidi="en_US"/>
+        </w:rPr>
         <w:t xml:space="preserve">; </w:t>
       </w:r>
       <w:hyperlink r:id="rId156">
         <w:r>
           <w:rPr>
+            <w:lang w:val="en_US" w:bidi="en_US"/>
+          </w:rPr>
+          <w:rPr>
             <w:color w:val="0000EE"/>
             <w:u w:val="single"/>
           </w:rPr>
@@ -3890,11 +6491,17 @@
         </w:r>
       </w:hyperlink>
       <w:r>
+        <w:rPr>
+          <w:lang w:val="en_US" w:bidi="en_US"/>
+        </w:rPr>
         <w:t xml:space="preserve">, </w:t>
       </w:r>
       <w:hyperlink r:id="rId157">
         <w:r>
           <w:rPr>
+            <w:lang w:val="en_US" w:bidi="en_US"/>
+          </w:rPr>
+          <w:rPr>
             <w:color w:val="0000EE"/>
             <w:u w:val="single"/>
           </w:rPr>
@@ -3902,11 +6509,17 @@
         </w:r>
       </w:hyperlink>
       <w:r>
+        <w:rPr>
+          <w:lang w:val="en_US" w:bidi="en_US"/>
+        </w:rPr>
         <w:t xml:space="preserve">; </w:t>
       </w:r>
       <w:hyperlink r:id="rId158">
         <w:r>
           <w:rPr>
+            <w:lang w:val="en_US" w:bidi="en_US"/>
+          </w:rPr>
+          <w:rPr>
             <w:color w:val="0000EE"/>
             <w:u w:val="single"/>
           </w:rPr>
@@ -3914,6 +6527,9 @@
         </w:r>
       </w:hyperlink>
       <w:r>
+        <w:rPr>
+          <w:lang w:val="en_US" w:bidi="en_US"/>
+        </w:rPr>
         <w:t xml:space="preserve">). </w:t>
       </w:r>
     </w:p>
@@ -3923,39 +6539,78 @@
         <w:spacing w:line="240" w:lineRule="auto"/>
         <w:ind w:left="720"/>
       </w:pPr>
-      <w:r/>
-      <w:r>
+      <w:r>
+        <w:rPr>
+          <w:lang w:val="en_US" w:bidi="en_US"/>
+        </w:rPr>
+      </w:r>
+      <w:r>
+        <w:rPr>
+          <w:lang w:val="en_US" w:bidi="en_US"/>
+        </w:rPr>
         <w:t>Our people (that is, followers of Christ) must involve themselves in the life-giving ministry of the good news rather than in the unproductive speculations of the false teachers.</w:t>
       </w:r>
-      <w:r/>
-      <w:r/>
-    </w:p>
-    <w:p>
-      <w:r/>
+      <w:r>
+        <w:rPr>
+          <w:lang w:val="en_US" w:bidi="en_US"/>
+        </w:rPr>
+      </w:r>
+      <w:r>
+        <w:rPr>
+          <w:lang w:val="en_US" w:bidi="en_US"/>
+        </w:rPr>
+      </w:r>
+    </w:p>
+    <w:p>
+      <w:pPr/>
+      <w:r>
+        <w:rPr>
+          <w:lang w:val="en_US" w:bidi="en_US"/>
+        </w:rPr>
+      </w:r>
     </w:p>
     <w:p>
       <w:pPr>
         <w:pStyle w:val="Heading2"/>
       </w:pPr>
       <w:r>
+        <w:rPr>
+          <w:lang w:val="en_US" w:bidi="en_US"/>
+        </w:rPr>
         <w:t>Titus 3:15</w:t>
       </w:r>
-      <w:r/>
-    </w:p>
-    <w:p>
-      <w:r/>
+      <w:r>
+        <w:rPr>
+          <w:lang w:val="en_US" w:bidi="en_US"/>
+        </w:rPr>
+      </w:r>
+    </w:p>
+    <w:p>
+      <w:pPr/>
+      <w:r>
+        <w:rPr>
+          <w:lang w:val="en_US" w:bidi="en_US"/>
+        </w:rPr>
+      </w:r>
       <w:r>
         <w:rPr>
           <w:i/>
+          <w:lang w:val="en_US" w:bidi="en_US"/>
         </w:rPr>
         <w:t>all of you</w:t>
       </w:r>
       <w:r>
+        <w:rPr>
+          <w:lang w:val="en_US" w:bidi="en_US"/>
+        </w:rPr>
         <w:t xml:space="preserve">: The letter was addressed to Titus in </w:t>
       </w:r>
       <w:hyperlink r:id="rId24">
         <w:r>
           <w:rPr>
+            <w:lang w:val="en_US" w:bidi="en_US"/>
+          </w:rPr>
+          <w:rPr>
             <w:color w:val="0000EE"/>
             <w:u w:val="single"/>
           </w:rPr>
@@ -3963,10 +6618,21 @@
         </w:r>
       </w:hyperlink>
       <w:r>
+        <w:rPr>
+          <w:lang w:val="en_US" w:bidi="en_US"/>
+        </w:rPr>
         <w:t>, but the whole church was the audience for the letter.</w:t>
       </w:r>
-      <w:r/>
-      <w:r/>
+      <w:r>
+        <w:rPr>
+          <w:lang w:val="en_US" w:bidi="en_US"/>
+        </w:rPr>
+      </w:r>
+      <w:r>
+        <w:rPr>
+          <w:lang w:val="en_US" w:bidi="en_US"/>
+        </w:rPr>
+      </w:r>
     </w:p>
     <w:sectPr>
       <w:footnotePr>
@@ -5868,7 +8534,7 @@
     <w:rPrDefault>
       <w:rPr>
         <w:rFonts w:ascii="Times New Roman" w:eastAsia="Times New Roman" w:hAnsi="Times New Roman" w:cs="Times New Roman"/>
-        <w:lang w:val="en-US" w:eastAsia="en-US" w:bidi="ar-SA"/>
+        <w:lang w:val="en_US" w:eastAsia="en-US" w:bidi="ar-SA"/>
       </w:rPr>
     </w:rPrDefault>
     <w:pPrDefault/>

--- a/eng/docx/56.content.docx
+++ b/eng/docx/56.content.docx
@@ -163,13 +163,6 @@
         <w:rPr>
           <w:lang w:val="en_US" w:bidi="en_US"/>
         </w:rPr>
-      </w:r>
-      <w:r>
-        <w:rPr>
-          <w:i/>
-          <w:lang w:val="en_US" w:bidi="en_US"/>
-        </w:rPr>
-        <w:t>Titus 1:1, Titus 1:1–4, Titus 1:2, Titus 1:3, Titus 1:4, Titus 1:5, Titus 1:5–9, Titus 1:5–16, Titus 1:6, Titus 1:7, Titus 1:9, Titus 1:10, Titus 1:10–16, Titus 1:11, Titus 1:12, Titus 1:13, Titus 1:14, Titus 1:15, Titus 1:15–16, Titus 1:16, Titus 2:1–15, Titus 2:9–10, Titus 2:11, Titus 2:11–15, Titus 2:12, Titus 2:13, Titus 2:14, Titus 3:1, Titus 3:1–11, Titus 3:3, Titus 3:4, Titus 3:4–7, Titus 3:5, Titus 3:7, Titus 3:8, Titus 3:10–11, Titus 3:12, Titus 3:12–15, Titus 3:13, Titus 3:14, Titus 3:15</w:t>
       </w:r>
       <w:r>
         <w:rPr>

--- a/eng/docx/56.content.docx
+++ b/eng/docx/56.content.docx
@@ -150,19 +150,6 @@
           <w:lang w:val="en_US" w:bidi="en_US"/>
         </w:rPr>
         <w:t>TIT</w:t>
-      </w:r>
-      <w:r>
-        <w:rPr>
-          <w:lang w:val="en_US" w:bidi="en_US"/>
-        </w:rPr>
-      </w:r>
-    </w:p>
-    <w:p>
-      <w:pPr/>
-      <w:r>
-        <w:rPr>
-          <w:lang w:val="en_US" w:bidi="en_US"/>
-        </w:rPr>
       </w:r>
       <w:r>
         <w:rPr>

--- a/eng/docx/56.content.docx
+++ b/eng/docx/56.content.docx
@@ -19,7 +19,7 @@
         <w:rPr>
           <w:lang w:val="en_US" w:bidi="en_US"/>
         </w:rPr>
-        <w:t>Resource: Study Notes (Tyndale)</w:t>
+        <w:t>Resource: Tyndale Open Study Notes</w:t>
       </w:r>
       <w:r>
         <w:rPr>
@@ -112,7 +112,7 @@
         <w:rPr>
           <w:lang w:val="en_US" w:bidi="en_US"/>
         </w:rPr>
-        <w:t>Study Notes (Tyndale)</w:t>
+        <w:t>Tyndale Open Study Notes</w:t>
       </w:r>
     </w:p>
     <w:p>

--- a/eng/docx/56.content.docx
+++ b/eng/docx/56.content.docx
@@ -1882,7 +1882,7 @@
         <w:rPr>
           <w:lang w:val="en_US" w:bidi="en_US"/>
         </w:rPr>
-        <w:t xml:space="preserve">): This probably refers to Jewish Christians. The Greek phrase does not specify whether or not they required gentiles to be circumcised. The Jewish influence of this false teaching is suggested in </w:t>
+        <w:t xml:space="preserve">): This probably refers to Jewish Christians. The Greek phrase does not specify whether or not they required Gentiles to be circumcised. The Jewish influence of this false teaching is suggested in </w:t>
       </w:r>
       <w:hyperlink r:id="rId50">
         <w:r>

--- a/eng/docx/56.content.docx
+++ b/eng/docx/56.content.docx
@@ -19,7 +19,7 @@
         <w:rPr>
           <w:lang w:val="en_US" w:bidi="en_US"/>
         </w:rPr>
-        <w:t>Resource: Tyndale Open Study Notes</w:t>
+        <w:t>Resource: Aquifer Open Study Notes</w:t>
       </w:r>
       <w:r>
         <w:rPr>
@@ -112,7 +112,7 @@
         <w:rPr>
           <w:lang w:val="en_US" w:bidi="en_US"/>
         </w:rPr>
-        <w:t>Tyndale Open Study Notes</w:t>
+        <w:t>Aquifer Open Study Notes</w:t>
       </w:r>
     </w:p>
     <w:p>

--- a/eng/docx/56.content.docx
+++ b/eng/docx/56.content.docx
@@ -240,36 +240,24 @@
         </w:rPr>
         <w:t xml:space="preserve">: See </w:t>
       </w:r>
-      <w:hyperlink r:id="rId13">
-        <w:r>
-          <w:rPr>
-            <w:lang w:val="en_US" w:bidi="en_US"/>
-          </w:rPr>
-          <w:rPr>
-            <w:color w:val="0000EE"/>
-            <w:u w:val="single"/>
-          </w:rPr>
-          <w:t>2:11–14</w:t>
-        </w:r>
-      </w:hyperlink>
+      <w:r>
+        <w:rPr>
+          <w:lang w:val="en_US" w:bidi="en_US"/>
+        </w:rPr>
+        <w:t>2:11–14</w:t>
+      </w:r>
       <w:r>
         <w:rPr>
           <w:lang w:val="en_US" w:bidi="en_US"/>
         </w:rPr>
         <w:t xml:space="preserve">; </w:t>
       </w:r>
-      <w:hyperlink r:id="rId14">
-        <w:r>
-          <w:rPr>
-            <w:lang w:val="en_US" w:bidi="en_US"/>
-          </w:rPr>
-          <w:rPr>
-            <w:color w:val="0000EE"/>
-            <w:u w:val="single"/>
-          </w:rPr>
-          <w:t>1 Timothy 6:3</w:t>
-        </w:r>
-      </w:hyperlink>
+      <w:r>
+        <w:rPr>
+          <w:lang w:val="en_US" w:bidi="en_US"/>
+        </w:rPr>
+        <w:t>1 Timothy 6:3</w:t>
+      </w:r>
       <w:r>
         <w:rPr>
           <w:lang w:val="en_US" w:bidi="en_US"/>
@@ -324,18 +312,12 @@
         </w:rPr>
         <w:t>The beginning of the book of Titus, like that of 1 Timothy (</w:t>
       </w:r>
-      <w:hyperlink r:id="rId15">
-        <w:r>
-          <w:rPr>
-            <w:lang w:val="en_US" w:bidi="en_US"/>
-          </w:rPr>
-          <w:rPr>
-            <w:color w:val="0000EE"/>
-            <w:u w:val="single"/>
-          </w:rPr>
-          <w:t>1:1–2</w:t>
-        </w:r>
-      </w:hyperlink>
+      <w:r>
+        <w:rPr>
+          <w:lang w:val="en_US" w:bidi="en_US"/>
+        </w:rPr>
+        <w:t>1:1–2</w:t>
+      </w:r>
       <w:r>
         <w:rPr>
           <w:lang w:val="en_US" w:bidi="en_US"/>
@@ -394,36 +376,24 @@
         </w:rPr>
         <w:t xml:space="preserve">Believing that they have eternal life enables God’s people to live well now (see </w:t>
       </w:r>
-      <w:hyperlink r:id="rId13">
-        <w:r>
-          <w:rPr>
-            <w:lang w:val="en_US" w:bidi="en_US"/>
-          </w:rPr>
-          <w:rPr>
-            <w:color w:val="0000EE"/>
-            <w:u w:val="single"/>
-          </w:rPr>
-          <w:t>2:11–14</w:t>
-        </w:r>
-      </w:hyperlink>
+      <w:r>
+        <w:rPr>
+          <w:lang w:val="en_US" w:bidi="en_US"/>
+        </w:rPr>
+        <w:t>2:11–14</w:t>
+      </w:r>
       <w:r>
         <w:rPr>
           <w:lang w:val="en_US" w:bidi="en_US"/>
         </w:rPr>
         <w:t xml:space="preserve">; </w:t>
       </w:r>
-      <w:hyperlink r:id="rId16">
-        <w:r>
-          <w:rPr>
-            <w:lang w:val="en_US" w:bidi="en_US"/>
-          </w:rPr>
-          <w:rPr>
-            <w:color w:val="0000EE"/>
-            <w:u w:val="single"/>
-          </w:rPr>
-          <w:t>3:7–8</w:t>
-        </w:r>
-      </w:hyperlink>
+      <w:r>
+        <w:rPr>
+          <w:lang w:val="en_US" w:bidi="en_US"/>
+        </w:rPr>
+        <w:t>3:7–8</w:t>
+      </w:r>
       <w:r>
         <w:rPr>
           <w:lang w:val="en_US" w:bidi="en_US"/>
@@ -467,72 +437,48 @@
         </w:rPr>
         <w:t>). This statement also emphasizes God’s plan of salvation as unchanging (</w:t>
       </w:r>
-      <w:hyperlink r:id="rId17">
-        <w:r>
-          <w:rPr>
-            <w:lang w:val="en_US" w:bidi="en_US"/>
-          </w:rPr>
-          <w:rPr>
-            <w:color w:val="0000EE"/>
-            <w:u w:val="single"/>
-          </w:rPr>
-          <w:t>1:1</w:t>
-        </w:r>
-      </w:hyperlink>
+      <w:r>
+        <w:rPr>
+          <w:lang w:val="en_US" w:bidi="en_US"/>
+        </w:rPr>
+        <w:t>1:1</w:t>
+      </w:r>
       <w:r>
         <w:rPr>
           <w:lang w:val="en_US" w:bidi="en_US"/>
         </w:rPr>
         <w:t xml:space="preserve">): God can be trusted to fulfill his promises (see </w:t>
       </w:r>
-      <w:hyperlink r:id="rId18">
-        <w:r>
-          <w:rPr>
-            <w:lang w:val="en_US" w:bidi="en_US"/>
-          </w:rPr>
-          <w:rPr>
-            <w:color w:val="0000EE"/>
-            <w:u w:val="single"/>
-          </w:rPr>
-          <w:t>Numbers 23:19</w:t>
-        </w:r>
-      </w:hyperlink>
+      <w:r>
+        <w:rPr>
+          <w:lang w:val="en_US" w:bidi="en_US"/>
+        </w:rPr>
+        <w:t>Numbers 23:19</w:t>
+      </w:r>
       <w:r>
         <w:rPr>
           <w:lang w:val="en_US" w:bidi="en_US"/>
         </w:rPr>
         <w:t xml:space="preserve">; </w:t>
       </w:r>
-      <w:hyperlink r:id="rId19">
-        <w:r>
-          <w:rPr>
-            <w:lang w:val="en_US" w:bidi="en_US"/>
-          </w:rPr>
-          <w:rPr>
-            <w:color w:val="0000EE"/>
-            <w:u w:val="single"/>
-          </w:rPr>
-          <w:t>1 Samuel 15:29</w:t>
-        </w:r>
-      </w:hyperlink>
+      <w:r>
+        <w:rPr>
+          <w:lang w:val="en_US" w:bidi="en_US"/>
+        </w:rPr>
+        <w:t>1 Samuel 15:29</w:t>
+      </w:r>
       <w:r>
         <w:rPr>
           <w:lang w:val="en_US" w:bidi="en_US"/>
         </w:rPr>
         <w:t xml:space="preserve">; </w:t>
       </w:r>
-      <w:hyperlink r:id="rId20">
-        <w:r>
-          <w:rPr>
-            <w:lang w:val="en_US" w:bidi="en_US"/>
-          </w:rPr>
-          <w:rPr>
-            <w:color w:val="0000EE"/>
-            <w:u w:val="single"/>
-          </w:rPr>
-          <w:t>Romans 3:3–4</w:t>
-        </w:r>
-      </w:hyperlink>
+      <w:r>
+        <w:rPr>
+          <w:lang w:val="en_US" w:bidi="en_US"/>
+        </w:rPr>
+        <w:t>Romans 3:3–4</w:t>
+      </w:r>
       <w:r>
         <w:rPr>
           <w:lang w:val="en_US" w:bidi="en_US"/>
@@ -598,54 +544,36 @@
         </w:rPr>
         <w:t xml:space="preserve">: The initiative is entirely with God, who fulfills his plan on his own schedule by his own will (see </w:t>
       </w:r>
-      <w:hyperlink r:id="rId21">
-        <w:r>
-          <w:rPr>
-            <w:lang w:val="en_US" w:bidi="en_US"/>
-          </w:rPr>
-          <w:rPr>
-            <w:color w:val="0000EE"/>
-            <w:u w:val="single"/>
-          </w:rPr>
-          <w:t>3:5</w:t>
-        </w:r>
-      </w:hyperlink>
+      <w:r>
+        <w:rPr>
+          <w:lang w:val="en_US" w:bidi="en_US"/>
+        </w:rPr>
+        <w:t>3:5</w:t>
+      </w:r>
       <w:r>
         <w:rPr>
           <w:lang w:val="en_US" w:bidi="en_US"/>
         </w:rPr>
         <w:t xml:space="preserve">; </w:t>
       </w:r>
-      <w:hyperlink r:id="rId22">
-        <w:r>
-          <w:rPr>
-            <w:lang w:val="en_US" w:bidi="en_US"/>
-          </w:rPr>
-          <w:rPr>
-            <w:color w:val="0000EE"/>
-            <w:u w:val="single"/>
-          </w:rPr>
-          <w:t>1 Timothy 2:6</w:t>
-        </w:r>
-      </w:hyperlink>
+      <w:r>
+        <w:rPr>
+          <w:lang w:val="en_US" w:bidi="en_US"/>
+        </w:rPr>
+        <w:t>1 Timothy 2:6</w:t>
+      </w:r>
       <w:r>
         <w:rPr>
           <w:lang w:val="en_US" w:bidi="en_US"/>
         </w:rPr>
         <w:t xml:space="preserve">; </w:t>
       </w:r>
-      <w:hyperlink r:id="rId23">
-        <w:r>
-          <w:rPr>
-            <w:lang w:val="en_US" w:bidi="en_US"/>
-          </w:rPr>
-          <w:rPr>
-            <w:color w:val="0000EE"/>
-            <w:u w:val="single"/>
-          </w:rPr>
-          <w:t>2 Timothy 1:10</w:t>
-        </w:r>
-      </w:hyperlink>
+      <w:r>
+        <w:rPr>
+          <w:lang w:val="en_US" w:bidi="en_US"/>
+        </w:rPr>
+        <w:t>2 Timothy 1:10</w:t>
+      </w:r>
       <w:r>
         <w:rPr>
           <w:lang w:val="en_US" w:bidi="en_US"/>
@@ -677,90 +605,60 @@
         </w:rPr>
         <w:t xml:space="preserve">: In </w:t>
       </w:r>
-      <w:hyperlink r:id="rId24">
-        <w:r>
-          <w:rPr>
-            <w:lang w:val="en_US" w:bidi="en_US"/>
-          </w:rPr>
-          <w:rPr>
-            <w:color w:val="0000EE"/>
-            <w:u w:val="single"/>
-          </w:rPr>
-          <w:t>Titus 1:4</w:t>
-        </w:r>
-      </w:hyperlink>
+      <w:r>
+        <w:rPr>
+          <w:lang w:val="en_US" w:bidi="en_US"/>
+        </w:rPr>
+        <w:t>Titus 1:4</w:t>
+      </w:r>
       <w:r>
         <w:rPr>
           <w:lang w:val="en_US" w:bidi="en_US"/>
         </w:rPr>
         <w:t xml:space="preserve">, Jesus is also called “our Savior,” identifying Jesus with God (see </w:t>
       </w:r>
-      <w:hyperlink r:id="rId25">
-        <w:r>
-          <w:rPr>
-            <w:lang w:val="en_US" w:bidi="en_US"/>
-          </w:rPr>
-          <w:rPr>
-            <w:color w:val="0000EE"/>
-            <w:u w:val="single"/>
-          </w:rPr>
-          <w:t>2:10</w:t>
-        </w:r>
-      </w:hyperlink>
+      <w:r>
+        <w:rPr>
+          <w:lang w:val="en_US" w:bidi="en_US"/>
+        </w:rPr>
+        <w:t>2:10</w:t>
+      </w:r>
       <w:r>
         <w:rPr>
           <w:lang w:val="en_US" w:bidi="en_US"/>
         </w:rPr>
         <w:t xml:space="preserve">, </w:t>
       </w:r>
-      <w:hyperlink r:id="rId26">
-        <w:r>
-          <w:rPr>
-            <w:lang w:val="en_US" w:bidi="en_US"/>
-          </w:rPr>
-          <w:rPr>
-            <w:color w:val="0000EE"/>
-            <w:u w:val="single"/>
-          </w:rPr>
-          <w:t>13</w:t>
-        </w:r>
-      </w:hyperlink>
+      <w:r>
+        <w:rPr>
+          <w:lang w:val="en_US" w:bidi="en_US"/>
+        </w:rPr>
+        <w:t>13</w:t>
+      </w:r>
       <w:r>
         <w:rPr>
           <w:lang w:val="en_US" w:bidi="en_US"/>
         </w:rPr>
         <w:t xml:space="preserve">; </w:t>
       </w:r>
-      <w:hyperlink r:id="rId27">
-        <w:r>
-          <w:rPr>
-            <w:lang w:val="en_US" w:bidi="en_US"/>
-          </w:rPr>
-          <w:rPr>
-            <w:color w:val="0000EE"/>
-            <w:u w:val="single"/>
-          </w:rPr>
-          <w:t>3:4</w:t>
-        </w:r>
-      </w:hyperlink>
+      <w:r>
+        <w:rPr>
+          <w:lang w:val="en_US" w:bidi="en_US"/>
+        </w:rPr>
+        <w:t>3:4</w:t>
+      </w:r>
       <w:r>
         <w:rPr>
           <w:lang w:val="en_US" w:bidi="en_US"/>
         </w:rPr>
         <w:t xml:space="preserve">, </w:t>
       </w:r>
-      <w:hyperlink r:id="rId28">
-        <w:r>
-          <w:rPr>
-            <w:lang w:val="en_US" w:bidi="en_US"/>
-          </w:rPr>
-          <w:rPr>
-            <w:color w:val="0000EE"/>
-            <w:u w:val="single"/>
-          </w:rPr>
-          <w:t>6</w:t>
-        </w:r>
-      </w:hyperlink>
+      <w:r>
+        <w:rPr>
+          <w:lang w:val="en_US" w:bidi="en_US"/>
+        </w:rPr>
+        <w:t>6</w:t>
+      </w:r>
       <w:r>
         <w:rPr>
           <w:lang w:val="en_US" w:bidi="en_US"/>
@@ -844,18 +742,12 @@
         </w:rPr>
         <w:t xml:space="preserve">: The wording authorizes the delegate (as in </w:t>
       </w:r>
-      <w:hyperlink r:id="rId29">
-        <w:r>
-          <w:rPr>
-            <w:lang w:val="en_US" w:bidi="en_US"/>
-          </w:rPr>
-          <w:rPr>
-            <w:color w:val="0000EE"/>
-            <w:u w:val="single"/>
-          </w:rPr>
-          <w:t>1 Timothy 1:2</w:t>
-        </w:r>
-      </w:hyperlink>
+      <w:r>
+        <w:rPr>
+          <w:lang w:val="en_US" w:bidi="en_US"/>
+        </w:rPr>
+        <w:t>1 Timothy 1:2</w:t>
+      </w:r>
       <w:r>
         <w:rPr>
           <w:lang w:val="en_US" w:bidi="en_US"/>
@@ -914,18 +806,12 @@
         </w:rPr>
         <w:t>Crete was located in the Mediterranean, south of the Aegean Sea. It was an important location for travel and trade by sea, so it had a mix of influences, including a Jewish population. Some from Crete had been at Pentecost (</w:t>
       </w:r>
-      <w:hyperlink r:id="rId30">
-        <w:r>
-          <w:rPr>
-            <w:lang w:val="en_US" w:bidi="en_US"/>
-          </w:rPr>
-          <w:rPr>
-            <w:color w:val="0000EE"/>
-            <w:u w:val="single"/>
-          </w:rPr>
-          <w:t>Acts 2:11</w:t>
-        </w:r>
-      </w:hyperlink>
+      <w:r>
+        <w:rPr>
+          <w:lang w:val="en_US" w:bidi="en_US"/>
+        </w:rPr>
+        <w:t>Acts 2:11</w:t>
+      </w:r>
       <w:r>
         <w:rPr>
           <w:lang w:val="en_US" w:bidi="en_US"/>
@@ -1009,18 +895,12 @@
         </w:rPr>
         <w:t xml:space="preserve">Titus was instructed to appoint leaders in order to complete what was unfinished—that is, to establish the church (compare </w:t>
       </w:r>
-      <w:hyperlink r:id="rId31">
-        <w:r>
-          <w:rPr>
-            <w:lang w:val="en_US" w:bidi="en_US"/>
-          </w:rPr>
-          <w:rPr>
-            <w:color w:val="0000EE"/>
-            <w:u w:val="single"/>
-          </w:rPr>
-          <w:t>1 Timothy 3:1–13</w:t>
-        </w:r>
-      </w:hyperlink>
+      <w:r>
+        <w:rPr>
+          <w:lang w:val="en_US" w:bidi="en_US"/>
+        </w:rPr>
+        <w:t>1 Timothy 3:1–13</w:t>
+      </w:r>
       <w:r>
         <w:rPr>
           <w:lang w:val="en_US" w:bidi="en_US"/>
@@ -1045,18 +925,12 @@
         </w:rPr>
         <w:t xml:space="preserve">These leadership qualities might be an accommodation to the newness of these converts and the roughness of their culture. It is assumed that the elders will be male (see </w:t>
       </w:r>
-      <w:hyperlink r:id="rId32">
-        <w:r>
-          <w:rPr>
-            <w:lang w:val="en_US" w:bidi="en_US"/>
-          </w:rPr>
-          <w:rPr>
-            <w:color w:val="0000EE"/>
-            <w:u w:val="single"/>
-          </w:rPr>
-          <w:t>1 Timothy 3:4–5</w:t>
-        </w:r>
-      </w:hyperlink>
+      <w:r>
+        <w:rPr>
+          <w:lang w:val="en_US" w:bidi="en_US"/>
+        </w:rPr>
+        <w:t>1 Timothy 3:4–5</w:t>
+      </w:r>
       <w:r>
         <w:rPr>
           <w:lang w:val="en_US" w:bidi="en_US"/>
@@ -1111,36 +985,24 @@
         </w:rPr>
         <w:t>Strong, faithful leadership was needed in the churches of Crete to address the danger of false teachers (</w:t>
       </w:r>
-      <w:hyperlink r:id="rId33">
-        <w:r>
-          <w:rPr>
-            <w:lang w:val="en_US" w:bidi="en_US"/>
-          </w:rPr>
-          <w:rPr>
-            <w:color w:val="0000EE"/>
-            <w:u w:val="single"/>
-          </w:rPr>
-          <w:t>1:10–16</w:t>
-        </w:r>
-      </w:hyperlink>
+      <w:r>
+        <w:rPr>
+          <w:lang w:val="en_US" w:bidi="en_US"/>
+        </w:rPr>
+        <w:t>1:10–16</w:t>
+      </w:r>
       <w:r>
         <w:rPr>
           <w:lang w:val="en_US" w:bidi="en_US"/>
         </w:rPr>
         <w:t xml:space="preserve">). This part of Titus’s task coincides with the larger concern of the letter: to shape a community that bears witness to Christ by embodying God’s grace in its conduct. Compare </w:t>
       </w:r>
-      <w:hyperlink r:id="rId34">
-        <w:r>
-          <w:rPr>
-            <w:lang w:val="en_US" w:bidi="en_US"/>
-          </w:rPr>
-          <w:rPr>
-            <w:color w:val="0000EE"/>
-            <w:u w:val="single"/>
-          </w:rPr>
-          <w:t>1 Timothy 3:1–7</w:t>
-        </w:r>
-      </w:hyperlink>
+      <w:r>
+        <w:rPr>
+          <w:lang w:val="en_US" w:bidi="en_US"/>
+        </w:rPr>
+        <w:t>1 Timothy 3:1–7</w:t>
+      </w:r>
       <w:r>
         <w:rPr>
           <w:lang w:val="en_US" w:bidi="en_US"/>
@@ -1243,18 +1105,12 @@
         </w:rPr>
         <w:t xml:space="preserve"> (that is, reckless behavior or rebellion): This probably reflects Cretan culture with its low moral standards (</w:t>
       </w:r>
-      <w:hyperlink r:id="rId35">
-        <w:r>
-          <w:rPr>
-            <w:lang w:val="en_US" w:bidi="en_US"/>
-          </w:rPr>
-          <w:rPr>
-            <w:color w:val="0000EE"/>
-            <w:u w:val="single"/>
-          </w:rPr>
-          <w:t>Titus 1:12</w:t>
-        </w:r>
-      </w:hyperlink>
+      <w:r>
+        <w:rPr>
+          <w:lang w:val="en_US" w:bidi="en_US"/>
+        </w:rPr>
+        <w:t>Titus 1:12</w:t>
+      </w:r>
       <w:r>
         <w:rPr>
           <w:lang w:val="en_US" w:bidi="en_US"/>
@@ -1339,126 +1195,84 @@
         </w:rPr>
         <w:t xml:space="preserve">) is a manager of God’s household: See </w:t>
       </w:r>
-      <w:hyperlink r:id="rId36">
-        <w:r>
-          <w:rPr>
-            <w:lang w:val="en_US" w:bidi="en_US"/>
-          </w:rPr>
-          <w:rPr>
-            <w:color w:val="0000EE"/>
-            <w:u w:val="single"/>
-          </w:rPr>
-          <w:t>1:11</w:t>
-        </w:r>
-      </w:hyperlink>
+      <w:r>
+        <w:rPr>
+          <w:lang w:val="en_US" w:bidi="en_US"/>
+        </w:rPr>
+        <w:t>1:11</w:t>
+      </w:r>
       <w:r>
         <w:rPr>
           <w:lang w:val="en_US" w:bidi="en_US"/>
         </w:rPr>
         <w:t xml:space="preserve">; </w:t>
       </w:r>
-      <w:hyperlink r:id="rId37">
-        <w:r>
-          <w:rPr>
-            <w:lang w:val="en_US" w:bidi="en_US"/>
-          </w:rPr>
-          <w:rPr>
-            <w:color w:val="0000EE"/>
-            <w:u w:val="single"/>
-          </w:rPr>
-          <w:t>2:2–10</w:t>
-        </w:r>
-      </w:hyperlink>
+      <w:r>
+        <w:rPr>
+          <w:lang w:val="en_US" w:bidi="en_US"/>
+        </w:rPr>
+        <w:t>2:2–10</w:t>
+      </w:r>
       <w:r>
         <w:rPr>
           <w:lang w:val="en_US" w:bidi="en_US"/>
         </w:rPr>
         <w:t xml:space="preserve">; </w:t>
       </w:r>
-      <w:hyperlink r:id="rId38">
-        <w:r>
-          <w:rPr>
-            <w:lang w:val="en_US" w:bidi="en_US"/>
-          </w:rPr>
-          <w:rPr>
-            <w:color w:val="0000EE"/>
-            <w:u w:val="single"/>
-          </w:rPr>
-          <w:t>1 Timothy 1:4</w:t>
-        </w:r>
-      </w:hyperlink>
+      <w:r>
+        <w:rPr>
+          <w:lang w:val="en_US" w:bidi="en_US"/>
+        </w:rPr>
+        <w:t>1 Timothy 1:4</w:t>
+      </w:r>
       <w:r>
         <w:rPr>
           <w:lang w:val="en_US" w:bidi="en_US"/>
         </w:rPr>
         <w:t xml:space="preserve">; </w:t>
       </w:r>
-      <w:hyperlink r:id="rId32">
-        <w:r>
-          <w:rPr>
-            <w:lang w:val="en_US" w:bidi="en_US"/>
-          </w:rPr>
-          <w:rPr>
-            <w:color w:val="0000EE"/>
-            <w:u w:val="single"/>
-          </w:rPr>
-          <w:t>3:4–5</w:t>
-        </w:r>
-      </w:hyperlink>
+      <w:r>
+        <w:rPr>
+          <w:lang w:val="en_US" w:bidi="en_US"/>
+        </w:rPr>
+        <w:t>3:4–5</w:t>
+      </w:r>
       <w:r>
         <w:rPr>
           <w:lang w:val="en_US" w:bidi="en_US"/>
         </w:rPr>
         <w:t xml:space="preserve">, </w:t>
       </w:r>
-      <w:hyperlink r:id="rId39">
-        <w:r>
-          <w:rPr>
-            <w:lang w:val="en_US" w:bidi="en_US"/>
-          </w:rPr>
-          <w:rPr>
-            <w:color w:val="0000EE"/>
-            <w:u w:val="single"/>
-          </w:rPr>
-          <w:t>12</w:t>
-        </w:r>
-      </w:hyperlink>
+      <w:r>
+        <w:rPr>
+          <w:lang w:val="en_US" w:bidi="en_US"/>
+        </w:rPr>
+        <w:t>12</w:t>
+      </w:r>
       <w:r>
         <w:rPr>
           <w:lang w:val="en_US" w:bidi="en_US"/>
         </w:rPr>
         <w:t xml:space="preserve">, </w:t>
       </w:r>
-      <w:hyperlink r:id="rId40">
-        <w:r>
-          <w:rPr>
-            <w:lang w:val="en_US" w:bidi="en_US"/>
-          </w:rPr>
-          <w:rPr>
-            <w:color w:val="0000EE"/>
-            <w:u w:val="single"/>
-          </w:rPr>
-          <w:t>15</w:t>
-        </w:r>
-      </w:hyperlink>
+      <w:r>
+        <w:rPr>
+          <w:lang w:val="en_US" w:bidi="en_US"/>
+        </w:rPr>
+        <w:t>15</w:t>
+      </w:r>
       <w:r>
         <w:rPr>
           <w:lang w:val="en_US" w:bidi="en_US"/>
         </w:rPr>
         <w:t xml:space="preserve">; </w:t>
       </w:r>
-      <w:hyperlink r:id="rId41">
-        <w:r>
-          <w:rPr>
-            <w:lang w:val="en_US" w:bidi="en_US"/>
-          </w:rPr>
-          <w:rPr>
-            <w:color w:val="0000EE"/>
-            <w:u w:val="single"/>
-          </w:rPr>
-          <w:t>2 Timothy 2:20–21</w:t>
-        </w:r>
-      </w:hyperlink>
+      <w:r>
+        <w:rPr>
+          <w:lang w:val="en_US" w:bidi="en_US"/>
+        </w:rPr>
+        <w:t>2 Timothy 2:20–21</w:t>
+      </w:r>
       <w:r>
         <w:rPr>
           <w:lang w:val="en_US" w:bidi="en_US"/>
@@ -1483,18 +1297,12 @@
         </w:rPr>
         <w:t xml:space="preserve">These qualities indicate that an elder should not behave like the people in Crete known for their immorality (see </w:t>
       </w:r>
-      <w:hyperlink r:id="rId35">
-        <w:r>
-          <w:rPr>
-            <w:lang w:val="en_US" w:bidi="en_US"/>
-          </w:rPr>
-          <w:rPr>
-            <w:color w:val="0000EE"/>
-            <w:u w:val="single"/>
-          </w:rPr>
-          <w:t>Titus 1:12</w:t>
-        </w:r>
-      </w:hyperlink>
+      <w:r>
+        <w:rPr>
+          <w:lang w:val="en_US" w:bidi="en_US"/>
+        </w:rPr>
+        <w:t>Titus 1:12</w:t>
+      </w:r>
       <w:r>
         <w:rPr>
           <w:lang w:val="en_US" w:bidi="en_US"/>
@@ -1553,18 +1361,12 @@
         </w:rPr>
         <w:t xml:space="preserve">The elders had a leading role in teaching the community. This may have been necessary in dealing with the immediate threat to these particular communities (as also in Ephesus; see </w:t>
       </w:r>
-      <w:hyperlink r:id="rId42">
-        <w:r>
-          <w:rPr>
-            <w:lang w:val="en_US" w:bidi="en_US"/>
-          </w:rPr>
-          <w:rPr>
-            <w:color w:val="0000EE"/>
-            <w:u w:val="single"/>
-          </w:rPr>
-          <w:t>1 Timothy 3:1</w:t>
-        </w:r>
-      </w:hyperlink>
+      <w:r>
+        <w:rPr>
+          <w:lang w:val="en_US" w:bidi="en_US"/>
+        </w:rPr>
+        <w:t>1 Timothy 3:1</w:t>
+      </w:r>
       <w:r>
         <w:rPr>
           <w:lang w:val="en_US" w:bidi="en_US"/>
@@ -1589,72 +1391,48 @@
         </w:rPr>
         <w:t xml:space="preserve">Only with a strong belief in the good news would an elder be able to provide sound teaching. Paul’s specific concerns are addressed in </w:t>
       </w:r>
-      <w:hyperlink r:id="rId43">
-        <w:r>
-          <w:rPr>
-            <w:lang w:val="en_US" w:bidi="en_US"/>
-          </w:rPr>
-          <w:rPr>
-            <w:color w:val="0000EE"/>
-            <w:u w:val="single"/>
-          </w:rPr>
-          <w:t>Titus 2:1–3:11</w:t>
-        </w:r>
-      </w:hyperlink>
+      <w:r>
+        <w:rPr>
+          <w:lang w:val="en_US" w:bidi="en_US"/>
+        </w:rPr>
+        <w:t>Titus 2:1–3:11</w:t>
+      </w:r>
       <w:r>
         <w:rPr>
           <w:lang w:val="en_US" w:bidi="en_US"/>
         </w:rPr>
         <w:t xml:space="preserve">, considering the problems mentioned in </w:t>
       </w:r>
-      <w:hyperlink r:id="rId33">
-        <w:r>
-          <w:rPr>
-            <w:lang w:val="en_US" w:bidi="en_US"/>
-          </w:rPr>
-          <w:rPr>
-            <w:color w:val="0000EE"/>
-            <w:u w:val="single"/>
-          </w:rPr>
-          <w:t>1:10–16</w:t>
-        </w:r>
-      </w:hyperlink>
+      <w:r>
+        <w:rPr>
+          <w:lang w:val="en_US" w:bidi="en_US"/>
+        </w:rPr>
+        <w:t>1:10–16</w:t>
+      </w:r>
       <w:r>
         <w:rPr>
           <w:lang w:val="en_US" w:bidi="en_US"/>
         </w:rPr>
         <w:t xml:space="preserve"> and </w:t>
       </w:r>
-      <w:hyperlink r:id="rId44">
-        <w:r>
-          <w:rPr>
-            <w:lang w:val="en_US" w:bidi="en_US"/>
-          </w:rPr>
-          <w:rPr>
-            <w:color w:val="0000EE"/>
-            <w:u w:val="single"/>
-          </w:rPr>
-          <w:t>3:9–11</w:t>
-        </w:r>
-      </w:hyperlink>
+      <w:r>
+        <w:rPr>
+          <w:lang w:val="en_US" w:bidi="en_US"/>
+        </w:rPr>
+        <w:t>3:9–11</w:t>
+      </w:r>
       <w:r>
         <w:rPr>
           <w:lang w:val="en_US" w:bidi="en_US"/>
         </w:rPr>
         <w:t xml:space="preserve"> (see also </w:t>
       </w:r>
-      <w:hyperlink r:id="rId45">
-        <w:r>
-          <w:rPr>
-            <w:lang w:val="en_US" w:bidi="en_US"/>
-          </w:rPr>
-          <w:rPr>
-            <w:color w:val="0000EE"/>
-            <w:u w:val="single"/>
-          </w:rPr>
-          <w:t>1 Timothy 1:10</w:t>
-        </w:r>
-      </w:hyperlink>
+      <w:r>
+        <w:rPr>
+          <w:lang w:val="en_US" w:bidi="en_US"/>
+        </w:rPr>
+        <w:t>1 Timothy 1:10</w:t>
+      </w:r>
       <w:r>
         <w:rPr>
           <w:lang w:val="en_US" w:bidi="en_US"/>
@@ -1679,54 +1457,36 @@
         </w:rPr>
         <w:t xml:space="preserve">Titus had a similar role (compare </w:t>
       </w:r>
-      <w:hyperlink r:id="rId46">
-        <w:r>
-          <w:rPr>
-            <w:lang w:val="en_US" w:bidi="en_US"/>
-          </w:rPr>
-          <w:rPr>
-            <w:color w:val="0000EE"/>
-            <w:u w:val="single"/>
-          </w:rPr>
-          <w:t>Titus 1:13</w:t>
-        </w:r>
-      </w:hyperlink>
+      <w:r>
+        <w:rPr>
+          <w:lang w:val="en_US" w:bidi="en_US"/>
+        </w:rPr>
+        <w:t>Titus 1:13</w:t>
+      </w:r>
       <w:r>
         <w:rPr>
           <w:lang w:val="en_US" w:bidi="en_US"/>
         </w:rPr>
         <w:t xml:space="preserve">; </w:t>
       </w:r>
-      <w:hyperlink r:id="rId47">
-        <w:r>
-          <w:rPr>
-            <w:lang w:val="en_US" w:bidi="en_US"/>
-          </w:rPr>
-          <w:rPr>
-            <w:color w:val="0000EE"/>
-            <w:u w:val="single"/>
-          </w:rPr>
-          <w:t>2:15</w:t>
-        </w:r>
-      </w:hyperlink>
+      <w:r>
+        <w:rPr>
+          <w:lang w:val="en_US" w:bidi="en_US"/>
+        </w:rPr>
+        <w:t>2:15</w:t>
+      </w:r>
       <w:r>
         <w:rPr>
           <w:lang w:val="en_US" w:bidi="en_US"/>
         </w:rPr>
         <w:t xml:space="preserve">; </w:t>
       </w:r>
-      <w:hyperlink r:id="rId48">
-        <w:r>
-          <w:rPr>
-            <w:lang w:val="en_US" w:bidi="en_US"/>
-          </w:rPr>
-          <w:rPr>
-            <w:color w:val="0000EE"/>
-            <w:u w:val="single"/>
-          </w:rPr>
-          <w:t>3:10–11</w:t>
-        </w:r>
-      </w:hyperlink>
+      <w:r>
+        <w:rPr>
+          <w:lang w:val="en_US" w:bidi="en_US"/>
+        </w:rPr>
+        <w:t>3:10–11</w:t>
+      </w:r>
       <w:r>
         <w:rPr>
           <w:lang w:val="en_US" w:bidi="en_US"/>
@@ -1751,18 +1511,12 @@
         </w:rPr>
         <w:t xml:space="preserve">Those who oppose it are described in </w:t>
       </w:r>
-      <w:hyperlink r:id="rId33">
-        <w:r>
-          <w:rPr>
-            <w:lang w:val="en_US" w:bidi="en_US"/>
-          </w:rPr>
-          <w:rPr>
-            <w:color w:val="0000EE"/>
-            <w:u w:val="single"/>
-          </w:rPr>
-          <w:t>1:10–16</w:t>
-        </w:r>
-      </w:hyperlink>
+      <w:r>
+        <w:rPr>
+          <w:lang w:val="en_US" w:bidi="en_US"/>
+        </w:rPr>
+        <w:t>1:10–16</w:t>
+      </w:r>
       <w:r>
         <w:rPr>
           <w:lang w:val="en_US" w:bidi="en_US"/>
@@ -1828,18 +1582,12 @@
         </w:rPr>
         <w:t xml:space="preserve">: The same Greek word is used of children in </w:t>
       </w:r>
-      <w:hyperlink r:id="rId49">
-        <w:r>
-          <w:rPr>
-            <w:lang w:val="en_US" w:bidi="en_US"/>
-          </w:rPr>
-          <w:rPr>
-            <w:color w:val="0000EE"/>
-            <w:u w:val="single"/>
-          </w:rPr>
-          <w:t>1:6</w:t>
-        </w:r>
-      </w:hyperlink>
+      <w:r>
+        <w:rPr>
+          <w:lang w:val="en_US" w:bidi="en_US"/>
+        </w:rPr>
+        <w:t>1:6</w:t>
+      </w:r>
       <w:r>
         <w:rPr>
           <w:lang w:val="en_US" w:bidi="en_US"/>
@@ -1884,36 +1632,24 @@
         </w:rPr>
         <w:t xml:space="preserve">): This probably refers to Jewish Christians. The Greek phrase does not specify whether or not they required Gentiles to be circumcised. The Jewish influence of this false teaching is suggested in </w:t>
       </w:r>
-      <w:hyperlink r:id="rId50">
-        <w:r>
-          <w:rPr>
-            <w:lang w:val="en_US" w:bidi="en_US"/>
-          </w:rPr>
-          <w:rPr>
-            <w:color w:val="0000EE"/>
-            <w:u w:val="single"/>
-          </w:rPr>
-          <w:t>1:14–15</w:t>
-        </w:r>
-      </w:hyperlink>
+      <w:r>
+        <w:rPr>
+          <w:lang w:val="en_US" w:bidi="en_US"/>
+        </w:rPr>
+        <w:t>1:14–15</w:t>
+      </w:r>
       <w:r>
         <w:rPr>
           <w:lang w:val="en_US" w:bidi="en_US"/>
         </w:rPr>
         <w:t xml:space="preserve"> and </w:t>
       </w:r>
-      <w:hyperlink r:id="rId51">
-        <w:r>
-          <w:rPr>
-            <w:lang w:val="en_US" w:bidi="en_US"/>
-          </w:rPr>
-          <w:rPr>
-            <w:color w:val="0000EE"/>
-            <w:u w:val="single"/>
-          </w:rPr>
-          <w:t>3:9</w:t>
-        </w:r>
-      </w:hyperlink>
+      <w:r>
+        <w:rPr>
+          <w:lang w:val="en_US" w:bidi="en_US"/>
+        </w:rPr>
+        <w:t>3:9</w:t>
+      </w:r>
       <w:r>
         <w:rPr>
           <w:lang w:val="en_US" w:bidi="en_US"/>
@@ -1968,18 +1704,12 @@
         </w:rPr>
         <w:t>In a native population of troublemakers, Titus would need to lead firmly to rid these Christian communities of corruption and make them healthy in the faith (</w:t>
       </w:r>
-      <w:hyperlink r:id="rId52">
-        <w:r>
-          <w:rPr>
-            <w:lang w:val="en_US" w:bidi="en_US"/>
-          </w:rPr>
-          <w:rPr>
-            <w:color w:val="0000EE"/>
-            <w:u w:val="single"/>
-          </w:rPr>
-          <w:t>1:13–16</w:t>
-        </w:r>
-      </w:hyperlink>
+      <w:r>
+        <w:rPr>
+          <w:lang w:val="en_US" w:bidi="en_US"/>
+        </w:rPr>
+        <w:t>1:13–16</w:t>
+      </w:r>
       <w:r>
         <w:rPr>
           <w:lang w:val="en_US" w:bidi="en_US"/>
@@ -2045,54 +1775,36 @@
         </w:rPr>
         <w:t xml:space="preserve">: This also happened in Ephesus (compare </w:t>
       </w:r>
-      <w:hyperlink r:id="rId53">
-        <w:r>
-          <w:rPr>
-            <w:lang w:val="en_US" w:bidi="en_US"/>
-          </w:rPr>
-          <w:rPr>
-            <w:color w:val="0000EE"/>
-            <w:u w:val="single"/>
-          </w:rPr>
-          <w:t>1 Timothy 4:3</w:t>
-        </w:r>
-      </w:hyperlink>
+      <w:r>
+        <w:rPr>
+          <w:lang w:val="en_US" w:bidi="en_US"/>
+        </w:rPr>
+        <w:t>1 Timothy 4:3</w:t>
+      </w:r>
       <w:r>
         <w:rPr>
           <w:lang w:val="en_US" w:bidi="en_US"/>
         </w:rPr>
         <w:t xml:space="preserve">; </w:t>
       </w:r>
-      <w:hyperlink r:id="rId54">
-        <w:r>
-          <w:rPr>
-            <w:lang w:val="en_US" w:bidi="en_US"/>
-          </w:rPr>
-          <w:rPr>
-            <w:color w:val="0000EE"/>
-            <w:u w:val="single"/>
-          </w:rPr>
-          <w:t>2 Timothy 2:18</w:t>
-        </w:r>
-      </w:hyperlink>
+      <w:r>
+        <w:rPr>
+          <w:lang w:val="en_US" w:bidi="en_US"/>
+        </w:rPr>
+        <w:t>2 Timothy 2:18</w:t>
+      </w:r>
       <w:r>
         <w:rPr>
           <w:lang w:val="en_US" w:bidi="en_US"/>
         </w:rPr>
         <w:t xml:space="preserve">; </w:t>
       </w:r>
-      <w:hyperlink r:id="rId55">
-        <w:r>
-          <w:rPr>
-            <w:lang w:val="en_US" w:bidi="en_US"/>
-          </w:rPr>
-          <w:rPr>
-            <w:color w:val="0000EE"/>
-            <w:u w:val="single"/>
-          </w:rPr>
-          <w:t>3:6</w:t>
-        </w:r>
-      </w:hyperlink>
+      <w:r>
+        <w:rPr>
+          <w:lang w:val="en_US" w:bidi="en_US"/>
+        </w:rPr>
+        <w:t>3:6</w:t>
+      </w:r>
       <w:r>
         <w:rPr>
           <w:lang w:val="en_US" w:bidi="en_US"/>
@@ -2124,72 +1836,48 @@
         </w:rPr>
         <w:t>: Elders must not have this characteristic (</w:t>
       </w:r>
-      <w:hyperlink r:id="rId56">
-        <w:r>
-          <w:rPr>
-            <w:lang w:val="en_US" w:bidi="en_US"/>
-          </w:rPr>
-          <w:rPr>
-            <w:color w:val="0000EE"/>
-            <w:u w:val="single"/>
-          </w:rPr>
-          <w:t>Titus 1:7</w:t>
-        </w:r>
-      </w:hyperlink>
+      <w:r>
+        <w:rPr>
+          <w:lang w:val="en_US" w:bidi="en_US"/>
+        </w:rPr>
+        <w:t>Titus 1:7</w:t>
+      </w:r>
       <w:r>
         <w:rPr>
           <w:lang w:val="en_US" w:bidi="en_US"/>
         </w:rPr>
         <w:t xml:space="preserve">; see also </w:t>
       </w:r>
-      <w:hyperlink r:id="rId57">
-        <w:r>
-          <w:rPr>
-            <w:lang w:val="en_US" w:bidi="en_US"/>
-          </w:rPr>
-          <w:rPr>
-            <w:color w:val="0000EE"/>
-            <w:u w:val="single"/>
-          </w:rPr>
-          <w:t>1 Timothy 6:5–10</w:t>
-        </w:r>
-      </w:hyperlink>
+      <w:r>
+        <w:rPr>
+          <w:lang w:val="en_US" w:bidi="en_US"/>
+        </w:rPr>
+        <w:t>1 Timothy 6:5–10</w:t>
+      </w:r>
       <w:r>
         <w:rPr>
           <w:lang w:val="en_US" w:bidi="en_US"/>
         </w:rPr>
         <w:t xml:space="preserve">; </w:t>
       </w:r>
-      <w:hyperlink r:id="rId58">
-        <w:r>
-          <w:rPr>
-            <w:lang w:val="en_US" w:bidi="en_US"/>
-          </w:rPr>
-          <w:rPr>
-            <w:color w:val="0000EE"/>
-            <w:u w:val="single"/>
-          </w:rPr>
-          <w:t>2 Corinthians 2:17</w:t>
-        </w:r>
-      </w:hyperlink>
+      <w:r>
+        <w:rPr>
+          <w:lang w:val="en_US" w:bidi="en_US"/>
+        </w:rPr>
+        <w:t>2 Corinthians 2:17</w:t>
+      </w:r>
       <w:r>
         <w:rPr>
           <w:lang w:val="en_US" w:bidi="en_US"/>
         </w:rPr>
         <w:t xml:space="preserve">; </w:t>
       </w:r>
-      <w:hyperlink r:id="rId59">
-        <w:r>
-          <w:rPr>
-            <w:lang w:val="en_US" w:bidi="en_US"/>
-          </w:rPr>
-          <w:rPr>
-            <w:color w:val="0000EE"/>
-            <w:u w:val="single"/>
-          </w:rPr>
-          <w:t>1 Peter 5:2</w:t>
-        </w:r>
-      </w:hyperlink>
+      <w:r>
+        <w:rPr>
+          <w:lang w:val="en_US" w:bidi="en_US"/>
+        </w:rPr>
+        <w:t>1 Peter 5:2</w:t>
+      </w:r>
       <w:r>
         <w:rPr>
           <w:lang w:val="en_US" w:bidi="en_US"/>
@@ -2280,54 +1968,36 @@
         </w:rPr>
         <w:t>: This charge was directed specifically at the Cretan claim to have Zeus’s tomb on the island. According to Cretan mythology, the god Zeus was once a mere human who lived and died on Crete. His tomb was said to be there. But Zeus had achieved godhood through his patronage (that is, gifts and benefits) to humans. Some Greek moralists opposed this legend and characterized it as a lie. A quote from Alexandria in the 200s BC reads: “Cretans are always liars. For a tomb, O Lord, Cretans build for you; but you do not die, for you are forever.” One of Crete’s own prophets (Epimenides) thought the same thing. Paul cites his voice of conscience approvingly (</w:t>
       </w:r>
-      <w:hyperlink r:id="rId46">
-        <w:r>
-          <w:rPr>
-            <w:lang w:val="en_US" w:bidi="en_US"/>
-          </w:rPr>
-          <w:rPr>
-            <w:color w:val="0000EE"/>
-            <w:u w:val="single"/>
-          </w:rPr>
-          <w:t>Titus 1:13</w:t>
-        </w:r>
-      </w:hyperlink>
+      <w:r>
+        <w:rPr>
+          <w:lang w:val="en_US" w:bidi="en_US"/>
+        </w:rPr>
+        <w:t>Titus 1:13</w:t>
+      </w:r>
       <w:r>
         <w:rPr>
           <w:lang w:val="en_US" w:bidi="en_US"/>
         </w:rPr>
         <w:t xml:space="preserve">; see </w:t>
       </w:r>
-      <w:hyperlink r:id="rId60">
-        <w:r>
-          <w:rPr>
-            <w:lang w:val="en_US" w:bidi="en_US"/>
-          </w:rPr>
-          <w:rPr>
-            <w:color w:val="0000EE"/>
-            <w:u w:val="single"/>
-          </w:rPr>
-          <w:t>Acts 17:28</w:t>
-        </w:r>
-      </w:hyperlink>
+      <w:r>
+        <w:rPr>
+          <w:lang w:val="en_US" w:bidi="en_US"/>
+        </w:rPr>
+        <w:t>Acts 17:28</w:t>
+      </w:r>
       <w:r>
         <w:rPr>
           <w:lang w:val="en_US" w:bidi="en_US"/>
         </w:rPr>
         <w:t>), for the God who does not lie (</w:t>
       </w:r>
-      <w:hyperlink r:id="rId61">
-        <w:r>
-          <w:rPr>
-            <w:lang w:val="en_US" w:bidi="en_US"/>
-          </w:rPr>
-          <w:rPr>
-            <w:color w:val="0000EE"/>
-            <w:u w:val="single"/>
-          </w:rPr>
-          <w:t>Titus 1:2</w:t>
-        </w:r>
-      </w:hyperlink>
+      <w:r>
+        <w:rPr>
+          <w:lang w:val="en_US" w:bidi="en_US"/>
+        </w:rPr>
+        <w:t>Titus 1:2</w:t>
+      </w:r>
       <w:r>
         <w:rPr>
           <w:lang w:val="en_US" w:bidi="en_US"/>
@@ -2359,36 +2029,24 @@
         </w:rPr>
         <w:t>: It was believed that Cretan immorality resulted from their belief about Zeus. Religious lies had led to moral corruption. Paul later counters these vices by presenting the contrasting virtues (positive qualities or behaviors) (</w:t>
       </w:r>
-      <w:hyperlink r:id="rId62">
-        <w:r>
-          <w:rPr>
-            <w:lang w:val="en_US" w:bidi="en_US"/>
-          </w:rPr>
-          <w:rPr>
-            <w:color w:val="0000EE"/>
-            <w:u w:val="single"/>
-          </w:rPr>
-          <w:t>Titus 2:12</w:t>
-        </w:r>
-      </w:hyperlink>
+      <w:r>
+        <w:rPr>
+          <w:lang w:val="en_US" w:bidi="en_US"/>
+        </w:rPr>
+        <w:t>Titus 2:12</w:t>
+      </w:r>
       <w:r>
         <w:rPr>
           <w:lang w:val="en_US" w:bidi="en_US"/>
         </w:rPr>
         <w:t>). He urges the Cretans to reach ethical ideals that are praised in human society generally but were absent on Crete, as bemoaned by their own prophet. They would reach these ideals only through the gospel of Jesus Christ (</w:t>
       </w:r>
-      <w:hyperlink r:id="rId13">
-        <w:r>
-          <w:rPr>
-            <w:lang w:val="en_US" w:bidi="en_US"/>
-          </w:rPr>
-          <w:rPr>
-            <w:color w:val="0000EE"/>
-            <w:u w:val="single"/>
-          </w:rPr>
-          <w:t>2:11–14</w:t>
-        </w:r>
-      </w:hyperlink>
+      <w:r>
+        <w:rPr>
+          <w:lang w:val="en_US" w:bidi="en_US"/>
+        </w:rPr>
+        <w:t>2:11–14</w:t>
+      </w:r>
       <w:r>
         <w:rPr>
           <w:lang w:val="en_US" w:bidi="en_US"/>
@@ -2420,18 +2078,12 @@
         </w:rPr>
         <w:t xml:space="preserve">: Cretans were known to do anything for money. They were well-known as mercenaries and as excessive consumers. They were said to feel no shame in their greed (see </w:t>
       </w:r>
-      <w:hyperlink r:id="rId63">
-        <w:r>
-          <w:rPr>
-            <w:lang w:val="en_US" w:bidi="en_US"/>
-          </w:rPr>
-          <w:rPr>
-            <w:color w:val="0000EE"/>
-            <w:u w:val="single"/>
-          </w:rPr>
-          <w:t>Philippians 3:19</w:t>
-        </w:r>
-      </w:hyperlink>
+      <w:r>
+        <w:rPr>
+          <w:lang w:val="en_US" w:bidi="en_US"/>
+        </w:rPr>
+        <w:t>Philippians 3:19</w:t>
+      </w:r>
       <w:r>
         <w:rPr>
           <w:lang w:val="en_US" w:bidi="en_US"/>
@@ -2545,18 +2197,12 @@
         </w:rPr>
         <w:t xml:space="preserve">Being sound (or strong) in the faith is here defined as rejecting false teachings (compare </w:t>
       </w:r>
-      <w:hyperlink r:id="rId64">
-        <w:r>
-          <w:rPr>
-            <w:lang w:val="en_US" w:bidi="en_US"/>
-          </w:rPr>
-          <w:rPr>
-            <w:color w:val="0000EE"/>
-            <w:u w:val="single"/>
-          </w:rPr>
-          <w:t>1:9</w:t>
-        </w:r>
-      </w:hyperlink>
+      <w:r>
+        <w:rPr>
+          <w:lang w:val="en_US" w:bidi="en_US"/>
+        </w:rPr>
+        <w:t>1:9</w:t>
+      </w:r>
       <w:r>
         <w:rPr>
           <w:lang w:val="en_US" w:bidi="en_US"/>
@@ -2622,72 +2268,48 @@
         </w:rPr>
         <w:t xml:space="preserve">: See </w:t>
       </w:r>
-      <w:hyperlink r:id="rId51">
-        <w:r>
-          <w:rPr>
-            <w:lang w:val="en_US" w:bidi="en_US"/>
-          </w:rPr>
-          <w:rPr>
-            <w:color w:val="0000EE"/>
-            <w:u w:val="single"/>
-          </w:rPr>
-          <w:t>3:9</w:t>
-        </w:r>
-      </w:hyperlink>
+      <w:r>
+        <w:rPr>
+          <w:lang w:val="en_US" w:bidi="en_US"/>
+        </w:rPr>
+        <w:t>3:9</w:t>
+      </w:r>
       <w:r>
         <w:rPr>
           <w:lang w:val="en_US" w:bidi="en_US"/>
         </w:rPr>
         <w:t xml:space="preserve">; </w:t>
       </w:r>
-      <w:hyperlink r:id="rId38">
-        <w:r>
-          <w:rPr>
-            <w:lang w:val="en_US" w:bidi="en_US"/>
-          </w:rPr>
-          <w:rPr>
-            <w:color w:val="0000EE"/>
-            <w:u w:val="single"/>
-          </w:rPr>
-          <w:t>1 Timothy 1:4</w:t>
-        </w:r>
-      </w:hyperlink>
+      <w:r>
+        <w:rPr>
+          <w:lang w:val="en_US" w:bidi="en_US"/>
+        </w:rPr>
+        <w:t>1 Timothy 1:4</w:t>
+      </w:r>
       <w:r>
         <w:rPr>
           <w:lang w:val="en_US" w:bidi="en_US"/>
         </w:rPr>
         <w:t xml:space="preserve">; </w:t>
       </w:r>
-      <w:hyperlink r:id="rId65">
-        <w:r>
-          <w:rPr>
-            <w:lang w:val="en_US" w:bidi="en_US"/>
-          </w:rPr>
-          <w:rPr>
-            <w:color w:val="0000EE"/>
-            <w:u w:val="single"/>
-          </w:rPr>
-          <w:t>4:7</w:t>
-        </w:r>
-      </w:hyperlink>
+      <w:r>
+        <w:rPr>
+          <w:lang w:val="en_US" w:bidi="en_US"/>
+        </w:rPr>
+        <w:t>4:7</w:t>
+      </w:r>
       <w:r>
         <w:rPr>
           <w:lang w:val="en_US" w:bidi="en_US"/>
         </w:rPr>
         <w:t xml:space="preserve">; </w:t>
       </w:r>
-      <w:hyperlink r:id="rId66">
-        <w:r>
-          <w:rPr>
-            <w:lang w:val="en_US" w:bidi="en_US"/>
-          </w:rPr>
-          <w:rPr>
-            <w:color w:val="0000EE"/>
-            <w:u w:val="single"/>
-          </w:rPr>
-          <w:t>2 Timothy 4:4</w:t>
-        </w:r>
-      </w:hyperlink>
+      <w:r>
+        <w:rPr>
+          <w:lang w:val="en_US" w:bidi="en_US"/>
+        </w:rPr>
+        <w:t>2 Timothy 4:4</w:t>
+      </w:r>
       <w:r>
         <w:rPr>
           <w:lang w:val="en_US" w:bidi="en_US"/>
@@ -2719,18 +2341,12 @@
         </w:rPr>
         <w:t xml:space="preserve">: This was apostasy not mere unbelief. Apostasy is when someone abandons or rejects their beliefs. See </w:t>
       </w:r>
-      <w:hyperlink r:id="rId67">
-        <w:r>
-          <w:rPr>
-            <w:lang w:val="en_US" w:bidi="en_US"/>
-          </w:rPr>
-          <w:rPr>
-            <w:color w:val="0000EE"/>
-            <w:u w:val="single"/>
-          </w:rPr>
-          <w:t>1 Timothy 1:6–7</w:t>
-        </w:r>
-      </w:hyperlink>
+      <w:r>
+        <w:rPr>
+          <w:lang w:val="en_US" w:bidi="en_US"/>
+        </w:rPr>
+        <w:t>1 Timothy 1:6–7</w:t>
+      </w:r>
       <w:r>
         <w:rPr>
           <w:lang w:val="en_US" w:bidi="en_US"/>
@@ -2785,18 +2401,12 @@
         </w:rPr>
         <w:t xml:space="preserve">Compare </w:t>
       </w:r>
-      <w:hyperlink r:id="rId68">
-        <w:r>
-          <w:rPr>
-            <w:lang w:val="en_US" w:bidi="en_US"/>
-          </w:rPr>
-          <w:rPr>
-            <w:color w:val="0000EE"/>
-            <w:u w:val="single"/>
-          </w:rPr>
-          <w:t>1 Timothy 4:3–5</w:t>
-        </w:r>
-      </w:hyperlink>
+      <w:r>
+        <w:rPr>
+          <w:lang w:val="en_US" w:bidi="en_US"/>
+        </w:rPr>
+        <w:t>1 Timothy 4:3–5</w:t>
+      </w:r>
       <w:r>
         <w:rPr>
           <w:lang w:val="en_US" w:bidi="en_US"/>
@@ -2851,36 +2461,24 @@
         </w:rPr>
         <w:t xml:space="preserve">These two verses comment on the people of </w:t>
       </w:r>
-      <w:hyperlink r:id="rId69">
-        <w:r>
-          <w:rPr>
-            <w:lang w:val="en_US" w:bidi="en_US"/>
-          </w:rPr>
-          <w:rPr>
-            <w:color w:val="0000EE"/>
-            <w:u w:val="single"/>
-          </w:rPr>
-          <w:t>1:14</w:t>
-        </w:r>
-      </w:hyperlink>
+      <w:r>
+        <w:rPr>
+          <w:lang w:val="en_US" w:bidi="en_US"/>
+        </w:rPr>
+        <w:t>1:14</w:t>
+      </w:r>
       <w:r>
         <w:rPr>
           <w:lang w:val="en_US" w:bidi="en_US"/>
         </w:rPr>
         <w:t xml:space="preserve"> and their commands, while transitioning to a discussion on teaching that encourages goodness (</w:t>
       </w:r>
-      <w:hyperlink r:id="rId43">
-        <w:r>
-          <w:rPr>
-            <w:lang w:val="en_US" w:bidi="en_US"/>
-          </w:rPr>
-          <w:rPr>
-            <w:color w:val="0000EE"/>
-            <w:u w:val="single"/>
-          </w:rPr>
-          <w:t>2:1–3:11</w:t>
-        </w:r>
-      </w:hyperlink>
+      <w:r>
+        <w:rPr>
+          <w:lang w:val="en_US" w:bidi="en_US"/>
+        </w:rPr>
+        <w:t>2:1–3:11</w:t>
+      </w:r>
       <w:r>
         <w:rPr>
           <w:lang w:val="en_US" w:bidi="en_US"/>
@@ -2939,90 +2537,60 @@
         </w:rPr>
         <w:t xml:space="preserve">Sound teaching and godliness are always linked together in the letters to Timothy and Titus (see </w:t>
       </w:r>
-      <w:hyperlink r:id="rId70">
-        <w:r>
-          <w:rPr>
-            <w:lang w:val="en_US" w:bidi="en_US"/>
-          </w:rPr>
-          <w:rPr>
-            <w:color w:val="0000EE"/>
-            <w:u w:val="single"/>
-          </w:rPr>
-          <w:t>1 Timothy 1:7–11</w:t>
-        </w:r>
-      </w:hyperlink>
+      <w:r>
+        <w:rPr>
+          <w:lang w:val="en_US" w:bidi="en_US"/>
+        </w:rPr>
+        <w:t>1 Timothy 1:7–11</w:t>
+      </w:r>
       <w:r>
         <w:rPr>
           <w:lang w:val="en_US" w:bidi="en_US"/>
         </w:rPr>
         <w:t xml:space="preserve">; </w:t>
       </w:r>
-      <w:hyperlink r:id="rId71">
-        <w:r>
-          <w:rPr>
-            <w:lang w:val="en_US" w:bidi="en_US"/>
-          </w:rPr>
-          <w:rPr>
-            <w:color w:val="0000EE"/>
-            <w:u w:val="single"/>
-          </w:rPr>
-          <w:t>3:15–16</w:t>
-        </w:r>
-      </w:hyperlink>
+      <w:r>
+        <w:rPr>
+          <w:lang w:val="en_US" w:bidi="en_US"/>
+        </w:rPr>
+        <w:t>3:15–16</w:t>
+      </w:r>
       <w:r>
         <w:rPr>
           <w:lang w:val="en_US" w:bidi="en_US"/>
         </w:rPr>
         <w:t xml:space="preserve">; </w:t>
       </w:r>
-      <w:hyperlink r:id="rId72">
-        <w:r>
-          <w:rPr>
-            <w:lang w:val="en_US" w:bidi="en_US"/>
-          </w:rPr>
-          <w:rPr>
-            <w:color w:val="0000EE"/>
-            <w:u w:val="single"/>
-          </w:rPr>
-          <w:t>5:24–25</w:t>
-        </w:r>
-      </w:hyperlink>
+      <w:r>
+        <w:rPr>
+          <w:lang w:val="en_US" w:bidi="en_US"/>
+        </w:rPr>
+        <w:t>5:24–25</w:t>
+      </w:r>
       <w:r>
         <w:rPr>
           <w:lang w:val="en_US" w:bidi="en_US"/>
         </w:rPr>
         <w:t xml:space="preserve">; </w:t>
       </w:r>
-      <w:hyperlink r:id="rId73">
-        <w:r>
-          <w:rPr>
-            <w:lang w:val="en_US" w:bidi="en_US"/>
-          </w:rPr>
-          <w:rPr>
-            <w:color w:val="0000EE"/>
-            <w:u w:val="single"/>
-          </w:rPr>
-          <w:t>2 Timothy 3:5</w:t>
-        </w:r>
-      </w:hyperlink>
+      <w:r>
+        <w:rPr>
+          <w:lang w:val="en_US" w:bidi="en_US"/>
+        </w:rPr>
+        <w:t>2 Timothy 3:5</w:t>
+      </w:r>
       <w:r>
         <w:rPr>
           <w:lang w:val="en_US" w:bidi="en_US"/>
         </w:rPr>
         <w:t xml:space="preserve">, </w:t>
       </w:r>
-      <w:hyperlink r:id="rId74">
-        <w:r>
-          <w:rPr>
-            <w:lang w:val="en_US" w:bidi="en_US"/>
-          </w:rPr>
-          <w:rPr>
-            <w:color w:val="0000EE"/>
-            <w:u w:val="single"/>
-          </w:rPr>
-          <w:t>9</w:t>
-        </w:r>
-      </w:hyperlink>
+      <w:r>
+        <w:rPr>
+          <w:lang w:val="en_US" w:bidi="en_US"/>
+        </w:rPr>
+        <w:t>9</w:t>
+      </w:r>
       <w:r>
         <w:rPr>
           <w:lang w:val="en_US" w:bidi="en_US"/>
@@ -3054,18 +2622,12 @@
         </w:rPr>
         <w:t xml:space="preserve">: This contrasts with </w:t>
       </w:r>
-      <w:hyperlink r:id="rId75">
-        <w:r>
-          <w:rPr>
-            <w:lang w:val="en_US" w:bidi="en_US"/>
-          </w:rPr>
-          <w:rPr>
-            <w:color w:val="0000EE"/>
-            <w:u w:val="single"/>
-          </w:rPr>
-          <w:t>Titus 3:1</w:t>
-        </w:r>
-      </w:hyperlink>
+      <w:r>
+        <w:rPr>
+          <w:lang w:val="en_US" w:bidi="en_US"/>
+        </w:rPr>
+        <w:t>Titus 3:1</w:t>
+      </w:r>
       <w:r>
         <w:rPr>
           <w:lang w:val="en_US" w:bidi="en_US"/>
@@ -3120,144 +2682,96 @@
         </w:rPr>
         <w:t>Sound teaching was especially urgent on account of the false teachers, who had caused problems within "entire households" (</w:t>
       </w:r>
-      <w:hyperlink r:id="rId36">
-        <w:r>
-          <w:rPr>
-            <w:lang w:val="en_US" w:bidi="en_US"/>
-          </w:rPr>
-          <w:rPr>
-            <w:color w:val="0000EE"/>
-            <w:u w:val="single"/>
-          </w:rPr>
-          <w:t>1:11</w:t>
-        </w:r>
-      </w:hyperlink>
+      <w:r>
+        <w:rPr>
+          <w:lang w:val="en_US" w:bidi="en_US"/>
+        </w:rPr>
+        <w:t>1:11</w:t>
+      </w:r>
       <w:r>
         <w:rPr>
           <w:lang w:val="en_US" w:bidi="en_US"/>
         </w:rPr>
         <w:t xml:space="preserve">). In </w:t>
       </w:r>
-      <w:hyperlink r:id="rId76">
-        <w:r>
-          <w:rPr>
-            <w:lang w:val="en_US" w:bidi="en_US"/>
-          </w:rPr>
-          <w:rPr>
-            <w:color w:val="0000EE"/>
-            <w:u w:val="single"/>
-          </w:rPr>
-          <w:t>2:1–10</w:t>
-        </w:r>
-      </w:hyperlink>
+      <w:r>
+        <w:rPr>
+          <w:lang w:val="en_US" w:bidi="en_US"/>
+        </w:rPr>
+        <w:t>2:1–10</w:t>
+      </w:r>
       <w:r>
         <w:rPr>
           <w:lang w:val="en_US" w:bidi="en_US"/>
         </w:rPr>
         <w:t>, Paul addresses different groups within the household of faith, showing his concern for the public testimony of the church (</w:t>
       </w:r>
-      <w:hyperlink r:id="rId77">
-        <w:r>
-          <w:rPr>
-            <w:lang w:val="en_US" w:bidi="en_US"/>
-          </w:rPr>
-          <w:rPr>
-            <w:color w:val="0000EE"/>
-            <w:u w:val="single"/>
-          </w:rPr>
-          <w:t>2:5</w:t>
-        </w:r>
-      </w:hyperlink>
+      <w:r>
+        <w:rPr>
+          <w:lang w:val="en_US" w:bidi="en_US"/>
+        </w:rPr>
+        <w:t>2:5</w:t>
+      </w:r>
       <w:r>
         <w:rPr>
           <w:lang w:val="en_US" w:bidi="en_US"/>
         </w:rPr>
         <w:t xml:space="preserve">, </w:t>
       </w:r>
-      <w:hyperlink r:id="rId78">
-        <w:r>
-          <w:rPr>
-            <w:lang w:val="en_US" w:bidi="en_US"/>
-          </w:rPr>
-          <w:rPr>
-            <w:color w:val="0000EE"/>
-            <w:u w:val="single"/>
-          </w:rPr>
-          <w:t>8</w:t>
-        </w:r>
-      </w:hyperlink>
+      <w:r>
+        <w:rPr>
+          <w:lang w:val="en_US" w:bidi="en_US"/>
+        </w:rPr>
+        <w:t>8</w:t>
+      </w:r>
       <w:r>
         <w:rPr>
           <w:lang w:val="en_US" w:bidi="en_US"/>
         </w:rPr>
         <w:t xml:space="preserve">, </w:t>
       </w:r>
-      <w:hyperlink r:id="rId25">
-        <w:r>
-          <w:rPr>
-            <w:lang w:val="en_US" w:bidi="en_US"/>
-          </w:rPr>
-          <w:rPr>
-            <w:color w:val="0000EE"/>
-            <w:u w:val="single"/>
-          </w:rPr>
-          <w:t>10</w:t>
-        </w:r>
-      </w:hyperlink>
+      <w:r>
+        <w:rPr>
+          <w:lang w:val="en_US" w:bidi="en_US"/>
+        </w:rPr>
+        <w:t>10</w:t>
+      </w:r>
       <w:r>
         <w:rPr>
           <w:lang w:val="en_US" w:bidi="en_US"/>
         </w:rPr>
         <w:t xml:space="preserve">; see also </w:t>
       </w:r>
-      <w:hyperlink r:id="rId79">
-        <w:r>
-          <w:rPr>
-            <w:lang w:val="en_US" w:bidi="en_US"/>
-          </w:rPr>
-          <w:rPr>
-            <w:color w:val="0000EE"/>
-            <w:u w:val="single"/>
-          </w:rPr>
-          <w:t>1 Tim 5:1–6:2</w:t>
-        </w:r>
-      </w:hyperlink>
+      <w:r>
+        <w:rPr>
+          <w:lang w:val="en_US" w:bidi="en_US"/>
+        </w:rPr>
+        <w:t>1 Tim 5:1–6:2</w:t>
+      </w:r>
       <w:r>
         <w:rPr>
           <w:lang w:val="en_US" w:bidi="en_US"/>
         </w:rPr>
         <w:t>). Paul then elaborates on the coming of Christ (</w:t>
       </w:r>
-      <w:hyperlink r:id="rId13">
-        <w:r>
-          <w:rPr>
-            <w:lang w:val="en_US" w:bidi="en_US"/>
-          </w:rPr>
-          <w:rPr>
-            <w:color w:val="0000EE"/>
-            <w:u w:val="single"/>
-          </w:rPr>
-          <w:t>Titus 2:11–14</w:t>
-        </w:r>
-      </w:hyperlink>
+      <w:r>
+        <w:rPr>
+          <w:lang w:val="en_US" w:bidi="en_US"/>
+        </w:rPr>
+        <w:t>Titus 2:11–14</w:t>
+      </w:r>
       <w:r>
         <w:rPr>
           <w:lang w:val="en_US" w:bidi="en_US"/>
         </w:rPr>
         <w:t>) before giving a direct charge to Titus (</w:t>
       </w:r>
-      <w:hyperlink r:id="rId47">
-        <w:r>
-          <w:rPr>
-            <w:lang w:val="en_US" w:bidi="en_US"/>
-          </w:rPr>
-          <w:rPr>
-            <w:color w:val="0000EE"/>
-            <w:u w:val="single"/>
-          </w:rPr>
-          <w:t>2:15</w:t>
-        </w:r>
-      </w:hyperlink>
+      <w:r>
+        <w:rPr>
+          <w:lang w:val="en_US" w:bidi="en_US"/>
+        </w:rPr>
+        <w:t>2:15</w:t>
+      </w:r>
       <w:r>
         <w:rPr>
           <w:lang w:val="en_US" w:bidi="en_US"/>
@@ -3312,18 +2826,12 @@
         </w:rPr>
         <w:t xml:space="preserve">The purpose of these commands is to "adorn the teaching about God" The New Living Translation translates it this way: "make the teaching about God … attractive" (see </w:t>
       </w:r>
-      <w:hyperlink r:id="rId80">
-        <w:r>
-          <w:rPr>
-            <w:lang w:val="en_US" w:bidi="en_US"/>
-          </w:rPr>
-          <w:rPr>
-            <w:color w:val="0000EE"/>
-            <w:u w:val="single"/>
-          </w:rPr>
-          <w:t>1 Timothy 6:1–2</w:t>
-        </w:r>
-      </w:hyperlink>
+      <w:r>
+        <w:rPr>
+          <w:lang w:val="en_US" w:bidi="en_US"/>
+        </w:rPr>
+        <w:t>1 Timothy 6:1–2</w:t>
+      </w:r>
       <w:r>
         <w:rPr>
           <w:lang w:val="en_US" w:bidi="en_US"/>
@@ -3439,54 +2947,36 @@
         </w:rPr>
         <w:t>: Paul intends that God’s grace will fully accomplish its purposes among the Cretans and that, in doing so, it will enlist them into God’s saving work of evangelism (</w:t>
       </w:r>
-      <w:hyperlink r:id="rId62">
-        <w:r>
-          <w:rPr>
-            <w:lang w:val="en_US" w:bidi="en_US"/>
-          </w:rPr>
-          <w:rPr>
-            <w:color w:val="0000EE"/>
-            <w:u w:val="single"/>
-          </w:rPr>
-          <w:t>Titus 2:12</w:t>
-        </w:r>
-      </w:hyperlink>
+      <w:r>
+        <w:rPr>
+          <w:lang w:val="en_US" w:bidi="en_US"/>
+        </w:rPr>
+        <w:t>Titus 2:12</w:t>
+      </w:r>
       <w:r>
         <w:rPr>
           <w:lang w:val="en_US" w:bidi="en_US"/>
         </w:rPr>
         <w:t xml:space="preserve">; see </w:t>
       </w:r>
-      <w:hyperlink r:id="rId81">
-        <w:r>
-          <w:rPr>
-            <w:lang w:val="en_US" w:bidi="en_US"/>
-          </w:rPr>
-          <w:rPr>
-            <w:color w:val="0000EE"/>
-            <w:u w:val="single"/>
-          </w:rPr>
-          <w:t>1 Timothy 2:1–7</w:t>
-        </w:r>
-      </w:hyperlink>
+      <w:r>
+        <w:rPr>
+          <w:lang w:val="en_US" w:bidi="en_US"/>
+        </w:rPr>
+        <w:t>1 Timothy 2:1–7</w:t>
+      </w:r>
       <w:r>
         <w:rPr>
           <w:lang w:val="en_US" w:bidi="en_US"/>
         </w:rPr>
         <w:t xml:space="preserve">; </w:t>
       </w:r>
-      <w:hyperlink r:id="rId82">
-        <w:r>
-          <w:rPr>
-            <w:lang w:val="en_US" w:bidi="en_US"/>
-          </w:rPr>
-          <w:rPr>
-            <w:color w:val="0000EE"/>
-            <w:u w:val="single"/>
-          </w:rPr>
-          <w:t>4:10</w:t>
-        </w:r>
-      </w:hyperlink>
+      <w:r>
+        <w:rPr>
+          <w:lang w:val="en_US" w:bidi="en_US"/>
+        </w:rPr>
+        <w:t>4:10</w:t>
+      </w:r>
       <w:r>
         <w:rPr>
           <w:lang w:val="en_US" w:bidi="en_US"/>
@@ -3548,36 +3038,24 @@
         </w:rPr>
         <w:t xml:space="preserve">: The commands of </w:t>
       </w:r>
-      <w:hyperlink r:id="rId76">
-        <w:r>
-          <w:rPr>
-            <w:lang w:val="en_US" w:bidi="en_US"/>
-          </w:rPr>
-          <w:rPr>
-            <w:color w:val="0000EE"/>
-            <w:u w:val="single"/>
-          </w:rPr>
-          <w:t>2:1–10</w:t>
-        </w:r>
-      </w:hyperlink>
+      <w:r>
+        <w:rPr>
+          <w:lang w:val="en_US" w:bidi="en_US"/>
+        </w:rPr>
+        <w:t>2:1–10</w:t>
+      </w:r>
       <w:r>
         <w:rPr>
           <w:lang w:val="en_US" w:bidi="en_US"/>
         </w:rPr>
         <w:t xml:space="preserve"> are here grounded in the past and future coming of Christ. God’s grace is a model for the church’s own conduct, even as salvation by grace makes a good life possible and creates people devoted to good works (see also </w:t>
       </w:r>
-      <w:hyperlink r:id="rId83">
-        <w:r>
-          <w:rPr>
-            <w:lang w:val="en_US" w:bidi="en_US"/>
-          </w:rPr>
-          <w:rPr>
-            <w:color w:val="0000EE"/>
-            <w:u w:val="single"/>
-          </w:rPr>
-          <w:t>3:3–7</w:t>
-        </w:r>
-      </w:hyperlink>
+      <w:r>
+        <w:rPr>
+          <w:lang w:val="en_US" w:bidi="en_US"/>
+        </w:rPr>
+        <w:t>3:3–7</w:t>
+      </w:r>
       <w:r>
         <w:rPr>
           <w:lang w:val="en_US" w:bidi="en_US"/>
@@ -3643,36 +3121,24 @@
         </w:rPr>
         <w:t xml:space="preserve">: The emphasis of this instruction falls on the positive virtues: wisdom, righteousness, and devotion to God. In Greco-Roman writings, these three virtues represent virtuous behavior in general. These virtues counter the Cretan vices (immoral behaviors or qualities) listed in </w:t>
       </w:r>
-      <w:hyperlink r:id="rId35">
-        <w:r>
-          <w:rPr>
-            <w:lang w:val="en_US" w:bidi="en_US"/>
-          </w:rPr>
-          <w:rPr>
-            <w:color w:val="0000EE"/>
-            <w:u w:val="single"/>
-          </w:rPr>
-          <w:t>1:12</w:t>
-        </w:r>
-      </w:hyperlink>
+      <w:r>
+        <w:rPr>
+          <w:lang w:val="en_US" w:bidi="en_US"/>
+        </w:rPr>
+        <w:t>1:12</w:t>
+      </w:r>
       <w:r>
         <w:rPr>
           <w:lang w:val="en_US" w:bidi="en_US"/>
         </w:rPr>
         <w:t xml:space="preserve"> and are transformed into thoroughly Christian qualities (see </w:t>
       </w:r>
-      <w:hyperlink r:id="rId26">
-        <w:r>
-          <w:rPr>
-            <w:lang w:val="en_US" w:bidi="en_US"/>
-          </w:rPr>
-          <w:rPr>
-            <w:color w:val="0000EE"/>
-            <w:u w:val="single"/>
-          </w:rPr>
-          <w:t>2:13</w:t>
-        </w:r>
-      </w:hyperlink>
+      <w:r>
+        <w:rPr>
+          <w:lang w:val="en_US" w:bidi="en_US"/>
+        </w:rPr>
+        <w:t>2:13</w:t>
+      </w:r>
       <w:r>
         <w:rPr>
           <w:lang w:val="en_US" w:bidi="en_US"/>
@@ -3781,18 +3247,12 @@
         </w:rPr>
         <w:t xml:space="preserve">: The Greek word used here is prominent in the letters to Timothy and Titus (“epiphany” or “appearing”; also </w:t>
       </w:r>
-      <w:hyperlink r:id="rId84">
-        <w:r>
-          <w:rPr>
-            <w:lang w:val="en_US" w:bidi="en_US"/>
-          </w:rPr>
-          <w:rPr>
-            <w:color w:val="0000EE"/>
-            <w:u w:val="single"/>
-          </w:rPr>
-          <w:t>2:11</w:t>
-        </w:r>
-      </w:hyperlink>
+      <w:r>
+        <w:rPr>
+          <w:lang w:val="en_US" w:bidi="en_US"/>
+        </w:rPr>
+        <w:t>2:11</w:t>
+      </w:r>
       <w:r>
         <w:rPr>
           <w:lang w:val="en_US" w:bidi="en_US"/>
@@ -3836,108 +3296,72 @@
         </w:rPr>
         <w:t xml:space="preserve">: This is one of the few places in the New Testament where Jesus Christ is explicitly called “God” (see also </w:t>
       </w:r>
-      <w:hyperlink r:id="rId85">
-        <w:r>
-          <w:rPr>
-            <w:lang w:val="en_US" w:bidi="en_US"/>
-          </w:rPr>
-          <w:rPr>
-            <w:color w:val="0000EE"/>
-            <w:u w:val="single"/>
-          </w:rPr>
-          <w:t>John 1:1</w:t>
-        </w:r>
-      </w:hyperlink>
+      <w:r>
+        <w:rPr>
+          <w:lang w:val="en_US" w:bidi="en_US"/>
+        </w:rPr>
+        <w:t>John 1:1</w:t>
+      </w:r>
       <w:r>
         <w:rPr>
           <w:lang w:val="en_US" w:bidi="en_US"/>
         </w:rPr>
         <w:t xml:space="preserve">; </w:t>
       </w:r>
-      <w:hyperlink r:id="rId86">
-        <w:r>
-          <w:rPr>
-            <w:lang w:val="en_US" w:bidi="en_US"/>
-          </w:rPr>
-          <w:rPr>
-            <w:color w:val="0000EE"/>
-            <w:u w:val="single"/>
-          </w:rPr>
-          <w:t>20:28</w:t>
-        </w:r>
-      </w:hyperlink>
+      <w:r>
+        <w:rPr>
+          <w:lang w:val="en_US" w:bidi="en_US"/>
+        </w:rPr>
+        <w:t>20:28</w:t>
+      </w:r>
       <w:r>
         <w:rPr>
           <w:lang w:val="en_US" w:bidi="en_US"/>
         </w:rPr>
         <w:t xml:space="preserve">; </w:t>
       </w:r>
-      <w:hyperlink r:id="rId87">
-        <w:r>
-          <w:rPr>
-            <w:lang w:val="en_US" w:bidi="en_US"/>
-          </w:rPr>
-          <w:rPr>
-            <w:color w:val="0000EE"/>
-            <w:u w:val="single"/>
-          </w:rPr>
-          <w:t>Romans 9:5</w:t>
-        </w:r>
-      </w:hyperlink>
+      <w:r>
+        <w:rPr>
+          <w:lang w:val="en_US" w:bidi="en_US"/>
+        </w:rPr>
+        <w:t>Romans 9:5</w:t>
+      </w:r>
       <w:r>
         <w:rPr>
           <w:lang w:val="en_US" w:bidi="en_US"/>
         </w:rPr>
         <w:t xml:space="preserve">; </w:t>
       </w:r>
-      <w:hyperlink r:id="rId88">
-        <w:r>
-          <w:rPr>
-            <w:lang w:val="en_US" w:bidi="en_US"/>
-          </w:rPr>
-          <w:rPr>
-            <w:color w:val="0000EE"/>
-            <w:u w:val="single"/>
-          </w:rPr>
-          <w:t>Hebrews 1:8</w:t>
-        </w:r>
-      </w:hyperlink>
+      <w:r>
+        <w:rPr>
+          <w:lang w:val="en_US" w:bidi="en_US"/>
+        </w:rPr>
+        <w:t>Hebrews 1:8</w:t>
+      </w:r>
       <w:r>
         <w:rPr>
           <w:lang w:val="en_US" w:bidi="en_US"/>
         </w:rPr>
         <w:t xml:space="preserve">; </w:t>
       </w:r>
-      <w:hyperlink r:id="rId89">
-        <w:r>
-          <w:rPr>
-            <w:lang w:val="en_US" w:bidi="en_US"/>
-          </w:rPr>
-          <w:rPr>
-            <w:color w:val="0000EE"/>
-            <w:u w:val="single"/>
-          </w:rPr>
-          <w:t>2 Peter 1:1</w:t>
-        </w:r>
-      </w:hyperlink>
+      <w:r>
+        <w:rPr>
+          <w:lang w:val="en_US" w:bidi="en_US"/>
+        </w:rPr>
+        <w:t>2 Peter 1:1</w:t>
+      </w:r>
       <w:r>
         <w:rPr>
           <w:lang w:val="en_US" w:bidi="en_US"/>
         </w:rPr>
         <w:t xml:space="preserve">; possibly </w:t>
       </w:r>
-      <w:hyperlink r:id="rId90">
-        <w:r>
-          <w:rPr>
-            <w:lang w:val="en_US" w:bidi="en_US"/>
-          </w:rPr>
-          <w:rPr>
-            <w:color w:val="0000EE"/>
-            <w:u w:val="single"/>
-          </w:rPr>
-          <w:t>John 1:18</w:t>
-        </w:r>
-      </w:hyperlink>
+      <w:r>
+        <w:rPr>
+          <w:lang w:val="en_US" w:bidi="en_US"/>
+        </w:rPr>
+        <w:t>John 1:18</w:t>
+      </w:r>
       <w:r>
         <w:rPr>
           <w:lang w:val="en_US" w:bidi="en_US"/>
@@ -4008,18 +3432,12 @@
         </w:rPr>
         <w:t xml:space="preserve">Salvation produces a people who have the desire for and ability to do the good deeds described in </w:t>
       </w:r>
-      <w:hyperlink r:id="rId37">
-        <w:r>
-          <w:rPr>
-            <w:lang w:val="en_US" w:bidi="en_US"/>
-          </w:rPr>
-          <w:rPr>
-            <w:color w:val="0000EE"/>
-            <w:u w:val="single"/>
-          </w:rPr>
-          <w:t>2:2–10</w:t>
-        </w:r>
-      </w:hyperlink>
+      <w:r>
+        <w:rPr>
+          <w:lang w:val="en_US" w:bidi="en_US"/>
+        </w:rPr>
+        <w:t>2:2–10</w:t>
+      </w:r>
       <w:r>
         <w:rPr>
           <w:lang w:val="en_US" w:bidi="en_US"/>
@@ -4051,18 +3469,12 @@
         </w:rPr>
         <w:t xml:space="preserve">: See also </w:t>
       </w:r>
-      <w:hyperlink r:id="rId22">
-        <w:r>
-          <w:rPr>
-            <w:lang w:val="en_US" w:bidi="en_US"/>
-          </w:rPr>
-          <w:rPr>
-            <w:color w:val="0000EE"/>
-            <w:u w:val="single"/>
-          </w:rPr>
-          <w:t>1 Timothy 2:6</w:t>
-        </w:r>
-      </w:hyperlink>
+      <w:r>
+        <w:rPr>
+          <w:lang w:val="en_US" w:bidi="en_US"/>
+        </w:rPr>
+        <w:t>1 Timothy 2:6</w:t>
+      </w:r>
       <w:r>
         <w:rPr>
           <w:lang w:val="en_US" w:bidi="en_US"/>
@@ -4094,54 +3506,36 @@
         </w:rPr>
         <w:t xml:space="preserve">: See </w:t>
       </w:r>
-      <w:hyperlink r:id="rId91">
-        <w:r>
-          <w:rPr>
-            <w:lang w:val="en_US" w:bidi="en_US"/>
-          </w:rPr>
-          <w:rPr>
-            <w:color w:val="0000EE"/>
-            <w:u w:val="single"/>
-          </w:rPr>
-          <w:t>Galatians 3:22</w:t>
-        </w:r>
-      </w:hyperlink>
+      <w:r>
+        <w:rPr>
+          <w:lang w:val="en_US" w:bidi="en_US"/>
+        </w:rPr>
+        <w:t>Galatians 3:22</w:t>
+      </w:r>
       <w:r>
         <w:rPr>
           <w:lang w:val="en_US" w:bidi="en_US"/>
         </w:rPr>
         <w:t xml:space="preserve">; </w:t>
       </w:r>
-      <w:hyperlink r:id="rId92">
-        <w:r>
-          <w:rPr>
-            <w:lang w:val="en_US" w:bidi="en_US"/>
-          </w:rPr>
-          <w:rPr>
-            <w:color w:val="0000EE"/>
-            <w:u w:val="single"/>
-          </w:rPr>
-          <w:t>4:4–5</w:t>
-        </w:r>
-      </w:hyperlink>
+      <w:r>
+        <w:rPr>
+          <w:lang w:val="en_US" w:bidi="en_US"/>
+        </w:rPr>
+        <w:t>4:4–5</w:t>
+      </w:r>
       <w:r>
         <w:rPr>
           <w:lang w:val="en_US" w:bidi="en_US"/>
         </w:rPr>
         <w:t xml:space="preserve">; compare </w:t>
       </w:r>
-      <w:hyperlink r:id="rId93">
-        <w:r>
-          <w:rPr>
-            <w:lang w:val="en_US" w:bidi="en_US"/>
-          </w:rPr>
-          <w:rPr>
-            <w:color w:val="0000EE"/>
-            <w:u w:val="single"/>
-          </w:rPr>
-          <w:t>Exodus 6:6–8</w:t>
-        </w:r>
-      </w:hyperlink>
+      <w:r>
+        <w:rPr>
+          <w:lang w:val="en_US" w:bidi="en_US"/>
+        </w:rPr>
+        <w:t>Exodus 6:6–8</w:t>
+      </w:r>
       <w:r>
         <w:rPr>
           <w:lang w:val="en_US" w:bidi="en_US"/>
@@ -4166,54 +3560,36 @@
         </w:rPr>
         <w:t xml:space="preserve">The phrase "a people for His own possession" recalls the formation of Israel as a nation (see </w:t>
       </w:r>
-      <w:hyperlink r:id="rId94">
-        <w:r>
-          <w:rPr>
-            <w:lang w:val="en_US" w:bidi="en_US"/>
-          </w:rPr>
-          <w:rPr>
-            <w:color w:val="0000EE"/>
-            <w:u w:val="single"/>
-          </w:rPr>
-          <w:t>Exodus 19:5</w:t>
-        </w:r>
-      </w:hyperlink>
+      <w:r>
+        <w:rPr>
+          <w:lang w:val="en_US" w:bidi="en_US"/>
+        </w:rPr>
+        <w:t>Exodus 19:5</w:t>
+      </w:r>
       <w:r>
         <w:rPr>
           <w:lang w:val="en_US" w:bidi="en_US"/>
         </w:rPr>
         <w:t xml:space="preserve">; </w:t>
       </w:r>
-      <w:hyperlink r:id="rId95">
-        <w:r>
-          <w:rPr>
-            <w:lang w:val="en_US" w:bidi="en_US"/>
-          </w:rPr>
-          <w:rPr>
-            <w:color w:val="0000EE"/>
-            <w:u w:val="single"/>
-          </w:rPr>
-          <w:t>Deuteronomy 7:6</w:t>
-        </w:r>
-      </w:hyperlink>
+      <w:r>
+        <w:rPr>
+          <w:lang w:val="en_US" w:bidi="en_US"/>
+        </w:rPr>
+        <w:t>Deuteronomy 7:6</w:t>
+      </w:r>
       <w:r>
         <w:rPr>
           <w:lang w:val="en_US" w:bidi="en_US"/>
         </w:rPr>
         <w:t xml:space="preserve">; </w:t>
       </w:r>
-      <w:hyperlink r:id="rId96">
-        <w:r>
-          <w:rPr>
-            <w:lang w:val="en_US" w:bidi="en_US"/>
-          </w:rPr>
-          <w:rPr>
-            <w:color w:val="0000EE"/>
-            <w:u w:val="single"/>
-          </w:rPr>
-          <w:t>14:2</w:t>
-        </w:r>
-      </w:hyperlink>
+      <w:r>
+        <w:rPr>
+          <w:lang w:val="en_US" w:bidi="en_US"/>
+        </w:rPr>
+        <w:t>14:2</w:t>
+      </w:r>
       <w:r>
         <w:rPr>
           <w:lang w:val="en_US" w:bidi="en_US"/>
@@ -4258,36 +3634,24 @@
         </w:rPr>
         <w:t xml:space="preserve">): See </w:t>
       </w:r>
-      <w:hyperlink r:id="rId97">
-        <w:r>
-          <w:rPr>
-            <w:lang w:val="en_US" w:bidi="en_US"/>
-          </w:rPr>
-          <w:rPr>
-            <w:color w:val="0000EE"/>
-            <w:u w:val="single"/>
-          </w:rPr>
-          <w:t>Titus 1:16</w:t>
-        </w:r>
-      </w:hyperlink>
+      <w:r>
+        <w:rPr>
+          <w:lang w:val="en_US" w:bidi="en_US"/>
+        </w:rPr>
+        <w:t>Titus 1:16</w:t>
+      </w:r>
       <w:r>
         <w:rPr>
           <w:lang w:val="en_US" w:bidi="en_US"/>
         </w:rPr>
         <w:t xml:space="preserve">; </w:t>
       </w:r>
-      <w:hyperlink r:id="rId98">
-        <w:r>
-          <w:rPr>
-            <w:lang w:val="en_US" w:bidi="en_US"/>
-          </w:rPr>
-          <w:rPr>
-            <w:color w:val="0000EE"/>
-            <w:u w:val="single"/>
-          </w:rPr>
-          <w:t>Ephesians 2:10</w:t>
-        </w:r>
-      </w:hyperlink>
+      <w:r>
+        <w:rPr>
+          <w:lang w:val="en_US" w:bidi="en_US"/>
+        </w:rPr>
+        <w:t>Ephesians 2:10</w:t>
+      </w:r>
       <w:r>
         <w:rPr>
           <w:lang w:val="en_US" w:bidi="en_US"/>
@@ -4346,54 +3710,36 @@
         </w:rPr>
         <w:t>Paul might be telling the believers to make a clear distinction between themselves and the disorderly general population. Alternatively, the troublemakers (</w:t>
       </w:r>
-      <w:hyperlink r:id="rId99">
-        <w:r>
-          <w:rPr>
-            <w:lang w:val="en_US" w:bidi="en_US"/>
-          </w:rPr>
-          <w:rPr>
-            <w:color w:val="0000EE"/>
-            <w:u w:val="single"/>
-          </w:rPr>
-          <w:t>1:10–15</w:t>
-        </w:r>
-      </w:hyperlink>
+      <w:r>
+        <w:rPr>
+          <w:lang w:val="en_US" w:bidi="en_US"/>
+        </w:rPr>
+        <w:t>1:10–15</w:t>
+      </w:r>
       <w:r>
         <w:rPr>
           <w:lang w:val="en_US" w:bidi="en_US"/>
         </w:rPr>
         <w:t xml:space="preserve">; </w:t>
       </w:r>
-      <w:hyperlink r:id="rId100">
-        <w:r>
-          <w:rPr>
-            <w:lang w:val="en_US" w:bidi="en_US"/>
-          </w:rPr>
-          <w:rPr>
-            <w:color w:val="0000EE"/>
-            <w:u w:val="single"/>
-          </w:rPr>
-          <w:t>3:10</w:t>
-        </w:r>
-      </w:hyperlink>
+      <w:r>
+        <w:rPr>
+          <w:lang w:val="en_US" w:bidi="en_US"/>
+        </w:rPr>
+        <w:t>3:10</w:t>
+      </w:r>
       <w:r>
         <w:rPr>
           <w:lang w:val="en_US" w:bidi="en_US"/>
         </w:rPr>
         <w:t xml:space="preserve">) might have adopted disorderly behaviors as a result of their false teachings (as is likely the case in </w:t>
       </w:r>
-      <w:hyperlink r:id="rId81">
-        <w:r>
-          <w:rPr>
-            <w:lang w:val="en_US" w:bidi="en_US"/>
-          </w:rPr>
-          <w:rPr>
-            <w:color w:val="0000EE"/>
-            <w:u w:val="single"/>
-          </w:rPr>
-          <w:t>1 Timothy 2:1–7</w:t>
-        </w:r>
-      </w:hyperlink>
+      <w:r>
+        <w:rPr>
+          <w:lang w:val="en_US" w:bidi="en_US"/>
+        </w:rPr>
+        <w:t>1 Timothy 2:1–7</w:t>
+      </w:r>
       <w:r>
         <w:rPr>
           <w:lang w:val="en_US" w:bidi="en_US"/>
@@ -4431,36 +3777,24 @@
         </w:rPr>
         <w:t xml:space="preserve"> see </w:t>
       </w:r>
-      <w:hyperlink r:id="rId101">
-        <w:r>
-          <w:rPr>
-            <w:lang w:val="en_US" w:bidi="en_US"/>
-          </w:rPr>
-          <w:rPr>
-            <w:color w:val="0000EE"/>
-            <w:u w:val="single"/>
-          </w:rPr>
-          <w:t>1 Timothy 2:2</w:t>
-        </w:r>
-      </w:hyperlink>
+      <w:r>
+        <w:rPr>
+          <w:lang w:val="en_US" w:bidi="en_US"/>
+        </w:rPr>
+        <w:t>1 Timothy 2:2</w:t>
+      </w:r>
       <w:r>
         <w:rPr>
           <w:lang w:val="en_US" w:bidi="en_US"/>
         </w:rPr>
         <w:t xml:space="preserve">; </w:t>
       </w:r>
-      <w:hyperlink r:id="rId102">
-        <w:r>
-          <w:rPr>
-            <w:lang w:val="en_US" w:bidi="en_US"/>
-          </w:rPr>
-          <w:rPr>
-            <w:color w:val="0000EE"/>
-            <w:u w:val="single"/>
-          </w:rPr>
-          <w:t>Romans 13:1–7</w:t>
-        </w:r>
-      </w:hyperlink>
+      <w:r>
+        <w:rPr>
+          <w:lang w:val="en_US" w:bidi="en_US"/>
+        </w:rPr>
+        <w:t>Romans 13:1–7</w:t>
+      </w:r>
       <w:r>
         <w:rPr>
           <w:lang w:val="en_US" w:bidi="en_US"/>
@@ -4515,108 +3849,72 @@
         </w:rPr>
         <w:t>The emphasis on sound teaching continues (</w:t>
       </w:r>
-      <w:hyperlink r:id="rId64">
-        <w:r>
-          <w:rPr>
-            <w:lang w:val="en_US" w:bidi="en_US"/>
-          </w:rPr>
-          <w:rPr>
-            <w:color w:val="0000EE"/>
-            <w:u w:val="single"/>
-          </w:rPr>
-          <w:t>1:9</w:t>
-        </w:r>
-      </w:hyperlink>
+      <w:r>
+        <w:rPr>
+          <w:lang w:val="en_US" w:bidi="en_US"/>
+        </w:rPr>
+        <w:t>1:9</w:t>
+      </w:r>
       <w:r>
         <w:rPr>
           <w:lang w:val="en_US" w:bidi="en_US"/>
         </w:rPr>
         <w:t xml:space="preserve">; </w:t>
       </w:r>
-      <w:hyperlink r:id="rId103">
-        <w:r>
-          <w:rPr>
-            <w:lang w:val="en_US" w:bidi="en_US"/>
-          </w:rPr>
-          <w:rPr>
-            <w:color w:val="0000EE"/>
-            <w:u w:val="single"/>
-          </w:rPr>
-          <w:t>2:1</w:t>
-        </w:r>
-      </w:hyperlink>
+      <w:r>
+        <w:rPr>
+          <w:lang w:val="en_US" w:bidi="en_US"/>
+        </w:rPr>
+        <w:t>2:1</w:t>
+      </w:r>
       <w:r>
         <w:rPr>
           <w:lang w:val="en_US" w:bidi="en_US"/>
         </w:rPr>
         <w:t xml:space="preserve">). Now Paul shifts his focus to how the Christian community relates to society in general (compare </w:t>
       </w:r>
-      <w:hyperlink r:id="rId104">
-        <w:r>
-          <w:rPr>
-            <w:lang w:val="en_US" w:bidi="en_US"/>
-          </w:rPr>
-          <w:rPr>
-            <w:color w:val="0000EE"/>
-            <w:u w:val="single"/>
-          </w:rPr>
-          <w:t>1 Timothy 2:2–4</w:t>
-        </w:r>
-      </w:hyperlink>
+      <w:r>
+        <w:rPr>
+          <w:lang w:val="en_US" w:bidi="en_US"/>
+        </w:rPr>
+        <w:t>1 Timothy 2:2–4</w:t>
+      </w:r>
       <w:r>
         <w:rPr>
           <w:lang w:val="en_US" w:bidi="en_US"/>
         </w:rPr>
         <w:t xml:space="preserve">). As in </w:t>
       </w:r>
-      <w:hyperlink r:id="rId105">
-        <w:r>
-          <w:rPr>
-            <w:lang w:val="en_US" w:bidi="en_US"/>
-          </w:rPr>
-          <w:rPr>
-            <w:color w:val="0000EE"/>
-            <w:u w:val="single"/>
-          </w:rPr>
-          <w:t>Titus 2:1–15</w:t>
-        </w:r>
-      </w:hyperlink>
+      <w:r>
+        <w:rPr>
+          <w:lang w:val="en_US" w:bidi="en_US"/>
+        </w:rPr>
+        <w:t>Titus 2:1–15</w:t>
+      </w:r>
       <w:r>
         <w:rPr>
           <w:lang w:val="en_US" w:bidi="en_US"/>
         </w:rPr>
         <w:t>, God’s instructions for his people in</w:t>
       </w:r>
-      <w:hyperlink r:id="rId106">
-        <w:r>
-          <w:rPr>
-            <w:lang w:val="en_US" w:bidi="en_US"/>
-          </w:rPr>
-          <w:rPr>
-            <w:color w:val="0000EE"/>
-            <w:u w:val="single"/>
-          </w:rPr>
-          <w:t xml:space="preserve"> 3:1–2</w:t>
-        </w:r>
-      </w:hyperlink>
+      <w:r>
+        <w:rPr>
+          <w:lang w:val="en_US" w:bidi="en_US"/>
+        </w:rPr>
+        <w:t xml:space="preserve"> 3:1–2</w:t>
+      </w:r>
       <w:r>
         <w:rPr>
           <w:lang w:val="en_US" w:bidi="en_US"/>
         </w:rPr>
         <w:t xml:space="preserve"> are based on his interactions with them (</w:t>
       </w:r>
-      <w:hyperlink r:id="rId83">
-        <w:r>
-          <w:rPr>
-            <w:lang w:val="en_US" w:bidi="en_US"/>
-          </w:rPr>
-          <w:rPr>
-            <w:color w:val="0000EE"/>
-            <w:u w:val="single"/>
-          </w:rPr>
-          <w:t>3:3–7</w:t>
-        </w:r>
-      </w:hyperlink>
+      <w:r>
+        <w:rPr>
+          <w:lang w:val="en_US" w:bidi="en_US"/>
+        </w:rPr>
+        <w:t>3:3–7</w:t>
+      </w:r>
       <w:r>
         <w:rPr>
           <w:lang w:val="en_US" w:bidi="en_US"/>
@@ -4635,18 +3933,12 @@
         </w:rPr>
         <w:t>). Paul then instructs Titus to avoid pointless arguments and to insist on beneficial teaching (</w:t>
       </w:r>
-      <w:hyperlink r:id="rId107">
-        <w:r>
-          <w:rPr>
-            <w:lang w:val="en_US" w:bidi="en_US"/>
-          </w:rPr>
-          <w:rPr>
-            <w:color w:val="0000EE"/>
-            <w:u w:val="single"/>
-          </w:rPr>
-          <w:t>3:8–11</w:t>
-        </w:r>
-      </w:hyperlink>
+      <w:r>
+        <w:rPr>
+          <w:lang w:val="en_US" w:bidi="en_US"/>
+        </w:rPr>
+        <w:t>3:8–11</w:t>
+      </w:r>
       <w:r>
         <w:rPr>
           <w:lang w:val="en_US" w:bidi="en_US"/>
@@ -4701,108 +3993,72 @@
         </w:rPr>
         <w:t>Being humble and treating everyone with respect is appropriate (</w:t>
       </w:r>
-      <w:hyperlink r:id="rId108">
-        <w:r>
-          <w:rPr>
-            <w:lang w:val="en_US" w:bidi="en_US"/>
-          </w:rPr>
-          <w:rPr>
-            <w:color w:val="0000EE"/>
-            <w:u w:val="single"/>
-          </w:rPr>
-          <w:t>3:2</w:t>
-        </w:r>
-      </w:hyperlink>
+      <w:r>
+        <w:rPr>
+          <w:lang w:val="en_US" w:bidi="en_US"/>
+        </w:rPr>
+        <w:t>3:2</w:t>
+      </w:r>
       <w:r>
         <w:rPr>
           <w:lang w:val="en_US" w:bidi="en_US"/>
         </w:rPr>
         <w:t>). This is especially true when we remember our own condition when God’s kindness and love came to us (</w:t>
       </w:r>
-      <w:hyperlink r:id="rId27">
-        <w:r>
-          <w:rPr>
-            <w:lang w:val="en_US" w:bidi="en_US"/>
-          </w:rPr>
-          <w:rPr>
-            <w:color w:val="0000EE"/>
-            <w:u w:val="single"/>
-          </w:rPr>
-          <w:t>3:4</w:t>
-        </w:r>
-      </w:hyperlink>
+      <w:r>
+        <w:rPr>
+          <w:lang w:val="en_US" w:bidi="en_US"/>
+        </w:rPr>
+        <w:t>3:4</w:t>
+      </w:r>
       <w:r>
         <w:rPr>
           <w:lang w:val="en_US" w:bidi="en_US"/>
         </w:rPr>
         <w:t xml:space="preserve">; see </w:t>
       </w:r>
-      <w:hyperlink r:id="rId109">
-        <w:r>
-          <w:rPr>
-            <w:lang w:val="en_US" w:bidi="en_US"/>
-          </w:rPr>
-          <w:rPr>
-            <w:color w:val="0000EE"/>
-            <w:u w:val="single"/>
-          </w:rPr>
-          <w:t>Ephesians 2:1–4</w:t>
-        </w:r>
-      </w:hyperlink>
+      <w:r>
+        <w:rPr>
+          <w:lang w:val="en_US" w:bidi="en_US"/>
+        </w:rPr>
+        <w:t>Ephesians 2:1–4</w:t>
+      </w:r>
       <w:r>
         <w:rPr>
           <w:lang w:val="en_US" w:bidi="en_US"/>
         </w:rPr>
         <w:t xml:space="preserve">; </w:t>
       </w:r>
-      <w:hyperlink r:id="rId110">
-        <w:r>
-          <w:rPr>
-            <w:lang w:val="en_US" w:bidi="en_US"/>
-          </w:rPr>
-          <w:rPr>
-            <w:color w:val="0000EE"/>
-            <w:u w:val="single"/>
-          </w:rPr>
-          <w:t>5:8</w:t>
-        </w:r>
-      </w:hyperlink>
+      <w:r>
+        <w:rPr>
+          <w:lang w:val="en_US" w:bidi="en_US"/>
+        </w:rPr>
+        <w:t>5:8</w:t>
+      </w:r>
       <w:r>
         <w:rPr>
           <w:lang w:val="en_US" w:bidi="en_US"/>
         </w:rPr>
         <w:t xml:space="preserve">; </w:t>
       </w:r>
-      <w:hyperlink r:id="rId111">
-        <w:r>
-          <w:rPr>
-            <w:lang w:val="en_US" w:bidi="en_US"/>
-          </w:rPr>
-          <w:rPr>
-            <w:color w:val="0000EE"/>
-            <w:u w:val="single"/>
-          </w:rPr>
-          <w:t>Colossians 3:7</w:t>
-        </w:r>
-      </w:hyperlink>
+      <w:r>
+        <w:rPr>
+          <w:lang w:val="en_US" w:bidi="en_US"/>
+        </w:rPr>
+        <w:t>Colossians 3:7</w:t>
+      </w:r>
       <w:r>
         <w:rPr>
           <w:lang w:val="en_US" w:bidi="en_US"/>
         </w:rPr>
         <w:t xml:space="preserve">; </w:t>
       </w:r>
-      <w:hyperlink r:id="rId112">
-        <w:r>
-          <w:rPr>
-            <w:lang w:val="en_US" w:bidi="en_US"/>
-          </w:rPr>
-          <w:rPr>
-            <w:color w:val="0000EE"/>
-            <w:u w:val="single"/>
-          </w:rPr>
-          <w:t>1 Peter 4:3</w:t>
-        </w:r>
-      </w:hyperlink>
+      <w:r>
+        <w:rPr>
+          <w:lang w:val="en_US" w:bidi="en_US"/>
+        </w:rPr>
+        <w:t>1 Peter 4:3</w:t>
+      </w:r>
       <w:r>
         <w:rPr>
           <w:lang w:val="en_US" w:bidi="en_US"/>
@@ -4899,36 +4155,24 @@
         </w:rPr>
         <w:t xml:space="preserve">): The Greek word relates to the coming of Christ (also in </w:t>
       </w:r>
-      <w:hyperlink r:id="rId84">
-        <w:r>
-          <w:rPr>
-            <w:lang w:val="en_US" w:bidi="en_US"/>
-          </w:rPr>
-          <w:rPr>
-            <w:color w:val="0000EE"/>
-            <w:u w:val="single"/>
-          </w:rPr>
-          <w:t>2:11</w:t>
-        </w:r>
-      </w:hyperlink>
+      <w:r>
+        <w:rPr>
+          <w:lang w:val="en_US" w:bidi="en_US"/>
+        </w:rPr>
+        <w:t>2:11</w:t>
+      </w:r>
       <w:r>
         <w:rPr>
           <w:lang w:val="en_US" w:bidi="en_US"/>
         </w:rPr>
         <w:t xml:space="preserve">, </w:t>
       </w:r>
-      <w:hyperlink r:id="rId26">
-        <w:r>
-          <w:rPr>
-            <w:lang w:val="en_US" w:bidi="en_US"/>
-          </w:rPr>
-          <w:rPr>
-            <w:color w:val="0000EE"/>
-            <w:u w:val="single"/>
-          </w:rPr>
-          <w:t>13</w:t>
-        </w:r>
-      </w:hyperlink>
+      <w:r>
+        <w:rPr>
+          <w:lang w:val="en_US" w:bidi="en_US"/>
+        </w:rPr>
+        <w:t>13</w:t>
+      </w:r>
       <w:r>
         <w:rPr>
           <w:lang w:val="en_US" w:bidi="en_US"/>
@@ -4995,36 +4239,24 @@
         </w:rPr>
         <w:t xml:space="preserve">This passage might be a summary or quote from traditional teaching (see </w:t>
       </w:r>
-      <w:hyperlink r:id="rId113">
-        <w:r>
-          <w:rPr>
-            <w:lang w:val="en_US" w:bidi="en_US"/>
-          </w:rPr>
-          <w:rPr>
-            <w:color w:val="0000EE"/>
-            <w:u w:val="single"/>
-          </w:rPr>
-          <w:t>1 Timothy 1:15</w:t>
-        </w:r>
-      </w:hyperlink>
+      <w:r>
+        <w:rPr>
+          <w:lang w:val="en_US" w:bidi="en_US"/>
+        </w:rPr>
+        <w:t>1 Timothy 1:15</w:t>
+      </w:r>
       <w:r>
         <w:rPr>
           <w:lang w:val="en_US" w:bidi="en_US"/>
         </w:rPr>
         <w:t xml:space="preserve">; </w:t>
       </w:r>
-      <w:hyperlink r:id="rId114">
-        <w:r>
-          <w:rPr>
-            <w:lang w:val="en_US" w:bidi="en_US"/>
-          </w:rPr>
-          <w:rPr>
-            <w:color w:val="0000EE"/>
-            <w:u w:val="single"/>
-          </w:rPr>
-          <w:t>2:5–6</w:t>
-        </w:r>
-      </w:hyperlink>
+      <w:r>
+        <w:rPr>
+          <w:lang w:val="en_US" w:bidi="en_US"/>
+        </w:rPr>
+        <w:t>2:5–6</w:t>
+      </w:r>
       <w:r>
         <w:rPr>
           <w:lang w:val="en_US" w:bidi="en_US"/>
@@ -5090,36 +4322,24 @@
         </w:rPr>
         <w:t xml:space="preserve">: The contrast is between human actions that might be thought to deserve salvation and God’s grace (see </w:t>
       </w:r>
-      <w:hyperlink r:id="rId115">
-        <w:r>
-          <w:rPr>
-            <w:lang w:val="en_US" w:bidi="en_US"/>
-          </w:rPr>
-          <w:rPr>
-            <w:color w:val="0000EE"/>
-            <w:u w:val="single"/>
-          </w:rPr>
-          <w:t>Galatians 2:16</w:t>
-        </w:r>
-      </w:hyperlink>
+      <w:r>
+        <w:rPr>
+          <w:lang w:val="en_US" w:bidi="en_US"/>
+        </w:rPr>
+        <w:t>Galatians 2:16</w:t>
+      </w:r>
       <w:r>
         <w:rPr>
           <w:lang w:val="en_US" w:bidi="en_US"/>
         </w:rPr>
         <w:t>). Salvation is through faith in God’s mercy alone (</w:t>
       </w:r>
-      <w:hyperlink r:id="rId116">
-        <w:r>
-          <w:rPr>
-            <w:lang w:val="en_US" w:bidi="en_US"/>
-          </w:rPr>
-          <w:rPr>
-            <w:color w:val="0000EE"/>
-            <w:u w:val="single"/>
-          </w:rPr>
-          <w:t>Ephesians 2:8</w:t>
-        </w:r>
-      </w:hyperlink>
+      <w:r>
+        <w:rPr>
+          <w:lang w:val="en_US" w:bidi="en_US"/>
+        </w:rPr>
+        <w:t>Ephesians 2:8</w:t>
+      </w:r>
       <w:r>
         <w:rPr>
           <w:lang w:val="en_US" w:bidi="en_US"/>
@@ -5151,90 +4371,60 @@
         </w:rPr>
         <w:t xml:space="preserve">: See </w:t>
       </w:r>
-      <w:hyperlink r:id="rId117">
-        <w:r>
-          <w:rPr>
-            <w:lang w:val="en_US" w:bidi="en_US"/>
-          </w:rPr>
-          <w:rPr>
-            <w:color w:val="0000EE"/>
-            <w:u w:val="single"/>
-          </w:rPr>
-          <w:t>Ezekiel 16:9</w:t>
-        </w:r>
-      </w:hyperlink>
+      <w:r>
+        <w:rPr>
+          <w:lang w:val="en_US" w:bidi="en_US"/>
+        </w:rPr>
+        <w:t>Ezekiel 16:9</w:t>
+      </w:r>
       <w:r>
         <w:rPr>
           <w:lang w:val="en_US" w:bidi="en_US"/>
         </w:rPr>
         <w:t xml:space="preserve">; </w:t>
       </w:r>
-      <w:hyperlink r:id="rId118">
-        <w:r>
-          <w:rPr>
-            <w:lang w:val="en_US" w:bidi="en_US"/>
-          </w:rPr>
-          <w:rPr>
-            <w:color w:val="0000EE"/>
-            <w:u w:val="single"/>
-          </w:rPr>
-          <w:t>John 3:1–15</w:t>
-        </w:r>
-      </w:hyperlink>
+      <w:r>
+        <w:rPr>
+          <w:lang w:val="en_US" w:bidi="en_US"/>
+        </w:rPr>
+        <w:t>John 3:1–15</w:t>
+      </w:r>
       <w:r>
         <w:rPr>
           <w:lang w:val="en_US" w:bidi="en_US"/>
         </w:rPr>
         <w:t xml:space="preserve">; </w:t>
       </w:r>
-      <w:hyperlink r:id="rId119">
-        <w:r>
-          <w:rPr>
-            <w:lang w:val="en_US" w:bidi="en_US"/>
-          </w:rPr>
-          <w:rPr>
-            <w:color w:val="0000EE"/>
-            <w:u w:val="single"/>
-          </w:rPr>
-          <w:t>Ephesians 5:26</w:t>
-        </w:r>
-      </w:hyperlink>
+      <w:r>
+        <w:rPr>
+          <w:lang w:val="en_US" w:bidi="en_US"/>
+        </w:rPr>
+        <w:t>Ephesians 5:26</w:t>
+      </w:r>
       <w:r>
         <w:rPr>
           <w:lang w:val="en_US" w:bidi="en_US"/>
         </w:rPr>
         <w:t xml:space="preserve">; </w:t>
       </w:r>
-      <w:hyperlink r:id="rId120">
-        <w:r>
-          <w:rPr>
-            <w:lang w:val="en_US" w:bidi="en_US"/>
-          </w:rPr>
-          <w:rPr>
-            <w:color w:val="0000EE"/>
-            <w:u w:val="single"/>
-          </w:rPr>
-          <w:t>Hebrews 10:22</w:t>
-        </w:r>
-      </w:hyperlink>
+      <w:r>
+        <w:rPr>
+          <w:lang w:val="en_US" w:bidi="en_US"/>
+        </w:rPr>
+        <w:t>Hebrews 10:22</w:t>
+      </w:r>
       <w:r>
         <w:rPr>
           <w:lang w:val="en_US" w:bidi="en_US"/>
         </w:rPr>
         <w:t xml:space="preserve">; </w:t>
       </w:r>
-      <w:hyperlink r:id="rId121">
-        <w:r>
-          <w:rPr>
-            <w:lang w:val="en_US" w:bidi="en_US"/>
-          </w:rPr>
-          <w:rPr>
-            <w:color w:val="0000EE"/>
-            <w:u w:val="single"/>
-          </w:rPr>
-          <w:t>2 Peter 1:9</w:t>
-        </w:r>
-      </w:hyperlink>
+      <w:r>
+        <w:rPr>
+          <w:lang w:val="en_US" w:bidi="en_US"/>
+        </w:rPr>
+        <w:t>2 Peter 1:9</w:t>
+      </w:r>
       <w:r>
         <w:rPr>
           <w:lang w:val="en_US" w:bidi="en_US"/>
@@ -5266,54 +4456,36 @@
         </w:rPr>
         <w:t xml:space="preserve">: This demonstrates a complete departure from the life of sin and death and a transfer into the life of purity (see also </w:t>
       </w:r>
-      <w:hyperlink r:id="rId122">
-        <w:r>
-          <w:rPr>
-            <w:lang w:val="en_US" w:bidi="en_US"/>
-          </w:rPr>
-          <w:rPr>
-            <w:color w:val="0000EE"/>
-            <w:u w:val="single"/>
-          </w:rPr>
-          <w:t>Romans 12:2</w:t>
-        </w:r>
-      </w:hyperlink>
+      <w:r>
+        <w:rPr>
+          <w:lang w:val="en_US" w:bidi="en_US"/>
+        </w:rPr>
+        <w:t>Romans 12:2</w:t>
+      </w:r>
       <w:r>
         <w:rPr>
           <w:lang w:val="en_US" w:bidi="en_US"/>
         </w:rPr>
         <w:t xml:space="preserve">; </w:t>
       </w:r>
-      <w:hyperlink r:id="rId123">
-        <w:r>
-          <w:rPr>
-            <w:lang w:val="en_US" w:bidi="en_US"/>
-          </w:rPr>
-          <w:rPr>
-            <w:color w:val="0000EE"/>
-            <w:u w:val="single"/>
-          </w:rPr>
-          <w:t>2 Corinthians 5:17</w:t>
-        </w:r>
-      </w:hyperlink>
+      <w:r>
+        <w:rPr>
+          <w:lang w:val="en_US" w:bidi="en_US"/>
+        </w:rPr>
+        <w:t>2 Corinthians 5:17</w:t>
+      </w:r>
       <w:r>
         <w:rPr>
           <w:lang w:val="en_US" w:bidi="en_US"/>
         </w:rPr>
         <w:t xml:space="preserve">; </w:t>
       </w:r>
-      <w:hyperlink r:id="rId124">
-        <w:r>
-          <w:rPr>
-            <w:lang w:val="en_US" w:bidi="en_US"/>
-          </w:rPr>
-          <w:rPr>
-            <w:color w:val="0000EE"/>
-            <w:u w:val="single"/>
-          </w:rPr>
-          <w:t>Colossians 3:10</w:t>
-        </w:r>
-      </w:hyperlink>
+      <w:r>
+        <w:rPr>
+          <w:lang w:val="en_US" w:bidi="en_US"/>
+        </w:rPr>
+        <w:t>Colossians 3:10</w:t>
+      </w:r>
       <w:r>
         <w:rPr>
           <w:lang w:val="en_US" w:bidi="en_US"/>
@@ -5372,18 +4544,12 @@
         </w:rPr>
         <w:t xml:space="preserve">The first half of this verse summarizes </w:t>
       </w:r>
-      <w:hyperlink r:id="rId125">
-        <w:r>
-          <w:rPr>
-            <w:lang w:val="en_US" w:bidi="en_US"/>
-          </w:rPr>
-          <w:rPr>
-            <w:color w:val="0000EE"/>
-            <w:u w:val="single"/>
-          </w:rPr>
-          <w:t>3:4–6</w:t>
-        </w:r>
-      </w:hyperlink>
+      <w:r>
+        <w:rPr>
+          <w:lang w:val="en_US" w:bidi="en_US"/>
+        </w:rPr>
+        <w:t>3:4–6</w:t>
+      </w:r>
       <w:r>
         <w:rPr>
           <w:lang w:val="en_US" w:bidi="en_US"/>
@@ -5428,36 +4594,24 @@
         </w:rPr>
         <w:t xml:space="preserve">): See </w:t>
       </w:r>
-      <w:hyperlink r:id="rId126">
-        <w:r>
-          <w:rPr>
-            <w:lang w:val="en_US" w:bidi="en_US"/>
-          </w:rPr>
-          <w:rPr>
-            <w:color w:val="0000EE"/>
-            <w:u w:val="single"/>
-          </w:rPr>
-          <w:t>Romans 3:20–28</w:t>
-        </w:r>
-      </w:hyperlink>
+      <w:r>
+        <w:rPr>
+          <w:lang w:val="en_US" w:bidi="en_US"/>
+        </w:rPr>
+        <w:t>Romans 3:20–28</w:t>
+      </w:r>
       <w:r>
         <w:rPr>
           <w:lang w:val="en_US" w:bidi="en_US"/>
         </w:rPr>
         <w:t xml:space="preserve">; </w:t>
       </w:r>
-      <w:hyperlink r:id="rId127">
-        <w:r>
-          <w:rPr>
-            <w:lang w:val="en_US" w:bidi="en_US"/>
-          </w:rPr>
-          <w:rPr>
-            <w:color w:val="0000EE"/>
-            <w:u w:val="single"/>
-          </w:rPr>
-          <w:t>Galatians 2:16–17</w:t>
-        </w:r>
-      </w:hyperlink>
+      <w:r>
+        <w:rPr>
+          <w:lang w:val="en_US" w:bidi="en_US"/>
+        </w:rPr>
+        <w:t>Galatians 2:16–17</w:t>
+      </w:r>
       <w:r>
         <w:rPr>
           <w:lang w:val="en_US" w:bidi="en_US"/>
@@ -5489,90 +4643,60 @@
         </w:rPr>
         <w:t xml:space="preserve">: The Spirit, as mentioned in </w:t>
       </w:r>
-      <w:hyperlink r:id="rId21">
-        <w:r>
-          <w:rPr>
-            <w:lang w:val="en_US" w:bidi="en_US"/>
-          </w:rPr>
-          <w:rPr>
-            <w:color w:val="0000EE"/>
-            <w:u w:val="single"/>
-          </w:rPr>
-          <w:t>Titus 3:5</w:t>
-        </w:r>
-      </w:hyperlink>
+      <w:r>
+        <w:rPr>
+          <w:lang w:val="en_US" w:bidi="en_US"/>
+        </w:rPr>
+        <w:t>Titus 3:5</w:t>
+      </w:r>
       <w:r>
         <w:rPr>
           <w:lang w:val="en_US" w:bidi="en_US"/>
         </w:rPr>
         <w:t xml:space="preserve">, is often connected to our status as heirs (see </w:t>
       </w:r>
-      <w:hyperlink r:id="rId128">
-        <w:r>
-          <w:rPr>
-            <w:lang w:val="en_US" w:bidi="en_US"/>
-          </w:rPr>
-          <w:rPr>
-            <w:color w:val="0000EE"/>
-            <w:u w:val="single"/>
-          </w:rPr>
-          <w:t>Romans 8:15–17</w:t>
-        </w:r>
-      </w:hyperlink>
+      <w:r>
+        <w:rPr>
+          <w:lang w:val="en_US" w:bidi="en_US"/>
+        </w:rPr>
+        <w:t>Romans 8:15–17</w:t>
+      </w:r>
       <w:r>
         <w:rPr>
           <w:lang w:val="en_US" w:bidi="en_US"/>
         </w:rPr>
         <w:t xml:space="preserve">; </w:t>
       </w:r>
-      <w:hyperlink r:id="rId129">
-        <w:r>
-          <w:rPr>
-            <w:lang w:val="en_US" w:bidi="en_US"/>
-          </w:rPr>
-          <w:rPr>
-            <w:color w:val="0000EE"/>
-            <w:u w:val="single"/>
-          </w:rPr>
-          <w:t>1 Corinthians 6:9–11</w:t>
-        </w:r>
-      </w:hyperlink>
+      <w:r>
+        <w:rPr>
+          <w:lang w:val="en_US" w:bidi="en_US"/>
+        </w:rPr>
+        <w:t>1 Corinthians 6:9–11</w:t>
+      </w:r>
       <w:r>
         <w:rPr>
           <w:lang w:val="en_US" w:bidi="en_US"/>
         </w:rPr>
         <w:t xml:space="preserve">; </w:t>
       </w:r>
-      <w:hyperlink r:id="rId130">
-        <w:r>
-          <w:rPr>
-            <w:lang w:val="en_US" w:bidi="en_US"/>
-          </w:rPr>
-          <w:rPr>
-            <w:color w:val="0000EE"/>
-            <w:u w:val="single"/>
-          </w:rPr>
-          <w:t>Gal 4:6–7</w:t>
-        </w:r>
-      </w:hyperlink>
+      <w:r>
+        <w:rPr>
+          <w:lang w:val="en_US" w:bidi="en_US"/>
+        </w:rPr>
+        <w:t>Gal 4:6–7</w:t>
+      </w:r>
       <w:r>
         <w:rPr>
           <w:lang w:val="en_US" w:bidi="en_US"/>
         </w:rPr>
         <w:t xml:space="preserve">; </w:t>
       </w:r>
-      <w:hyperlink r:id="rId131">
-        <w:r>
-          <w:rPr>
-            <w:lang w:val="en_US" w:bidi="en_US"/>
-          </w:rPr>
-          <w:rPr>
-            <w:color w:val="0000EE"/>
-            <w:u w:val="single"/>
-          </w:rPr>
-          <w:t>Ephesians 1:13–14</w:t>
-        </w:r>
-      </w:hyperlink>
+      <w:r>
+        <w:rPr>
+          <w:lang w:val="en_US" w:bidi="en_US"/>
+        </w:rPr>
+        <w:t>Ephesians 1:13–14</w:t>
+      </w:r>
       <w:r>
         <w:rPr>
           <w:lang w:val="en_US" w:bidi="en_US"/>
@@ -5627,36 +4751,24 @@
         </w:rPr>
         <w:t xml:space="preserve">The trustworthy saying is </w:t>
       </w:r>
-      <w:hyperlink r:id="rId132">
-        <w:r>
-          <w:rPr>
-            <w:lang w:val="en_US" w:bidi="en_US"/>
-          </w:rPr>
-          <w:rPr>
-            <w:color w:val="0000EE"/>
-            <w:u w:val="single"/>
-          </w:rPr>
-          <w:t>3:4–7</w:t>
-        </w:r>
-      </w:hyperlink>
+      <w:r>
+        <w:rPr>
+          <w:lang w:val="en_US" w:bidi="en_US"/>
+        </w:rPr>
+        <w:t>3:4–7</w:t>
+      </w:r>
       <w:r>
         <w:rPr>
           <w:lang w:val="en_US" w:bidi="en_US"/>
         </w:rPr>
         <w:t xml:space="preserve"> (compare </w:t>
       </w:r>
-      <w:hyperlink r:id="rId113">
-        <w:r>
-          <w:rPr>
-            <w:lang w:val="en_US" w:bidi="en_US"/>
-          </w:rPr>
-          <w:rPr>
-            <w:color w:val="0000EE"/>
-            <w:u w:val="single"/>
-          </w:rPr>
-          <w:t>1 Timothy 1:15</w:t>
-        </w:r>
-      </w:hyperlink>
+      <w:r>
+        <w:rPr>
+          <w:lang w:val="en_US" w:bidi="en_US"/>
+        </w:rPr>
+        <w:t>1 Timothy 1:15</w:t>
+      </w:r>
       <w:r>
         <w:rPr>
           <w:lang w:val="en_US" w:bidi="en_US"/>
@@ -5718,36 +4830,24 @@
         </w:rPr>
         <w:t xml:space="preserve">: This refers to quarrelsome people who are difficult to correct or change (see </w:t>
       </w:r>
-      <w:hyperlink r:id="rId36">
-        <w:r>
-          <w:rPr>
-            <w:lang w:val="en_US" w:bidi="en_US"/>
-          </w:rPr>
-          <w:rPr>
-            <w:color w:val="0000EE"/>
-            <w:u w:val="single"/>
-          </w:rPr>
-          <w:t>1:11</w:t>
-        </w:r>
-      </w:hyperlink>
+      <w:r>
+        <w:rPr>
+          <w:lang w:val="en_US" w:bidi="en_US"/>
+        </w:rPr>
+        <w:t>1:11</w:t>
+      </w:r>
       <w:r>
         <w:rPr>
           <w:lang w:val="en_US" w:bidi="en_US"/>
         </w:rPr>
         <w:t xml:space="preserve">, </w:t>
       </w:r>
-      <w:hyperlink r:id="rId46">
-        <w:r>
-          <w:rPr>
-            <w:lang w:val="en_US" w:bidi="en_US"/>
-          </w:rPr>
-          <w:rPr>
-            <w:color w:val="0000EE"/>
-            <w:u w:val="single"/>
-          </w:rPr>
-          <w:t>13</w:t>
-        </w:r>
-      </w:hyperlink>
+      <w:r>
+        <w:rPr>
+          <w:lang w:val="en_US" w:bidi="en_US"/>
+        </w:rPr>
+        <w:t>13</w:t>
+      </w:r>
       <w:r>
         <w:rPr>
           <w:lang w:val="en_US" w:bidi="en_US"/>
@@ -5806,18 +4906,12 @@
         </w:rPr>
         <w:t xml:space="preserve">Evidently Artemas or Tychicus would be Titus’s replacement on Crete. Since Tychicus was in fact sent to Ephesus (see </w:t>
       </w:r>
-      <w:hyperlink r:id="rId133">
-        <w:r>
-          <w:rPr>
-            <w:lang w:val="en_US" w:bidi="en_US"/>
-          </w:rPr>
-          <w:rPr>
-            <w:color w:val="0000EE"/>
-            <w:u w:val="single"/>
-          </w:rPr>
-          <w:t>2 Timothy 4:12</w:t>
-        </w:r>
-      </w:hyperlink>
+      <w:r>
+        <w:rPr>
+          <w:lang w:val="en_US" w:bidi="en_US"/>
+        </w:rPr>
+        <w:t>2 Timothy 4:12</w:t>
+      </w:r>
       <w:r>
         <w:rPr>
           <w:lang w:val="en_US" w:bidi="en_US"/>
@@ -5849,18 +4943,12 @@
         </w:rPr>
         <w:t xml:space="preserve">: Several cities had this name. This was most likely a major city on the western coast of the Greek peninsula (a piece of land surrounded mostly by water but connected to the mainland on one side). It is possible Paul had worked here before (see </w:t>
       </w:r>
-      <w:hyperlink r:id="rId134">
-        <w:r>
-          <w:rPr>
-            <w:lang w:val="en_US" w:bidi="en_US"/>
-          </w:rPr>
-          <w:rPr>
-            <w:color w:val="0000EE"/>
-            <w:u w:val="single"/>
-          </w:rPr>
-          <w:t>Romans 15:19</w:t>
-        </w:r>
-      </w:hyperlink>
+      <w:r>
+        <w:rPr>
+          <w:lang w:val="en_US" w:bidi="en_US"/>
+        </w:rPr>
+        <w:t>Romans 15:19</w:t>
+      </w:r>
       <w:r>
         <w:rPr>
           <w:lang w:val="en_US" w:bidi="en_US"/>
@@ -5915,54 +5003,36 @@
         </w:rPr>
         <w:t xml:space="preserve">The letter ends with news in </w:t>
       </w:r>
-      <w:hyperlink r:id="rId135">
-        <w:r>
-          <w:rPr>
-            <w:lang w:val="en_US" w:bidi="en_US"/>
-          </w:rPr>
-          <w:rPr>
-            <w:color w:val="0000EE"/>
-            <w:u w:val="single"/>
-          </w:rPr>
-          <w:t>3:12</w:t>
-        </w:r>
-      </w:hyperlink>
+      <w:r>
+        <w:rPr>
+          <w:lang w:val="en_US" w:bidi="en_US"/>
+        </w:rPr>
+        <w:t>3:12</w:t>
+      </w:r>
       <w:r>
         <w:rPr>
           <w:lang w:val="en_US" w:bidi="en_US"/>
         </w:rPr>
         <w:t xml:space="preserve">, a final exhortation (or encouragement) in </w:t>
       </w:r>
-      <w:hyperlink r:id="rId136">
-        <w:r>
-          <w:rPr>
-            <w:lang w:val="en_US" w:bidi="en_US"/>
-          </w:rPr>
-          <w:rPr>
-            <w:color w:val="0000EE"/>
-            <w:u w:val="single"/>
-          </w:rPr>
-          <w:t>3:13–14</w:t>
-        </w:r>
-      </w:hyperlink>
+      <w:r>
+        <w:rPr>
+          <w:lang w:val="en_US" w:bidi="en_US"/>
+        </w:rPr>
+        <w:t>3:13–14</w:t>
+      </w:r>
       <w:r>
         <w:rPr>
           <w:lang w:val="en_US" w:bidi="en_US"/>
         </w:rPr>
         <w:t xml:space="preserve">, greetings, and a blessing in </w:t>
       </w:r>
-      <w:hyperlink r:id="rId137">
-        <w:r>
-          <w:rPr>
-            <w:lang w:val="en_US" w:bidi="en_US"/>
-          </w:rPr>
-          <w:rPr>
-            <w:color w:val="0000EE"/>
-            <w:u w:val="single"/>
-          </w:rPr>
-          <w:t>3:15</w:t>
-        </w:r>
-      </w:hyperlink>
+      <w:r>
+        <w:rPr>
+          <w:lang w:val="en_US" w:bidi="en_US"/>
+        </w:rPr>
+        <w:t>3:15</w:t>
+      </w:r>
       <w:r>
         <w:rPr>
           <w:lang w:val="en_US" w:bidi="en_US"/>
@@ -6039,36 +5109,24 @@
         </w:rPr>
         <w:t xml:space="preserve">Zenas was probably an expert in Roman law or a Roman jurist (the same word for lawyer is in </w:t>
       </w:r>
-      <w:hyperlink r:id="rId138">
-        <w:r>
-          <w:rPr>
-            <w:lang w:val="en_US" w:bidi="en_US"/>
-          </w:rPr>
-          <w:rPr>
-            <w:color w:val="0000EE"/>
-            <w:u w:val="single"/>
-          </w:rPr>
-          <w:t>Luke 7:30</w:t>
-        </w:r>
-      </w:hyperlink>
+      <w:r>
+        <w:rPr>
+          <w:lang w:val="en_US" w:bidi="en_US"/>
+        </w:rPr>
+        <w:t>Luke 7:30</w:t>
+      </w:r>
       <w:r>
         <w:rPr>
           <w:lang w:val="en_US" w:bidi="en_US"/>
         </w:rPr>
         <w:t xml:space="preserve">; </w:t>
       </w:r>
-      <w:hyperlink r:id="rId139">
-        <w:r>
-          <w:rPr>
-            <w:lang w:val="en_US" w:bidi="en_US"/>
-          </w:rPr>
-          <w:rPr>
-            <w:color w:val="0000EE"/>
-            <w:u w:val="single"/>
-          </w:rPr>
-          <w:t>10:25</w:t>
-        </w:r>
-      </w:hyperlink>
+      <w:r>
+        <w:rPr>
+          <w:lang w:val="en_US" w:bidi="en_US"/>
+        </w:rPr>
+        <w:t>10:25</w:t>
+      </w:r>
       <w:r>
         <w:rPr>
           <w:lang w:val="en_US" w:bidi="en_US"/>
@@ -6093,126 +5151,84 @@
         </w:rPr>
         <w:t xml:space="preserve">Apollos is presumably the same man as in </w:t>
       </w:r>
-      <w:hyperlink r:id="rId140">
-        <w:r>
-          <w:rPr>
-            <w:lang w:val="en_US" w:bidi="en_US"/>
-          </w:rPr>
-          <w:rPr>
-            <w:color w:val="0000EE"/>
-            <w:u w:val="single"/>
-          </w:rPr>
-          <w:t>Acts 18:24</w:t>
-        </w:r>
-      </w:hyperlink>
+      <w:r>
+        <w:rPr>
+          <w:lang w:val="en_US" w:bidi="en_US"/>
+        </w:rPr>
+        <w:t>Acts 18:24</w:t>
+      </w:r>
       <w:r>
         <w:rPr>
           <w:lang w:val="en_US" w:bidi="en_US"/>
         </w:rPr>
         <w:t xml:space="preserve">; </w:t>
       </w:r>
-      <w:hyperlink r:id="rId141">
-        <w:r>
-          <w:rPr>
-            <w:lang w:val="en_US" w:bidi="en_US"/>
-          </w:rPr>
-          <w:rPr>
-            <w:color w:val="0000EE"/>
-            <w:u w:val="single"/>
-          </w:rPr>
-          <w:t>19:1</w:t>
-        </w:r>
-      </w:hyperlink>
+      <w:r>
+        <w:rPr>
+          <w:lang w:val="en_US" w:bidi="en_US"/>
+        </w:rPr>
+        <w:t>19:1</w:t>
+      </w:r>
       <w:r>
         <w:rPr>
           <w:lang w:val="en_US" w:bidi="en_US"/>
         </w:rPr>
         <w:t xml:space="preserve">; </w:t>
       </w:r>
-      <w:hyperlink r:id="rId142">
-        <w:r>
-          <w:rPr>
-            <w:lang w:val="en_US" w:bidi="en_US"/>
-          </w:rPr>
-          <w:rPr>
-            <w:color w:val="0000EE"/>
-            <w:u w:val="single"/>
-          </w:rPr>
-          <w:t>1 Corinthians 1:12</w:t>
-        </w:r>
-      </w:hyperlink>
+      <w:r>
+        <w:rPr>
+          <w:lang w:val="en_US" w:bidi="en_US"/>
+        </w:rPr>
+        <w:t>1 Corinthians 1:12</w:t>
+      </w:r>
       <w:r>
         <w:rPr>
           <w:lang w:val="en_US" w:bidi="en_US"/>
         </w:rPr>
         <w:t xml:space="preserve">; </w:t>
       </w:r>
-      <w:hyperlink r:id="rId143">
-        <w:r>
-          <w:rPr>
-            <w:lang w:val="en_US" w:bidi="en_US"/>
-          </w:rPr>
-          <w:rPr>
-            <w:color w:val="0000EE"/>
-            <w:u w:val="single"/>
-          </w:rPr>
-          <w:t>3:4–6</w:t>
-        </w:r>
-      </w:hyperlink>
+      <w:r>
+        <w:rPr>
+          <w:lang w:val="en_US" w:bidi="en_US"/>
+        </w:rPr>
+        <w:t>3:4–6</w:t>
+      </w:r>
       <w:r>
         <w:rPr>
           <w:lang w:val="en_US" w:bidi="en_US"/>
         </w:rPr>
         <w:t xml:space="preserve">, </w:t>
       </w:r>
-      <w:hyperlink r:id="rId144">
-        <w:r>
-          <w:rPr>
-            <w:lang w:val="en_US" w:bidi="en_US"/>
-          </w:rPr>
-          <w:rPr>
-            <w:color w:val="0000EE"/>
-            <w:u w:val="single"/>
-          </w:rPr>
-          <w:t>22</w:t>
-        </w:r>
-      </w:hyperlink>
+      <w:r>
+        <w:rPr>
+          <w:lang w:val="en_US" w:bidi="en_US"/>
+        </w:rPr>
+        <w:t>22</w:t>
+      </w:r>
       <w:r>
         <w:rPr>
           <w:lang w:val="en_US" w:bidi="en_US"/>
         </w:rPr>
         <w:t xml:space="preserve">; </w:t>
       </w:r>
-      <w:hyperlink r:id="rId145">
-        <w:r>
-          <w:rPr>
-            <w:lang w:val="en_US" w:bidi="en_US"/>
-          </w:rPr>
-          <w:rPr>
-            <w:color w:val="0000EE"/>
-            <w:u w:val="single"/>
-          </w:rPr>
-          <w:t>4:6</w:t>
-        </w:r>
-      </w:hyperlink>
+      <w:r>
+        <w:rPr>
+          <w:lang w:val="en_US" w:bidi="en_US"/>
+        </w:rPr>
+        <w:t>4:6</w:t>
+      </w:r>
       <w:r>
         <w:rPr>
           <w:lang w:val="en_US" w:bidi="en_US"/>
         </w:rPr>
         <w:t xml:space="preserve">; </w:t>
       </w:r>
-      <w:hyperlink r:id="rId146">
-        <w:r>
-          <w:rPr>
-            <w:lang w:val="en_US" w:bidi="en_US"/>
-          </w:rPr>
-          <w:rPr>
-            <w:color w:val="0000EE"/>
-            <w:u w:val="single"/>
-          </w:rPr>
-          <w:t>16:12</w:t>
-        </w:r>
-      </w:hyperlink>
+      <w:r>
+        <w:rPr>
+          <w:lang w:val="en_US" w:bidi="en_US"/>
+        </w:rPr>
+        <w:t>16:12</w:t>
+      </w:r>
       <w:r>
         <w:rPr>
           <w:lang w:val="en_US" w:bidi="en_US"/>
@@ -6244,108 +5260,72 @@
         </w:rPr>
         <w:t xml:space="preserve">: See </w:t>
       </w:r>
-      <w:hyperlink r:id="rId147">
-        <w:r>
-          <w:rPr>
-            <w:lang w:val="en_US" w:bidi="en_US"/>
-          </w:rPr>
-          <w:rPr>
-            <w:color w:val="0000EE"/>
-            <w:u w:val="single"/>
-          </w:rPr>
-          <w:t>1 Timothy 3:2</w:t>
-        </w:r>
-      </w:hyperlink>
+      <w:r>
+        <w:rPr>
+          <w:lang w:val="en_US" w:bidi="en_US"/>
+        </w:rPr>
+        <w:t>1 Timothy 3:2</w:t>
+      </w:r>
       <w:r>
         <w:rPr>
           <w:lang w:val="en_US" w:bidi="en_US"/>
         </w:rPr>
         <w:t xml:space="preserve">; </w:t>
       </w:r>
-      <w:hyperlink r:id="rId148">
-        <w:r>
-          <w:rPr>
-            <w:lang w:val="en_US" w:bidi="en_US"/>
-          </w:rPr>
-          <w:rPr>
-            <w:color w:val="0000EE"/>
-            <w:u w:val="single"/>
-          </w:rPr>
-          <w:t>3 John 1:5–8</w:t>
-        </w:r>
-      </w:hyperlink>
+      <w:r>
+        <w:rPr>
+          <w:lang w:val="en_US" w:bidi="en_US"/>
+        </w:rPr>
+        <w:t>3 John 1:5–8</w:t>
+      </w:r>
       <w:r>
         <w:rPr>
           <w:lang w:val="en_US" w:bidi="en_US"/>
         </w:rPr>
         <w:t xml:space="preserve">; compare </w:t>
       </w:r>
-      <w:hyperlink r:id="rId149">
-        <w:r>
-          <w:rPr>
-            <w:lang w:val="en_US" w:bidi="en_US"/>
-          </w:rPr>
-          <w:rPr>
-            <w:color w:val="0000EE"/>
-            <w:u w:val="single"/>
-          </w:rPr>
-          <w:t>Romans 15:24</w:t>
-        </w:r>
-      </w:hyperlink>
+      <w:r>
+        <w:rPr>
+          <w:lang w:val="en_US" w:bidi="en_US"/>
+        </w:rPr>
+        <w:t>Romans 15:24</w:t>
+      </w:r>
       <w:r>
         <w:rPr>
           <w:lang w:val="en_US" w:bidi="en_US"/>
         </w:rPr>
         <w:t xml:space="preserve">; </w:t>
       </w:r>
-      <w:hyperlink r:id="rId150">
-        <w:r>
-          <w:rPr>
-            <w:lang w:val="en_US" w:bidi="en_US"/>
-          </w:rPr>
-          <w:rPr>
-            <w:color w:val="0000EE"/>
-            <w:u w:val="single"/>
-          </w:rPr>
-          <w:t>1 Corinthians 16:6</w:t>
-        </w:r>
-      </w:hyperlink>
+      <w:r>
+        <w:rPr>
+          <w:lang w:val="en_US" w:bidi="en_US"/>
+        </w:rPr>
+        <w:t>1 Corinthians 16:6</w:t>
+      </w:r>
       <w:r>
         <w:rPr>
           <w:lang w:val="en_US" w:bidi="en_US"/>
         </w:rPr>
         <w:t xml:space="preserve">, </w:t>
       </w:r>
-      <w:hyperlink r:id="rId151">
-        <w:r>
-          <w:rPr>
-            <w:lang w:val="en_US" w:bidi="en_US"/>
-          </w:rPr>
-          <w:rPr>
-            <w:color w:val="0000EE"/>
-            <w:u w:val="single"/>
-          </w:rPr>
-          <w:t>11</w:t>
-        </w:r>
-      </w:hyperlink>
+      <w:r>
+        <w:rPr>
+          <w:lang w:val="en_US" w:bidi="en_US"/>
+        </w:rPr>
+        <w:t>11</w:t>
+      </w:r>
       <w:r>
         <w:rPr>
           <w:lang w:val="en_US" w:bidi="en_US"/>
         </w:rPr>
         <w:t xml:space="preserve">; </w:t>
       </w:r>
-      <w:hyperlink r:id="rId152">
-        <w:r>
-          <w:rPr>
-            <w:lang w:val="en_US" w:bidi="en_US"/>
-          </w:rPr>
-          <w:rPr>
-            <w:color w:val="0000EE"/>
-            <w:u w:val="single"/>
-          </w:rPr>
-          <w:t>2 Corinthians 1:16</w:t>
-        </w:r>
-      </w:hyperlink>
+      <w:r>
+        <w:rPr>
+          <w:lang w:val="en_US" w:bidi="en_US"/>
+        </w:rPr>
+        <w:t>2 Corinthians 1:16</w:t>
+      </w:r>
       <w:r>
         <w:rPr>
           <w:lang w:val="en_US" w:bidi="en_US"/>
@@ -6404,108 +5384,72 @@
         </w:rPr>
         <w:t xml:space="preserve">This final exhortation is connected to the responsibility to take care of Zenas and Apollos (see </w:t>
       </w:r>
-      <w:hyperlink r:id="rId153">
-        <w:r>
-          <w:rPr>
-            <w:lang w:val="en_US" w:bidi="en_US"/>
-          </w:rPr>
-          <w:rPr>
-            <w:color w:val="0000EE"/>
-            <w:u w:val="single"/>
-          </w:rPr>
-          <w:t>Romans 12:13</w:t>
-        </w:r>
-      </w:hyperlink>
+      <w:r>
+        <w:rPr>
+          <w:lang w:val="en_US" w:bidi="en_US"/>
+        </w:rPr>
+        <w:t>Romans 12:13</w:t>
+      </w:r>
       <w:r>
         <w:rPr>
           <w:lang w:val="en_US" w:bidi="en_US"/>
         </w:rPr>
         <w:t xml:space="preserve">; </w:t>
       </w:r>
-      <w:hyperlink r:id="rId154">
-        <w:r>
-          <w:rPr>
-            <w:lang w:val="en_US" w:bidi="en_US"/>
-          </w:rPr>
-          <w:rPr>
-            <w:color w:val="0000EE"/>
-            <w:u w:val="single"/>
-          </w:rPr>
-          <w:t>Ephesians 4:28</w:t>
-        </w:r>
-      </w:hyperlink>
+      <w:r>
+        <w:rPr>
+          <w:lang w:val="en_US" w:bidi="en_US"/>
+        </w:rPr>
+        <w:t>Ephesians 4:28</w:t>
+      </w:r>
       <w:r>
         <w:rPr>
           <w:lang w:val="en_US" w:bidi="en_US"/>
         </w:rPr>
         <w:t xml:space="preserve">; </w:t>
       </w:r>
-      <w:hyperlink r:id="rId155">
-        <w:r>
-          <w:rPr>
-            <w:lang w:val="en_US" w:bidi="en_US"/>
-          </w:rPr>
-          <w:rPr>
-            <w:color w:val="0000EE"/>
-            <w:u w:val="single"/>
-          </w:rPr>
-          <w:t>1 Thessalonians 4:11</w:t>
-        </w:r>
-      </w:hyperlink>
+      <w:r>
+        <w:rPr>
+          <w:lang w:val="en_US" w:bidi="en_US"/>
+        </w:rPr>
+        <w:t>1 Thessalonians 4:11</w:t>
+      </w:r>
       <w:r>
         <w:rPr>
           <w:lang w:val="en_US" w:bidi="en_US"/>
         </w:rPr>
         <w:t xml:space="preserve">; </w:t>
       </w:r>
-      <w:hyperlink r:id="rId156">
-        <w:r>
-          <w:rPr>
-            <w:lang w:val="en_US" w:bidi="en_US"/>
-          </w:rPr>
-          <w:rPr>
-            <w:color w:val="0000EE"/>
-            <w:u w:val="single"/>
-          </w:rPr>
-          <w:t>1 Timothy 5:8</w:t>
-        </w:r>
-      </w:hyperlink>
+      <w:r>
+        <w:rPr>
+          <w:lang w:val="en_US" w:bidi="en_US"/>
+        </w:rPr>
+        <w:t>1 Timothy 5:8</w:t>
+      </w:r>
       <w:r>
         <w:rPr>
           <w:lang w:val="en_US" w:bidi="en_US"/>
         </w:rPr>
         <w:t xml:space="preserve">, </w:t>
       </w:r>
-      <w:hyperlink r:id="rId157">
-        <w:r>
-          <w:rPr>
-            <w:lang w:val="en_US" w:bidi="en_US"/>
-          </w:rPr>
-          <w:rPr>
-            <w:color w:val="0000EE"/>
-            <w:u w:val="single"/>
-          </w:rPr>
-          <w:t>16</w:t>
-        </w:r>
-      </w:hyperlink>
+      <w:r>
+        <w:rPr>
+          <w:lang w:val="en_US" w:bidi="en_US"/>
+        </w:rPr>
+        <w:t>16</w:t>
+      </w:r>
       <w:r>
         <w:rPr>
           <w:lang w:val="en_US" w:bidi="en_US"/>
         </w:rPr>
         <w:t xml:space="preserve">; </w:t>
       </w:r>
-      <w:hyperlink r:id="rId158">
-        <w:r>
-          <w:rPr>
-            <w:lang w:val="en_US" w:bidi="en_US"/>
-          </w:rPr>
-          <w:rPr>
-            <w:color w:val="0000EE"/>
-            <w:u w:val="single"/>
-          </w:rPr>
-          <w:t>6:18</w:t>
-        </w:r>
-      </w:hyperlink>
+      <w:r>
+        <w:rPr>
+          <w:lang w:val="en_US" w:bidi="en_US"/>
+        </w:rPr>
+        <w:t>6:18</w:t>
+      </w:r>
       <w:r>
         <w:rPr>
           <w:lang w:val="en_US" w:bidi="en_US"/>
@@ -6585,18 +5529,12 @@
         </w:rPr>
         <w:t xml:space="preserve">: The letter was addressed to Titus in </w:t>
       </w:r>
-      <w:hyperlink r:id="rId24">
-        <w:r>
-          <w:rPr>
-            <w:lang w:val="en_US" w:bidi="en_US"/>
-          </w:rPr>
-          <w:rPr>
-            <w:color w:val="0000EE"/>
-            <w:u w:val="single"/>
-          </w:rPr>
-          <w:t>1:4</w:t>
-        </w:r>
-      </w:hyperlink>
+      <w:r>
+        <w:rPr>
+          <w:lang w:val="en_US" w:bidi="en_US"/>
+        </w:rPr>
+        <w:t>1:4</w:t>
+      </w:r>
       <w:r>
         <w:rPr>
           <w:lang w:val="en_US" w:bidi="en_US"/>
